--- a/GsdAutomatico/pdf/MODELO_RECONSIDERACAO.docx
+++ b/GsdAutomatico/pdf/MODELO_RECONSIDERACAO.docx
@@ -38,10 +38,20 @@
           <w:lang w:val="pt-BR" w:eastAsia="pt-BR" w:bidi="ar-SA"/>
         </w:rPr>
       </w:r>
+      <w:r>
+        <w:rPr>
+          <w:rFonts w:asciiTheme="minorHAnsi" w:hAnsiTheme="minorHAnsi" w:cstheme="minorBidi"/>
+          <w:b/>
+          <w:bCs/>
+          <w:color w:val="ff0000"/>
+          <w:sz w:val="24"/>
+          <w:lang w:val="pt-BR" w:eastAsia="pt-BR" w:bidi="ar-SA"/>
+        </w:rPr>
+      </w:r>
     </w:p>
     <w:p>
       <w:pPr>
-        <w:pStyle w:val="761"/>
+        <w:pStyle w:val="942"/>
         <w:pBdr/>
         <w:spacing/>
         <w:ind/>
@@ -68,10 +78,17 @@
           <w:szCs w:val="28"/>
         </w:rPr>
       </w:r>
+      <w:r>
+        <w:rPr>
+          <w:rFonts w:eastAsia="DejaVu Sans" w:cs="DejaVu Sans"/>
+          <w:sz w:val="28"/>
+          <w:szCs w:val="28"/>
+        </w:rPr>
+      </w:r>
     </w:p>
     <w:p>
       <w:pPr>
-        <w:pStyle w:val="761"/>
+        <w:pStyle w:val="942"/>
         <w:pBdr/>
         <w:spacing/>
         <w:ind/>
@@ -101,10 +118,18 @@
           <w:szCs w:val="24"/>
         </w:rPr>
       </w:r>
+      <w:r>
+        <w:rPr>
+          <w:b/>
+          <w:bCs/>
+          <w:sz w:val="24"/>
+          <w:szCs w:val="24"/>
+        </w:rPr>
+      </w:r>
     </w:p>
     <w:p>
       <w:pPr>
-        <w:pStyle w:val="761"/>
+        <w:pStyle w:val="942"/>
         <w:pBdr/>
         <w:spacing/>
         <w:ind/>
@@ -130,10 +155,16 @@
           <w:bCs/>
         </w:rPr>
       </w:r>
+      <w:r>
+        <w:rPr>
+          <w:b/>
+          <w:bCs/>
+        </w:rPr>
+      </w:r>
     </w:p>
     <w:p>
       <w:pPr>
-        <w:pStyle w:val="761"/>
+        <w:pStyle w:val="942"/>
         <w:pBdr/>
         <w:spacing/>
         <w:ind/>
@@ -165,10 +196,19 @@
           <w:szCs w:val="18"/>
         </w:rPr>
       </w:r>
+      <w:r>
+        <w:rPr>
+          <w:b/>
+          <w:bCs/>
+          <w:color w:val="ff0000"/>
+          <w:sz w:val="18"/>
+          <w:szCs w:val="18"/>
+        </w:rPr>
+      </w:r>
     </w:p>
     <w:p>
       <w:pPr>
-        <w:pStyle w:val="760"/>
+        <w:pStyle w:val="941"/>
         <w:pBdr/>
         <w:spacing/>
         <w:ind/>
@@ -180,6 +220,14 @@
           <w:u w:val="single"/>
         </w:rPr>
       </w:pPr>
+      <w:r>
+        <w:rPr>
+          <w:rFonts w:cs="Times New Roman"/>
+          <w:bCs/>
+          <w:color w:val="ff0000"/>
+          <w:u w:val="single"/>
+        </w:rPr>
+      </w:r>
       <w:r>
         <w:rPr>
           <w:rFonts w:cs="Times New Roman"/>
@@ -199,7 +247,7 @@
     </w:p>
     <w:p>
       <w:pPr>
-        <w:pStyle w:val="760"/>
+        <w:pStyle w:val="941"/>
         <w:pBdr/>
         <w:spacing/>
         <w:ind w:right="-286" w:hanging="142" w:left="-284"/>
@@ -210,6 +258,13 @@
           <w:u w:val="single"/>
         </w:rPr>
       </w:pPr>
+      <w:r>
+        <w:rPr>
+          <w:rFonts w:cs="Times New Roman"/>
+          <w:bCs/>
+          <w:u w:val="single"/>
+        </w:rPr>
+      </w:r>
       <w:r>
         <w:rPr>
           <w:rFonts w:cs="Times New Roman"/>
@@ -227,7 +282,7 @@
     </w:p>
     <w:p>
       <w:pPr>
-        <w:pStyle w:val="760"/>
+        <w:pStyle w:val="941"/>
         <w:pBdr/>
         <w:spacing/>
         <w:ind/>
@@ -253,10 +308,17 @@
           <w:bCs/>
         </w:rPr>
       </w:r>
+      <w:r>
+        <w:rPr>
+          <w:rFonts w:cs="Times New Roman"/>
+          <w:b/>
+          <w:bCs/>
+        </w:rPr>
+      </w:r>
     </w:p>
     <w:p>
       <w:pPr>
-        <w:pStyle w:val="760"/>
+        <w:pStyle w:val="941"/>
         <w:pBdr/>
         <w:spacing/>
         <w:ind/>
@@ -267,6 +329,13 @@
           <w:bCs/>
         </w:rPr>
       </w:pPr>
+      <w:r>
+        <w:rPr>
+          <w:rFonts w:cs="Times New Roman"/>
+          <w:b/>
+          <w:bCs/>
+        </w:rPr>
+      </w:r>
       <w:r>
         <w:rPr>
           <w:rFonts w:cs="Times New Roman"/>
@@ -395,10 +464,16 @@
           <w:szCs w:val="20"/>
         </w:rPr>
       </w:r>
+      <w:r>
+        <w:rPr>
+          <w:sz w:val="20"/>
+          <w:szCs w:val="20"/>
+        </w:rPr>
+      </w:r>
     </w:p>
     <w:p>
       <w:pPr>
-        <w:pStyle w:val="760"/>
+        <w:pStyle w:val="941"/>
         <w:pBdr/>
         <w:spacing/>
         <w:ind w:left="142"/>
@@ -409,6 +484,14 @@
           <w:color w:val="ff0000"/>
         </w:rPr>
       </w:pPr>
+      <w:r>
+        <w:rPr>
+          <w:rFonts w:cs="Times New Roman"/>
+          <w:b/>
+          <w:bCs/>
+          <w:color w:val="ff0000"/>
+        </w:rPr>
+      </w:r>
       <w:r>
         <w:rPr>
           <w:rFonts w:cs="Times New Roman"/>
@@ -428,7 +511,7 @@
     </w:p>
     <w:p>
       <w:pPr>
-        <w:pStyle w:val="760"/>
+        <w:pStyle w:val="941"/>
         <w:pBdr/>
         <w:spacing/>
         <w:ind/>
@@ -436,6 +519,11 @@
           <w:rFonts w:cs="Times New Roman"/>
         </w:rPr>
       </w:pPr>
+      <w:r>
+        <w:rPr>
+          <w:rFonts w:cs="Times New Roman"/>
+        </w:rPr>
+      </w:r>
       <w:r>
         <w:rPr>
           <w:rFonts w:cs="Times New Roman"/>
@@ -449,7 +537,7 @@
     </w:p>
     <w:p>
       <w:pPr>
-        <w:pStyle w:val="760"/>
+        <w:pStyle w:val="941"/>
         <w:pBdr/>
         <w:spacing/>
         <w:ind/>
@@ -462,6 +550,11 @@
           <w:rFonts w:cs="Times New Roman"/>
         </w:rPr>
         <w:t xml:space="preserve">IDENTIFICAÇÃO DO MILITAR ARROLADO</w:t>
+      </w:r>
+      <w:r>
+        <w:rPr>
+          <w:rFonts w:cs="Times New Roman"/>
+        </w:rPr>
       </w:r>
       <w:r>
         <w:rPr>
@@ -561,10 +654,17 @@
           <w:color w:val="ff0000"/>
         </w:rPr>
       </w:r>
+      <w:r>
+        <w:rPr>
+          <w:b/>
+          <w:bCs/>
+          <w:color w:val="ff0000"/>
+        </w:rPr>
+      </w:r>
     </w:p>
     <w:p>
       <w:pPr>
-        <w:pStyle w:val="760"/>
+        <w:pStyle w:val="941"/>
         <w:pBdr/>
         <w:spacing/>
         <w:ind/>
@@ -581,8 +681,8 @@
       <w:r>
         <w:rPr>
           <w:rFonts w:cs="Times New Roman"/>
-          <w:b/>
-          <w:bCs/>
+          <w:b w:val="0"/>
+          <w:bCs w:val="0"/>
           <w:sz w:val="20"/>
           <w:szCs w:val="20"/>
         </w:rPr>
@@ -590,12 +690,22 @@
       </w:r>
       <w:r>
         <w:rPr>
-          <w:b/>
-          <w:bCs/>
+          <w:b w:val="0"/>
+          <w:bCs w:val="0"/>
           <w:sz w:val="20"/>
           <w:szCs w:val="20"/>
         </w:rPr>
         <w:t xml:space="preserve">Saram Militar Arrolado}</w:t>
+      </w:r>
+      <w:r>
+        <w:rPr>
+          <w:rFonts w:cs="Times New Roman"/>
+          <w:b w:val="0"/>
+          <w:bCs w:val="0"/>
+          <w:sz w:val="20"/>
+          <w:szCs w:val="20"/>
+        </w:rPr>
+        <w:t xml:space="preserve"> </w:t>
       </w:r>
       <w:r>
         <w:rPr>
@@ -605,7 +715,7 @@
           <w:sz w:val="20"/>
           <w:szCs w:val="20"/>
         </w:rPr>
-        <w:t xml:space="preserve">   </w:t>
+        <w:t xml:space="preserve">  </w:t>
       </w:r>
       <w:r>
         <w:rPr>
@@ -626,10 +736,15 @@
           <w:rFonts w:cs="Times New Roman"/>
         </w:rPr>
       </w:r>
+      <w:r>
+        <w:rPr>
+          <w:rFonts w:cs="Times New Roman"/>
+        </w:rPr>
+      </w:r>
     </w:p>
     <w:p>
       <w:pPr>
-        <w:pStyle w:val="760"/>
+        <w:pStyle w:val="941"/>
         <w:pBdr/>
         <w:spacing/>
         <w:ind/>
@@ -660,17 +775,27 @@
           <w:rFonts w:eastAsia="Times New Roman"/>
         </w:rPr>
       </w:r>
-    </w:p>
-    <w:p>
-      <w:pPr>
-        <w:pStyle w:val="760"/>
-        <w:pBdr/>
-        <w:spacing/>
-        <w:ind/>
+      <w:r>
         <w:rPr>
           <w:rFonts w:eastAsia="Times New Roman"/>
         </w:rPr>
-      </w:pPr>
+      </w:r>
+    </w:p>
+    <w:p>
+      <w:pPr>
+        <w:pStyle w:val="941"/>
+        <w:pBdr/>
+        <w:spacing/>
+        <w:ind/>
+        <w:rPr>
+          <w:rFonts w:eastAsia="Times New Roman"/>
+        </w:rPr>
+      </w:pPr>
+      <w:r>
+        <w:rPr>
+          <w:rFonts w:eastAsia="Times New Roman"/>
+        </w:rPr>
+      </w:r>
       <w:r>
         <w:rPr>
           <w:rFonts w:eastAsia="Times New Roman"/>
@@ -684,7 +809,7 @@
     </w:p>
     <w:p>
       <w:pPr>
-        <w:pStyle w:val="760"/>
+        <w:pStyle w:val="941"/>
         <w:pBdr/>
         <w:spacing/>
         <w:ind/>
@@ -704,10 +829,15 @@
           <w:rFonts w:cs="Times New Roman"/>
         </w:rPr>
       </w:r>
+      <w:r>
+        <w:rPr>
+          <w:rFonts w:cs="Times New Roman"/>
+        </w:rPr>
+      </w:r>
     </w:p>
     <w:p>
       <w:pPr>
-        <w:pStyle w:val="760"/>
+        <w:pStyle w:val="941"/>
         <w:pBdr/>
         <w:spacing/>
         <w:ind/>
@@ -786,7 +916,11 @@
         <w:t xml:space="preserve">{Comandante /Posto/Especialização}</w:t>
       </w:r>
       <w:bookmarkEnd w:id="0"/>
-      <w:r/>
+      <w:r>
+        <w:rPr>
+          <w:color w:val="ff0000"/>
+        </w:rPr>
+      </w:r>
       <w:r>
         <w:rPr>
           <w:color w:val="ff0000"/>
@@ -795,7 +929,7 @@
     </w:p>
     <w:p>
       <w:pPr>
-        <w:pStyle w:val="760"/>
+        <w:pStyle w:val="941"/>
         <w:pBdr/>
         <w:spacing/>
         <w:ind/>
@@ -821,17 +955,27 @@
           <w:rFonts w:cs="Times New Roman"/>
         </w:rPr>
       </w:r>
-    </w:p>
-    <w:p>
-      <w:pPr>
-        <w:pStyle w:val="760"/>
-        <w:pBdr/>
-        <w:spacing/>
-        <w:ind/>
+      <w:r>
         <w:rPr>
           <w:rFonts w:cs="Times New Roman"/>
         </w:rPr>
-      </w:pPr>
+      </w:r>
+    </w:p>
+    <w:p>
+      <w:pPr>
+        <w:pStyle w:val="941"/>
+        <w:pBdr/>
+        <w:spacing/>
+        <w:ind/>
+        <w:rPr>
+          <w:rFonts w:cs="Times New Roman"/>
+        </w:rPr>
+      </w:pPr>
+      <w:r>
+        <w:rPr>
+          <w:rFonts w:cs="Times New Roman"/>
+        </w:rPr>
+      </w:r>
       <w:r>
         <w:rPr>
           <w:rFonts w:cs="Times New Roman"/>
@@ -853,6 +997,12 @@
           <w:szCs w:val="24"/>
         </w:rPr>
       </w:pPr>
+      <w:r>
+        <w:rPr>
+          <w:sz w:val="24"/>
+          <w:szCs w:val="24"/>
+        </w:rPr>
+      </w:r>
       <w:r>
         <w:rPr>
           <w:sz w:val="24"/>
@@ -868,7 +1018,7 @@
     </w:p>
     <w:p>
       <w:pPr>
-        <w:pStyle w:val="760"/>
+        <w:pStyle w:val="941"/>
         <w:pBdr/>
         <w:spacing w:before="120"/>
         <w:ind w:left="142"/>
@@ -887,27 +1037,6 @@
         </w:rPr>
         <w:t xml:space="preserve">DAS RAZÕES DO PEDIDO DE RECONSIDERAÇÃO</w:t>
       </w:r>
-      <w:r>
-        <w:rPr>
-          <w:rFonts w:cs="Times New Roman"/>
-          <w:b/>
-          <w:bCs/>
-        </w:rPr>
-      </w:r>
-    </w:p>
-    <w:p>
-      <w:pPr>
-        <w:pStyle w:val="760"/>
-        <w:pBdr/>
-        <w:spacing w:before="120"/>
-        <w:ind w:left="142"/>
-        <w:jc w:val="center"/>
-        <w:rPr>
-          <w:rFonts w:cs="Times New Roman"/>
-          <w:b/>
-          <w:bCs/>
-        </w:rPr>
-      </w:pPr>
       <w:r>
         <w:rPr>
           <w:rFonts w:cs="Times New Roman"/>
@@ -925,7 +1054,42 @@
     </w:p>
     <w:p>
       <w:pPr>
-        <w:pStyle w:val="760"/>
+        <w:pStyle w:val="941"/>
+        <w:pBdr/>
+        <w:spacing w:before="120"/>
+        <w:ind w:left="142"/>
+        <w:jc w:val="center"/>
+        <w:rPr>
+          <w:rFonts w:cs="Times New Roman"/>
+          <w:b/>
+          <w:bCs/>
+        </w:rPr>
+      </w:pPr>
+      <w:r>
+        <w:rPr>
+          <w:rFonts w:cs="Times New Roman"/>
+          <w:b/>
+          <w:bCs/>
+        </w:rPr>
+      </w:r>
+      <w:r>
+        <w:rPr>
+          <w:rFonts w:cs="Times New Roman"/>
+          <w:b/>
+          <w:bCs/>
+        </w:rPr>
+      </w:r>
+      <w:r>
+        <w:rPr>
+          <w:rFonts w:cs="Times New Roman"/>
+          <w:b/>
+          <w:bCs/>
+        </w:rPr>
+      </w:r>
+    </w:p>
+    <w:p>
+      <w:pPr>
+        <w:pStyle w:val="941"/>
         <w:pBdr/>
         <w:spacing w:before="120"/>
         <w:ind w:left="142"/>
@@ -942,25 +1106,6 @@
         </w:rPr>
         <w:tab/>
       </w:r>
-      <w:r>
-        <w:rPr>
-          <w:rFonts w:cs="Times New Roman"/>
-          <w:color w:val="000000"/>
-        </w:rPr>
-      </w:r>
-    </w:p>
-    <w:p>
-      <w:pPr>
-        <w:pStyle w:val="760"/>
-        <w:pBdr/>
-        <w:spacing w:before="120"/>
-        <w:ind w:left="142"/>
-        <w:jc w:val="both"/>
-        <w:rPr>
-          <w:rFonts w:cs="Times New Roman"/>
-          <w:color w:val="000000"/>
-        </w:rPr>
-      </w:pPr>
       <w:r>
         <w:rPr>
           <w:rFonts w:cs="Times New Roman"/>
@@ -976,7 +1121,38 @@
     </w:p>
     <w:p>
       <w:pPr>
-        <w:pStyle w:val="760"/>
+        <w:pStyle w:val="941"/>
+        <w:pBdr/>
+        <w:spacing w:before="120"/>
+        <w:ind w:left="142"/>
+        <w:jc w:val="both"/>
+        <w:rPr>
+          <w:rFonts w:cs="Times New Roman"/>
+          <w:color w:val="000000"/>
+        </w:rPr>
+      </w:pPr>
+      <w:r>
+        <w:rPr>
+          <w:rFonts w:cs="Times New Roman"/>
+          <w:color w:val="000000"/>
+        </w:rPr>
+      </w:r>
+      <w:r>
+        <w:rPr>
+          <w:rFonts w:cs="Times New Roman"/>
+          <w:color w:val="000000"/>
+        </w:rPr>
+      </w:r>
+      <w:r>
+        <w:rPr>
+          <w:rFonts w:cs="Times New Roman"/>
+          <w:color w:val="000000"/>
+        </w:rPr>
+      </w:r>
+    </w:p>
+    <w:p>
+      <w:pPr>
+        <w:pStyle w:val="941"/>
         <w:pBdr/>
         <w:spacing w:before="120"/>
         <w:ind w:left="142"/>
@@ -1013,10 +1189,16 @@
           <w:color w:val="000000"/>
         </w:rPr>
       </w:r>
+      <w:r>
+        <w:rPr>
+          <w:rFonts w:cs="Times New Roman"/>
+          <w:color w:val="000000"/>
+        </w:rPr>
+      </w:r>
     </w:p>
     <w:p>
       <w:pPr>
-        <w:pStyle w:val="760"/>
+        <w:pStyle w:val="941"/>
         <w:pBdr/>
         <w:spacing w:before="120"/>
         <w:ind w:left="142"/>
@@ -1026,6 +1208,12 @@
           <w:color w:val="000000"/>
         </w:rPr>
       </w:pPr>
+      <w:r>
+        <w:rPr>
+          <w:rFonts w:cs="Times New Roman"/>
+          <w:color w:val="000000"/>
+        </w:rPr>
+      </w:r>
       <w:r>
         <w:rPr>
           <w:rFonts w:cs="Times New Roman"/>
@@ -1041,7 +1229,7 @@
     </w:p>
     <w:p>
       <w:pPr>
-        <w:pStyle w:val="760"/>
+        <w:pStyle w:val="941"/>
         <w:pBdr/>
         <w:spacing w:before="120"/>
         <w:ind w:left="142"/>
@@ -1051,6 +1239,12 @@
           <w:color w:val="000000"/>
         </w:rPr>
       </w:pPr>
+      <w:r>
+        <w:rPr>
+          <w:rFonts w:cs="Times New Roman"/>
+          <w:color w:val="000000"/>
+        </w:rPr>
+      </w:r>
       <w:r>
         <w:rPr>
           <w:rFonts w:cs="Times New Roman"/>
@@ -1066,7 +1260,7 @@
     </w:p>
     <w:p>
       <w:pPr>
-        <w:pStyle w:val="760"/>
+        <w:pStyle w:val="941"/>
         <w:pBdr/>
         <w:spacing w:before="120"/>
         <w:ind w:left="142"/>
@@ -1076,6 +1270,12 @@
           <w:color w:val="000000"/>
         </w:rPr>
       </w:pPr>
+      <w:r>
+        <w:rPr>
+          <w:rFonts w:cs="Times New Roman"/>
+          <w:color w:val="000000"/>
+        </w:rPr>
+      </w:r>
       <w:r>
         <w:rPr>
           <w:rFonts w:cs="Times New Roman"/>
@@ -1091,7 +1291,7 @@
     </w:p>
     <w:p>
       <w:pPr>
-        <w:pStyle w:val="760"/>
+        <w:pStyle w:val="941"/>
         <w:pBdr/>
         <w:spacing w:before="120"/>
         <w:ind w:left="142"/>
@@ -1101,6 +1301,12 @@
           <w:color w:val="000000"/>
         </w:rPr>
       </w:pPr>
+      <w:r>
+        <w:rPr>
+          <w:rFonts w:cs="Times New Roman"/>
+          <w:color w:val="000000"/>
+        </w:rPr>
+      </w:r>
       <w:r>
         <w:rPr>
           <w:rFonts w:cs="Times New Roman"/>
@@ -1116,7 +1322,7 @@
     </w:p>
     <w:p>
       <w:pPr>
-        <w:pStyle w:val="760"/>
+        <w:pStyle w:val="941"/>
         <w:pBdr/>
         <w:spacing w:before="120"/>
         <w:ind w:left="142"/>
@@ -1126,6 +1332,12 @@
           <w:color w:val="000000"/>
         </w:rPr>
       </w:pPr>
+      <w:r>
+        <w:rPr>
+          <w:rFonts w:cs="Times New Roman"/>
+          <w:color w:val="000000"/>
+        </w:rPr>
+      </w:r>
       <w:r>
         <w:rPr>
           <w:rFonts w:cs="Times New Roman"/>
@@ -1141,7 +1353,7 @@
     </w:p>
     <w:p>
       <w:pPr>
-        <w:pStyle w:val="760"/>
+        <w:pStyle w:val="941"/>
         <w:pBdr/>
         <w:spacing w:before="120"/>
         <w:ind w:left="142"/>
@@ -1151,6 +1363,12 @@
           <w:color w:val="000000"/>
         </w:rPr>
       </w:pPr>
+      <w:r>
+        <w:rPr>
+          <w:rFonts w:cs="Times New Roman"/>
+          <w:color w:val="000000"/>
+        </w:rPr>
+      </w:r>
       <w:r>
         <w:rPr>
           <w:rFonts w:cs="Times New Roman"/>
@@ -1166,7 +1384,7 @@
     </w:p>
     <w:p>
       <w:pPr>
-        <w:pStyle w:val="760"/>
+        <w:pStyle w:val="941"/>
         <w:pBdr/>
         <w:spacing w:before="120"/>
         <w:ind/>
@@ -1176,6 +1394,12 @@
           <w:color w:val="000000"/>
         </w:rPr>
       </w:pPr>
+      <w:r>
+        <w:rPr>
+          <w:rFonts w:cs="Times New Roman"/>
+          <w:color w:val="000000"/>
+        </w:rPr>
+      </w:r>
       <w:r>
         <w:rPr>
           <w:rFonts w:cs="Times New Roman"/>
@@ -1191,7 +1415,7 @@
     </w:p>
     <w:p>
       <w:pPr>
-        <w:pStyle w:val="760"/>
+        <w:pStyle w:val="941"/>
         <w:pBdr/>
         <w:spacing w:before="120"/>
         <w:ind w:left="142"/>
@@ -1200,6 +1424,11 @@
           <w:rFonts w:cs="Times New Roman"/>
         </w:rPr>
       </w:pPr>
+      <w:r>
+        <w:rPr>
+          <w:rFonts w:cs="Times New Roman"/>
+        </w:rPr>
+      </w:r>
       <w:r>
         <w:rPr>
           <w:rFonts w:cs="Times New Roman"/>
@@ -1213,7 +1442,7 @@
     </w:p>
     <w:p>
       <w:pPr>
-        <w:pStyle w:val="760"/>
+        <w:pStyle w:val="941"/>
         <w:pBdr/>
         <w:spacing w:before="120"/>
         <w:ind w:left="142"/>
@@ -1223,6 +1452,12 @@
           <w:color w:val="000000"/>
         </w:rPr>
       </w:pPr>
+      <w:r>
+        <w:rPr>
+          <w:rFonts w:cs="Times New Roman"/>
+          <w:color w:val="000000"/>
+        </w:rPr>
+      </w:r>
       <w:r>
         <w:rPr>
           <w:rFonts w:cs="Times New Roman"/>
@@ -1270,7 +1505,12 @@
         <w:t xml:space="preserve">.</w:t>
       </w:r>
       <w:bookmarkEnd w:id="1"/>
-      <w:r/>
+      <w:r>
+        <w:rPr>
+          <w:sz w:val="24"/>
+          <w:szCs w:val="24"/>
+        </w:rPr>
+      </w:r>
       <w:r>
         <w:rPr>
           <w:sz w:val="24"/>
@@ -1280,7 +1520,7 @@
     </w:p>
     <w:p>
       <w:pPr>
-        <w:pStyle w:val="760"/>
+        <w:pStyle w:val="941"/>
         <w:pBdr/>
         <w:spacing/>
         <w:ind/>
@@ -1289,6 +1529,11 @@
           <w:rFonts w:cs="Times New Roman"/>
         </w:rPr>
       </w:pPr>
+      <w:r>
+        <w:rPr>
+          <w:rFonts w:cs="Times New Roman"/>
+        </w:rPr>
+      </w:r>
       <w:r>
         <w:rPr>
           <w:rFonts w:cs="Times New Roman"/>
@@ -1302,7 +1547,7 @@
     </w:p>
     <w:p>
       <w:pPr>
-        <w:pStyle w:val="760"/>
+        <w:pStyle w:val="941"/>
         <w:pBdr/>
         <w:spacing/>
         <w:ind/>
@@ -1322,10 +1567,15 @@
           <w:rFonts w:cs="Times New Roman"/>
         </w:rPr>
       </w:r>
+      <w:r>
+        <w:rPr>
+          <w:rFonts w:cs="Times New Roman"/>
+        </w:rPr>
+      </w:r>
     </w:p>
     <w:p>
       <w:pPr>
-        <w:pStyle w:val="760"/>
+        <w:pStyle w:val="941"/>
         <w:pBdr/>
         <w:spacing/>
         <w:ind/>
@@ -1342,6 +1592,12 @@
           <w:b/>
         </w:rPr>
         <w:t xml:space="preserve">____________________________________________________</w:t>
+      </w:r>
+      <w:r>
+        <w:rPr>
+          <w:rFonts w:cs="Times New Roman"/>
+          <w:b/>
+        </w:rPr>
       </w:r>
       <w:r>
         <w:rPr>
@@ -1377,10 +1633,17 @@
           <w:color w:val="ff0000"/>
         </w:rPr>
       </w:r>
+      <w:r>
+        <w:rPr>
+          <w:b w:val="0"/>
+          <w:bCs w:val="0"/>
+          <w:color w:val="ff0000"/>
+        </w:rPr>
+      </w:r>
     </w:p>
     <w:p>
       <w:pPr>
-        <w:pStyle w:val="760"/>
+        <w:pStyle w:val="941"/>
         <w:pBdr/>
         <w:spacing/>
         <w:ind/>
@@ -1388,6 +1651,11 @@
           <w:rFonts w:cs="Times New Roman"/>
         </w:rPr>
       </w:pPr>
+      <w:r>
+        <w:rPr>
+          <w:rFonts w:cs="Times New Roman"/>
+        </w:rPr>
+      </w:r>
       <w:r>
         <w:rPr>
           <w:rFonts w:cs="Times New Roman"/>
@@ -1401,7 +1669,7 @@
     </w:p>
     <w:p>
       <w:pPr>
-        <w:pStyle w:val="760"/>
+        <w:pStyle w:val="941"/>
         <w:pBdr/>
         <w:spacing/>
         <w:ind/>
@@ -1410,6 +1678,11 @@
           <w:rFonts w:cs="Times New Roman"/>
         </w:rPr>
       </w:pPr>
+      <w:r>
+        <w:rPr>
+          <w:rFonts w:cs="Times New Roman"/>
+        </w:rPr>
+      </w:r>
       <w:r>
         <w:rPr>
           <w:rFonts w:cs="Times New Roman"/>
@@ -1423,7 +1696,7 @@
     </w:p>
     <w:p>
       <w:pPr>
-        <w:pStyle w:val="760"/>
+        <w:pStyle w:val="941"/>
         <w:pBdr/>
         <w:spacing/>
         <w:ind/>
@@ -1446,7 +1719,7 @@
     </w:p>
     <w:p>
       <w:pPr>
-        <w:pStyle w:val="760"/>
+        <w:pStyle w:val="941"/>
         <w:pBdr/>
         <w:spacing/>
         <w:ind/>
@@ -1477,7 +1750,12 @@
         <w:t xml:space="preserve">{Assinatura Oficial Apurador}</w:t>
       </w:r>
       <w:bookmarkEnd w:id="2"/>
-      <w:r/>
+      <w:r>
+        <w:rPr>
+          <w:sz w:val="24"/>
+          <w:szCs w:val="24"/>
+        </w:rPr>
+      </w:r>
       <w:r>
         <w:rPr>
           <w:sz w:val="24"/>
@@ -1487,7 +1765,7 @@
     </w:p>
     <w:p>
       <w:pPr>
-        <w:pStyle w:val="760"/>
+        <w:pStyle w:val="941"/>
         <w:pBdr/>
         <w:spacing/>
         <w:ind/>
@@ -1501,7 +1779,7 @@
     </w:p>
     <w:p>
       <w:pPr>
-        <w:pStyle w:val="760"/>
+        <w:pStyle w:val="941"/>
         <w:pBdr/>
         <w:spacing/>
         <w:ind/>
@@ -1512,6 +1790,11 @@
       </w:pPr>
       <w:r>
         <w:t xml:space="preserve">Assinatura e carimbo do oficial apurador</w:t>
+      </w:r>
+      <w:r>
+        <w:rPr>
+          <w:rFonts w:cs="Times New Roman"/>
+        </w:rPr>
       </w:r>
       <w:r>
         <w:rPr>
@@ -2041,9 +2324,9 @@
     <w:lsdException w:name="Bibliography" w:uiPriority="37"/>
     <w:lsdException w:name="TOC Heading" w:uiPriority="39" w:qFormat="1"/>
   </w:latentStyles>
-  <w:style w:type="table" w:styleId="13">
+  <w:style w:type="table" w:styleId="705">
     <w:name w:val="Table Grid Light"/>
-    <w:basedOn w:val="707"/>
+    <w:basedOn w:val="888"/>
     <w:uiPriority w:val="59"/>
     <w:pPr>
       <w:pBdr/>
@@ -2240,9 +2523,9 @@
       </w:tcPr>
     </w:tblStylePr>
   </w:style>
-  <w:style w:type="table" w:styleId="14">
+  <w:style w:type="table" w:styleId="706">
     <w:name w:val="Plain Table 1"/>
-    <w:basedOn w:val="707"/>
+    <w:basedOn w:val="888"/>
     <w:uiPriority w:val="59"/>
     <w:pPr>
       <w:pBdr/>
@@ -2465,9 +2748,9 @@
       </w:tcPr>
     </w:tblStylePr>
   </w:style>
-  <w:style w:type="table" w:styleId="15">
+  <w:style w:type="table" w:styleId="707">
     <w:name w:val="Plain Table 2"/>
-    <w:basedOn w:val="707"/>
+    <w:basedOn w:val="888"/>
     <w:uiPriority w:val="59"/>
     <w:pPr>
       <w:pBdr/>
@@ -2698,9 +2981,9 @@
       </w:tcPr>
     </w:tblStylePr>
   </w:style>
-  <w:style w:type="table" w:styleId="16">
+  <w:style w:type="table" w:styleId="708">
     <w:name w:val="Plain Table 3"/>
-    <w:basedOn w:val="707"/>
+    <w:basedOn w:val="888"/>
     <w:uiPriority w:val="99"/>
     <w:pPr>
       <w:pBdr/>
@@ -2928,9 +3211,9 @@
       </w:tcPr>
     </w:tblStylePr>
   </w:style>
-  <w:style w:type="table" w:styleId="17">
+  <w:style w:type="table" w:styleId="709">
     <w:name w:val="Plain Table 4"/>
-    <w:basedOn w:val="707"/>
+    <w:basedOn w:val="888"/>
     <w:uiPriority w:val="99"/>
     <w:pPr>
       <w:pBdr/>
@@ -3144,9 +3427,9 @@
       </w:tcPr>
     </w:tblStylePr>
   </w:style>
-  <w:style w:type="table" w:styleId="18">
+  <w:style w:type="table" w:styleId="710">
     <w:name w:val="Plain Table 5"/>
-    <w:basedOn w:val="707"/>
+    <w:basedOn w:val="888"/>
     <w:uiPriority w:val="99"/>
     <w:pPr>
       <w:pBdr/>
@@ -3377,9 +3660,9 @@
       </w:tcPr>
     </w:tblStylePr>
   </w:style>
-  <w:style w:type="table" w:styleId="19">
+  <w:style w:type="table" w:styleId="711">
     <w:name w:val="Grid Table 1 Light"/>
-    <w:basedOn w:val="707"/>
+    <w:basedOn w:val="888"/>
     <w:uiPriority w:val="99"/>
     <w:pPr>
       <w:pBdr/>
@@ -3600,9 +3883,9 @@
       </w:tcPr>
     </w:tblStylePr>
   </w:style>
-  <w:style w:type="table" w:styleId="20">
+  <w:style w:type="table" w:styleId="712">
     <w:name w:val="Grid Table 1 Light - Accent 1"/>
-    <w:basedOn w:val="707"/>
+    <w:basedOn w:val="888"/>
     <w:uiPriority w:val="99"/>
     <w:pPr>
       <w:pBdr/>
@@ -3823,9 +4106,9 @@
       </w:tcPr>
     </w:tblStylePr>
   </w:style>
-  <w:style w:type="table" w:styleId="21">
+  <w:style w:type="table" w:styleId="713">
     <w:name w:val="Grid Table 1 Light - Accent 2"/>
-    <w:basedOn w:val="707"/>
+    <w:basedOn w:val="888"/>
     <w:uiPriority w:val="99"/>
     <w:pPr>
       <w:pBdr/>
@@ -4046,9 +4329,9 @@
       </w:tcPr>
     </w:tblStylePr>
   </w:style>
-  <w:style w:type="table" w:styleId="22">
+  <w:style w:type="table" w:styleId="714">
     <w:name w:val="Grid Table 1 Light - Accent 3"/>
-    <w:basedOn w:val="707"/>
+    <w:basedOn w:val="888"/>
     <w:uiPriority w:val="99"/>
     <w:pPr>
       <w:pBdr/>
@@ -4269,9 +4552,9 @@
       </w:tcPr>
     </w:tblStylePr>
   </w:style>
-  <w:style w:type="table" w:styleId="23">
+  <w:style w:type="table" w:styleId="715">
     <w:name w:val="Grid Table 1 Light - Accent 4"/>
-    <w:basedOn w:val="707"/>
+    <w:basedOn w:val="888"/>
     <w:uiPriority w:val="99"/>
     <w:pPr>
       <w:pBdr/>
@@ -4492,9 +4775,9 @@
       </w:tcPr>
     </w:tblStylePr>
   </w:style>
-  <w:style w:type="table" w:styleId="24">
+  <w:style w:type="table" w:styleId="716">
     <w:name w:val="Grid Table 1 Light - Accent 5"/>
-    <w:basedOn w:val="707"/>
+    <w:basedOn w:val="888"/>
     <w:uiPriority w:val="99"/>
     <w:pPr>
       <w:pBdr/>
@@ -4715,9 +4998,9 @@
       </w:tcPr>
     </w:tblStylePr>
   </w:style>
-  <w:style w:type="table" w:styleId="25">
+  <w:style w:type="table" w:styleId="717">
     <w:name w:val="Grid Table 1 Light - Accent 6"/>
-    <w:basedOn w:val="707"/>
+    <w:basedOn w:val="888"/>
     <w:uiPriority w:val="99"/>
     <w:pPr>
       <w:pBdr/>
@@ -4938,9 +5221,9 @@
       </w:tcPr>
     </w:tblStylePr>
   </w:style>
-  <w:style w:type="table" w:styleId="26">
+  <w:style w:type="table" w:styleId="718">
     <w:name w:val="Grid Table 2"/>
-    <w:basedOn w:val="707"/>
+    <w:basedOn w:val="888"/>
     <w:uiPriority w:val="99"/>
     <w:pPr>
       <w:pBdr/>
@@ -5170,9 +5453,9 @@
       </w:tcPr>
     </w:tblStylePr>
   </w:style>
-  <w:style w:type="table" w:styleId="27">
+  <w:style w:type="table" w:styleId="719">
     <w:name w:val="Grid Table 2 - Accent 1"/>
-    <w:basedOn w:val="707"/>
+    <w:basedOn w:val="888"/>
     <w:uiPriority w:val="99"/>
     <w:pPr>
       <w:pBdr/>
@@ -5402,9 +5685,9 @@
       </w:tcPr>
     </w:tblStylePr>
   </w:style>
-  <w:style w:type="table" w:styleId="28">
+  <w:style w:type="table" w:styleId="720">
     <w:name w:val="Grid Table 2 - Accent 2"/>
-    <w:basedOn w:val="707"/>
+    <w:basedOn w:val="888"/>
     <w:uiPriority w:val="99"/>
     <w:pPr>
       <w:pBdr/>
@@ -5634,9 +5917,9 @@
       </w:tcPr>
     </w:tblStylePr>
   </w:style>
-  <w:style w:type="table" w:styleId="29">
+  <w:style w:type="table" w:styleId="721">
     <w:name w:val="Grid Table 2 - Accent 3"/>
-    <w:basedOn w:val="707"/>
+    <w:basedOn w:val="888"/>
     <w:uiPriority w:val="99"/>
     <w:pPr>
       <w:pBdr/>
@@ -5866,9 +6149,9 @@
       </w:tcPr>
     </w:tblStylePr>
   </w:style>
-  <w:style w:type="table" w:styleId="30">
+  <w:style w:type="table" w:styleId="722">
     <w:name w:val="Grid Table 2 - Accent 4"/>
-    <w:basedOn w:val="707"/>
+    <w:basedOn w:val="888"/>
     <w:uiPriority w:val="99"/>
     <w:pPr>
       <w:pBdr/>
@@ -6098,9 +6381,9 @@
       </w:tcPr>
     </w:tblStylePr>
   </w:style>
-  <w:style w:type="table" w:styleId="31">
+  <w:style w:type="table" w:styleId="723">
     <w:name w:val="Grid Table 2 - Accent 5"/>
-    <w:basedOn w:val="707"/>
+    <w:basedOn w:val="888"/>
     <w:uiPriority w:val="99"/>
     <w:pPr>
       <w:pBdr/>
@@ -6330,9 +6613,9 @@
       </w:tcPr>
     </w:tblStylePr>
   </w:style>
-  <w:style w:type="table" w:styleId="32">
+  <w:style w:type="table" w:styleId="724">
     <w:name w:val="Grid Table 2 - Accent 6"/>
-    <w:basedOn w:val="707"/>
+    <w:basedOn w:val="888"/>
     <w:uiPriority w:val="99"/>
     <w:pPr>
       <w:pBdr/>
@@ -6562,9 +6845,9 @@
       </w:tcPr>
     </w:tblStylePr>
   </w:style>
-  <w:style w:type="table" w:styleId="33">
+  <w:style w:type="table" w:styleId="725">
     <w:name w:val="Grid Table 3"/>
-    <w:basedOn w:val="707"/>
+    <w:basedOn w:val="888"/>
     <w:uiPriority w:val="99"/>
     <w:pPr>
       <w:pBdr/>
@@ -6663,29 +6946,6 @@
         <w:tblBorders/>
       </w:tblPr>
       <w:tcPr>
-        <w:shd w:color="ffffff"/>
-        <w:tcBorders>
-          <w:top w:val="none" w:color="000000" w:sz="4" w:space="0"/>
-          <w:left w:val="none" w:color="000000" w:sz="4" w:space="0"/>
-          <w:bottom w:val="none" w:color="000000" w:sz="4" w:space="0"/>
-          <w:right w:val="none" w:color="000000" w:sz="4" w:space="0"/>
-        </w:tcBorders>
-      </w:tcPr>
-    </w:tblStylePr>
-    <w:tblStylePr w:type="firstRow">
-      <w:rPr>
-        <w:b/>
-        <w:color w:val="404040"/>
-      </w:rPr>
-      <w:pPr>
-        <w:pBdr/>
-        <w:spacing/>
-        <w:ind/>
-      </w:pPr>
-      <w:tblPr>
-        <w:tblBorders/>
-      </w:tblPr>
-      <w:tcPr>
         <w:shd w:val="clear" w:color="ffffff"/>
         <w:tcBorders>
           <w:top w:val="none" w:color="000000" w:sz="4" w:space="0"/>
@@ -6695,30 +6955,7 @@
         </w:tcBorders>
       </w:tcPr>
     </w:tblStylePr>
-    <w:tblStylePr w:type="lastCol">
-      <w:rPr>
-        <w:i/>
-        <w:color w:val="404040"/>
-      </w:rPr>
-      <w:pPr>
-        <w:pBdr/>
-        <w:spacing/>
-        <w:ind/>
-      </w:pPr>
-      <w:tblPr>
-        <w:tblBorders/>
-      </w:tblPr>
-      <w:tcPr>
-        <w:shd w:color="ffffff"/>
-        <w:tcBorders>
-          <w:top w:val="none" w:color="000000" w:sz="4" w:space="0"/>
-          <w:left w:val="none" w:color="000000" w:sz="4" w:space="0"/>
-          <w:bottom w:val="none" w:color="000000" w:sz="4" w:space="0"/>
-          <w:right w:val="none" w:color="000000" w:sz="4" w:space="0"/>
-        </w:tcBorders>
-      </w:tcPr>
-    </w:tblStylePr>
-    <w:tblStylePr w:type="lastRow">
+    <w:tblStylePr w:type="firstRow">
       <w:rPr>
         <w:b/>
         <w:color w:val="404040"/>
@@ -6741,6 +6978,52 @@
         </w:tcBorders>
       </w:tcPr>
     </w:tblStylePr>
+    <w:tblStylePr w:type="lastCol">
+      <w:rPr>
+        <w:i/>
+        <w:color w:val="404040"/>
+      </w:rPr>
+      <w:pPr>
+        <w:pBdr/>
+        <w:spacing/>
+        <w:ind/>
+      </w:pPr>
+      <w:tblPr>
+        <w:tblBorders/>
+      </w:tblPr>
+      <w:tcPr>
+        <w:shd w:val="clear" w:color="ffffff"/>
+        <w:tcBorders>
+          <w:top w:val="none" w:color="000000" w:sz="4" w:space="0"/>
+          <w:left w:val="none" w:color="000000" w:sz="4" w:space="0"/>
+          <w:bottom w:val="none" w:color="000000" w:sz="4" w:space="0"/>
+          <w:right w:val="none" w:color="000000" w:sz="4" w:space="0"/>
+        </w:tcBorders>
+      </w:tcPr>
+    </w:tblStylePr>
+    <w:tblStylePr w:type="lastRow">
+      <w:rPr>
+        <w:b/>
+        <w:color w:val="404040"/>
+      </w:rPr>
+      <w:pPr>
+        <w:pBdr/>
+        <w:spacing/>
+        <w:ind/>
+      </w:pPr>
+      <w:tblPr>
+        <w:tblBorders/>
+      </w:tblPr>
+      <w:tcPr>
+        <w:shd w:val="clear" w:color="ffffff"/>
+        <w:tcBorders>
+          <w:top w:val="none" w:color="000000" w:sz="4" w:space="0"/>
+          <w:left w:val="none" w:color="000000" w:sz="4" w:space="0"/>
+          <w:bottom w:val="none" w:color="000000" w:sz="4" w:space="0"/>
+          <w:right w:val="none" w:color="000000" w:sz="4" w:space="0"/>
+        </w:tcBorders>
+      </w:tcPr>
+    </w:tblStylePr>
     <w:tblStylePr w:type="nwCell">
       <w:pPr>
         <w:pBdr/>
@@ -6807,9 +7090,9 @@
       </w:tcPr>
     </w:tblStylePr>
   </w:style>
-  <w:style w:type="table" w:styleId="34">
+  <w:style w:type="table" w:styleId="726">
     <w:name w:val="Grid Table 3 - Accent 1"/>
-    <w:basedOn w:val="707"/>
+    <w:basedOn w:val="888"/>
     <w:uiPriority w:val="99"/>
     <w:pPr>
       <w:pBdr/>
@@ -6908,29 +7191,6 @@
         <w:tblBorders/>
       </w:tblPr>
       <w:tcPr>
-        <w:shd w:color="ffffff"/>
-        <w:tcBorders>
-          <w:top w:val="none" w:color="000000" w:sz="4" w:space="0"/>
-          <w:left w:val="none" w:color="000000" w:sz="4" w:space="0"/>
-          <w:bottom w:val="none" w:color="000000" w:sz="4" w:space="0"/>
-          <w:right w:val="none" w:color="000000" w:sz="4" w:space="0"/>
-        </w:tcBorders>
-      </w:tcPr>
-    </w:tblStylePr>
-    <w:tblStylePr w:type="firstRow">
-      <w:rPr>
-        <w:b/>
-        <w:color w:val="404040"/>
-      </w:rPr>
-      <w:pPr>
-        <w:pBdr/>
-        <w:spacing/>
-        <w:ind/>
-      </w:pPr>
-      <w:tblPr>
-        <w:tblBorders/>
-      </w:tblPr>
-      <w:tcPr>
         <w:shd w:val="clear" w:color="ffffff"/>
         <w:tcBorders>
           <w:top w:val="none" w:color="000000" w:sz="4" w:space="0"/>
@@ -6940,30 +7200,7 @@
         </w:tcBorders>
       </w:tcPr>
     </w:tblStylePr>
-    <w:tblStylePr w:type="lastCol">
-      <w:rPr>
-        <w:i/>
-        <w:color w:val="404040"/>
-      </w:rPr>
-      <w:pPr>
-        <w:pBdr/>
-        <w:spacing/>
-        <w:ind/>
-      </w:pPr>
-      <w:tblPr>
-        <w:tblBorders/>
-      </w:tblPr>
-      <w:tcPr>
-        <w:shd w:color="ffffff"/>
-        <w:tcBorders>
-          <w:top w:val="none" w:color="000000" w:sz="4" w:space="0"/>
-          <w:left w:val="none" w:color="000000" w:sz="4" w:space="0"/>
-          <w:bottom w:val="none" w:color="000000" w:sz="4" w:space="0"/>
-          <w:right w:val="none" w:color="000000" w:sz="4" w:space="0"/>
-        </w:tcBorders>
-      </w:tcPr>
-    </w:tblStylePr>
-    <w:tblStylePr w:type="lastRow">
+    <w:tblStylePr w:type="firstRow">
       <w:rPr>
         <w:b/>
         <w:color w:val="404040"/>
@@ -6986,6 +7223,52 @@
         </w:tcBorders>
       </w:tcPr>
     </w:tblStylePr>
+    <w:tblStylePr w:type="lastCol">
+      <w:rPr>
+        <w:i/>
+        <w:color w:val="404040"/>
+      </w:rPr>
+      <w:pPr>
+        <w:pBdr/>
+        <w:spacing/>
+        <w:ind/>
+      </w:pPr>
+      <w:tblPr>
+        <w:tblBorders/>
+      </w:tblPr>
+      <w:tcPr>
+        <w:shd w:val="clear" w:color="ffffff"/>
+        <w:tcBorders>
+          <w:top w:val="none" w:color="000000" w:sz="4" w:space="0"/>
+          <w:left w:val="none" w:color="000000" w:sz="4" w:space="0"/>
+          <w:bottom w:val="none" w:color="000000" w:sz="4" w:space="0"/>
+          <w:right w:val="none" w:color="000000" w:sz="4" w:space="0"/>
+        </w:tcBorders>
+      </w:tcPr>
+    </w:tblStylePr>
+    <w:tblStylePr w:type="lastRow">
+      <w:rPr>
+        <w:b/>
+        <w:color w:val="404040"/>
+      </w:rPr>
+      <w:pPr>
+        <w:pBdr/>
+        <w:spacing/>
+        <w:ind/>
+      </w:pPr>
+      <w:tblPr>
+        <w:tblBorders/>
+      </w:tblPr>
+      <w:tcPr>
+        <w:shd w:val="clear" w:color="ffffff"/>
+        <w:tcBorders>
+          <w:top w:val="none" w:color="000000" w:sz="4" w:space="0"/>
+          <w:left w:val="none" w:color="000000" w:sz="4" w:space="0"/>
+          <w:bottom w:val="none" w:color="000000" w:sz="4" w:space="0"/>
+          <w:right w:val="none" w:color="000000" w:sz="4" w:space="0"/>
+        </w:tcBorders>
+      </w:tcPr>
+    </w:tblStylePr>
     <w:tblStylePr w:type="nwCell">
       <w:pPr>
         <w:pBdr/>
@@ -7052,9 +7335,9 @@
       </w:tcPr>
     </w:tblStylePr>
   </w:style>
-  <w:style w:type="table" w:styleId="35">
+  <w:style w:type="table" w:styleId="727">
     <w:name w:val="Grid Table 3 - Accent 2"/>
-    <w:basedOn w:val="707"/>
+    <w:basedOn w:val="888"/>
     <w:uiPriority w:val="99"/>
     <w:pPr>
       <w:pBdr/>
@@ -7153,29 +7436,6 @@
         <w:tblBorders/>
       </w:tblPr>
       <w:tcPr>
-        <w:shd w:color="ffffff"/>
-        <w:tcBorders>
-          <w:top w:val="none" w:color="000000" w:sz="4" w:space="0"/>
-          <w:left w:val="none" w:color="000000" w:sz="4" w:space="0"/>
-          <w:bottom w:val="none" w:color="000000" w:sz="4" w:space="0"/>
-          <w:right w:val="none" w:color="000000" w:sz="4" w:space="0"/>
-        </w:tcBorders>
-      </w:tcPr>
-    </w:tblStylePr>
-    <w:tblStylePr w:type="firstRow">
-      <w:rPr>
-        <w:b/>
-        <w:color w:val="404040"/>
-      </w:rPr>
-      <w:pPr>
-        <w:pBdr/>
-        <w:spacing/>
-        <w:ind/>
-      </w:pPr>
-      <w:tblPr>
-        <w:tblBorders/>
-      </w:tblPr>
-      <w:tcPr>
         <w:shd w:val="clear" w:color="ffffff"/>
         <w:tcBorders>
           <w:top w:val="none" w:color="000000" w:sz="4" w:space="0"/>
@@ -7185,30 +7445,7 @@
         </w:tcBorders>
       </w:tcPr>
     </w:tblStylePr>
-    <w:tblStylePr w:type="lastCol">
-      <w:rPr>
-        <w:i/>
-        <w:color w:val="404040"/>
-      </w:rPr>
-      <w:pPr>
-        <w:pBdr/>
-        <w:spacing/>
-        <w:ind/>
-      </w:pPr>
-      <w:tblPr>
-        <w:tblBorders/>
-      </w:tblPr>
-      <w:tcPr>
-        <w:shd w:color="ffffff"/>
-        <w:tcBorders>
-          <w:top w:val="none" w:color="000000" w:sz="4" w:space="0"/>
-          <w:left w:val="none" w:color="000000" w:sz="4" w:space="0"/>
-          <w:bottom w:val="none" w:color="000000" w:sz="4" w:space="0"/>
-          <w:right w:val="none" w:color="000000" w:sz="4" w:space="0"/>
-        </w:tcBorders>
-      </w:tcPr>
-    </w:tblStylePr>
-    <w:tblStylePr w:type="lastRow">
+    <w:tblStylePr w:type="firstRow">
       <w:rPr>
         <w:b/>
         <w:color w:val="404040"/>
@@ -7231,6 +7468,52 @@
         </w:tcBorders>
       </w:tcPr>
     </w:tblStylePr>
+    <w:tblStylePr w:type="lastCol">
+      <w:rPr>
+        <w:i/>
+        <w:color w:val="404040"/>
+      </w:rPr>
+      <w:pPr>
+        <w:pBdr/>
+        <w:spacing/>
+        <w:ind/>
+      </w:pPr>
+      <w:tblPr>
+        <w:tblBorders/>
+      </w:tblPr>
+      <w:tcPr>
+        <w:shd w:val="clear" w:color="ffffff"/>
+        <w:tcBorders>
+          <w:top w:val="none" w:color="000000" w:sz="4" w:space="0"/>
+          <w:left w:val="none" w:color="000000" w:sz="4" w:space="0"/>
+          <w:bottom w:val="none" w:color="000000" w:sz="4" w:space="0"/>
+          <w:right w:val="none" w:color="000000" w:sz="4" w:space="0"/>
+        </w:tcBorders>
+      </w:tcPr>
+    </w:tblStylePr>
+    <w:tblStylePr w:type="lastRow">
+      <w:rPr>
+        <w:b/>
+        <w:color w:val="404040"/>
+      </w:rPr>
+      <w:pPr>
+        <w:pBdr/>
+        <w:spacing/>
+        <w:ind/>
+      </w:pPr>
+      <w:tblPr>
+        <w:tblBorders/>
+      </w:tblPr>
+      <w:tcPr>
+        <w:shd w:val="clear" w:color="ffffff"/>
+        <w:tcBorders>
+          <w:top w:val="none" w:color="000000" w:sz="4" w:space="0"/>
+          <w:left w:val="none" w:color="000000" w:sz="4" w:space="0"/>
+          <w:bottom w:val="none" w:color="000000" w:sz="4" w:space="0"/>
+          <w:right w:val="none" w:color="000000" w:sz="4" w:space="0"/>
+        </w:tcBorders>
+      </w:tcPr>
+    </w:tblStylePr>
     <w:tblStylePr w:type="nwCell">
       <w:pPr>
         <w:pBdr/>
@@ -7297,9 +7580,9 @@
       </w:tcPr>
     </w:tblStylePr>
   </w:style>
-  <w:style w:type="table" w:styleId="36">
+  <w:style w:type="table" w:styleId="728">
     <w:name w:val="Grid Table 3 - Accent 3"/>
-    <w:basedOn w:val="707"/>
+    <w:basedOn w:val="888"/>
     <w:uiPriority w:val="99"/>
     <w:pPr>
       <w:pBdr/>
@@ -7398,29 +7681,6 @@
         <w:tblBorders/>
       </w:tblPr>
       <w:tcPr>
-        <w:shd w:color="ffffff"/>
-        <w:tcBorders>
-          <w:top w:val="none" w:color="000000" w:sz="4" w:space="0"/>
-          <w:left w:val="none" w:color="000000" w:sz="4" w:space="0"/>
-          <w:bottom w:val="none" w:color="000000" w:sz="4" w:space="0"/>
-          <w:right w:val="none" w:color="000000" w:sz="4" w:space="0"/>
-        </w:tcBorders>
-      </w:tcPr>
-    </w:tblStylePr>
-    <w:tblStylePr w:type="firstRow">
-      <w:rPr>
-        <w:b/>
-        <w:color w:val="404040"/>
-      </w:rPr>
-      <w:pPr>
-        <w:pBdr/>
-        <w:spacing/>
-        <w:ind/>
-      </w:pPr>
-      <w:tblPr>
-        <w:tblBorders/>
-      </w:tblPr>
-      <w:tcPr>
         <w:shd w:val="clear" w:color="ffffff"/>
         <w:tcBorders>
           <w:top w:val="none" w:color="000000" w:sz="4" w:space="0"/>
@@ -7430,30 +7690,7 @@
         </w:tcBorders>
       </w:tcPr>
     </w:tblStylePr>
-    <w:tblStylePr w:type="lastCol">
-      <w:rPr>
-        <w:i/>
-        <w:color w:val="404040"/>
-      </w:rPr>
-      <w:pPr>
-        <w:pBdr/>
-        <w:spacing/>
-        <w:ind/>
-      </w:pPr>
-      <w:tblPr>
-        <w:tblBorders/>
-      </w:tblPr>
-      <w:tcPr>
-        <w:shd w:color="ffffff"/>
-        <w:tcBorders>
-          <w:top w:val="none" w:color="000000" w:sz="4" w:space="0"/>
-          <w:left w:val="none" w:color="000000" w:sz="4" w:space="0"/>
-          <w:bottom w:val="none" w:color="000000" w:sz="4" w:space="0"/>
-          <w:right w:val="none" w:color="000000" w:sz="4" w:space="0"/>
-        </w:tcBorders>
-      </w:tcPr>
-    </w:tblStylePr>
-    <w:tblStylePr w:type="lastRow">
+    <w:tblStylePr w:type="firstRow">
       <w:rPr>
         <w:b/>
         <w:color w:val="404040"/>
@@ -7476,6 +7713,52 @@
         </w:tcBorders>
       </w:tcPr>
     </w:tblStylePr>
+    <w:tblStylePr w:type="lastCol">
+      <w:rPr>
+        <w:i/>
+        <w:color w:val="404040"/>
+      </w:rPr>
+      <w:pPr>
+        <w:pBdr/>
+        <w:spacing/>
+        <w:ind/>
+      </w:pPr>
+      <w:tblPr>
+        <w:tblBorders/>
+      </w:tblPr>
+      <w:tcPr>
+        <w:shd w:val="clear" w:color="ffffff"/>
+        <w:tcBorders>
+          <w:top w:val="none" w:color="000000" w:sz="4" w:space="0"/>
+          <w:left w:val="none" w:color="000000" w:sz="4" w:space="0"/>
+          <w:bottom w:val="none" w:color="000000" w:sz="4" w:space="0"/>
+          <w:right w:val="none" w:color="000000" w:sz="4" w:space="0"/>
+        </w:tcBorders>
+      </w:tcPr>
+    </w:tblStylePr>
+    <w:tblStylePr w:type="lastRow">
+      <w:rPr>
+        <w:b/>
+        <w:color w:val="404040"/>
+      </w:rPr>
+      <w:pPr>
+        <w:pBdr/>
+        <w:spacing/>
+        <w:ind/>
+      </w:pPr>
+      <w:tblPr>
+        <w:tblBorders/>
+      </w:tblPr>
+      <w:tcPr>
+        <w:shd w:val="clear" w:color="ffffff"/>
+        <w:tcBorders>
+          <w:top w:val="none" w:color="000000" w:sz="4" w:space="0"/>
+          <w:left w:val="none" w:color="000000" w:sz="4" w:space="0"/>
+          <w:bottom w:val="none" w:color="000000" w:sz="4" w:space="0"/>
+          <w:right w:val="none" w:color="000000" w:sz="4" w:space="0"/>
+        </w:tcBorders>
+      </w:tcPr>
+    </w:tblStylePr>
     <w:tblStylePr w:type="nwCell">
       <w:pPr>
         <w:pBdr/>
@@ -7542,9 +7825,9 @@
       </w:tcPr>
     </w:tblStylePr>
   </w:style>
-  <w:style w:type="table" w:styleId="37">
+  <w:style w:type="table" w:styleId="729">
     <w:name w:val="Grid Table 3 - Accent 4"/>
-    <w:basedOn w:val="707"/>
+    <w:basedOn w:val="888"/>
     <w:uiPriority w:val="99"/>
     <w:pPr>
       <w:pBdr/>
@@ -7643,29 +7926,6 @@
         <w:tblBorders/>
       </w:tblPr>
       <w:tcPr>
-        <w:shd w:color="ffffff"/>
-        <w:tcBorders>
-          <w:top w:val="none" w:color="000000" w:sz="4" w:space="0"/>
-          <w:left w:val="none" w:color="000000" w:sz="4" w:space="0"/>
-          <w:bottom w:val="none" w:color="000000" w:sz="4" w:space="0"/>
-          <w:right w:val="none" w:color="000000" w:sz="4" w:space="0"/>
-        </w:tcBorders>
-      </w:tcPr>
-    </w:tblStylePr>
-    <w:tblStylePr w:type="firstRow">
-      <w:rPr>
-        <w:b/>
-        <w:color w:val="404040"/>
-      </w:rPr>
-      <w:pPr>
-        <w:pBdr/>
-        <w:spacing/>
-        <w:ind/>
-      </w:pPr>
-      <w:tblPr>
-        <w:tblBorders/>
-      </w:tblPr>
-      <w:tcPr>
         <w:shd w:val="clear" w:color="ffffff"/>
         <w:tcBorders>
           <w:top w:val="none" w:color="000000" w:sz="4" w:space="0"/>
@@ -7675,30 +7935,7 @@
         </w:tcBorders>
       </w:tcPr>
     </w:tblStylePr>
-    <w:tblStylePr w:type="lastCol">
-      <w:rPr>
-        <w:i/>
-        <w:color w:val="404040"/>
-      </w:rPr>
-      <w:pPr>
-        <w:pBdr/>
-        <w:spacing/>
-        <w:ind/>
-      </w:pPr>
-      <w:tblPr>
-        <w:tblBorders/>
-      </w:tblPr>
-      <w:tcPr>
-        <w:shd w:color="ffffff"/>
-        <w:tcBorders>
-          <w:top w:val="none" w:color="000000" w:sz="4" w:space="0"/>
-          <w:left w:val="none" w:color="000000" w:sz="4" w:space="0"/>
-          <w:bottom w:val="none" w:color="000000" w:sz="4" w:space="0"/>
-          <w:right w:val="none" w:color="000000" w:sz="4" w:space="0"/>
-        </w:tcBorders>
-      </w:tcPr>
-    </w:tblStylePr>
-    <w:tblStylePr w:type="lastRow">
+    <w:tblStylePr w:type="firstRow">
       <w:rPr>
         <w:b/>
         <w:color w:val="404040"/>
@@ -7721,6 +7958,52 @@
         </w:tcBorders>
       </w:tcPr>
     </w:tblStylePr>
+    <w:tblStylePr w:type="lastCol">
+      <w:rPr>
+        <w:i/>
+        <w:color w:val="404040"/>
+      </w:rPr>
+      <w:pPr>
+        <w:pBdr/>
+        <w:spacing/>
+        <w:ind/>
+      </w:pPr>
+      <w:tblPr>
+        <w:tblBorders/>
+      </w:tblPr>
+      <w:tcPr>
+        <w:shd w:val="clear" w:color="ffffff"/>
+        <w:tcBorders>
+          <w:top w:val="none" w:color="000000" w:sz="4" w:space="0"/>
+          <w:left w:val="none" w:color="000000" w:sz="4" w:space="0"/>
+          <w:bottom w:val="none" w:color="000000" w:sz="4" w:space="0"/>
+          <w:right w:val="none" w:color="000000" w:sz="4" w:space="0"/>
+        </w:tcBorders>
+      </w:tcPr>
+    </w:tblStylePr>
+    <w:tblStylePr w:type="lastRow">
+      <w:rPr>
+        <w:b/>
+        <w:color w:val="404040"/>
+      </w:rPr>
+      <w:pPr>
+        <w:pBdr/>
+        <w:spacing/>
+        <w:ind/>
+      </w:pPr>
+      <w:tblPr>
+        <w:tblBorders/>
+      </w:tblPr>
+      <w:tcPr>
+        <w:shd w:val="clear" w:color="ffffff"/>
+        <w:tcBorders>
+          <w:top w:val="none" w:color="000000" w:sz="4" w:space="0"/>
+          <w:left w:val="none" w:color="000000" w:sz="4" w:space="0"/>
+          <w:bottom w:val="none" w:color="000000" w:sz="4" w:space="0"/>
+          <w:right w:val="none" w:color="000000" w:sz="4" w:space="0"/>
+        </w:tcBorders>
+      </w:tcPr>
+    </w:tblStylePr>
     <w:tblStylePr w:type="nwCell">
       <w:pPr>
         <w:pBdr/>
@@ -7787,9 +8070,9 @@
       </w:tcPr>
     </w:tblStylePr>
   </w:style>
-  <w:style w:type="table" w:styleId="38">
+  <w:style w:type="table" w:styleId="730">
     <w:name w:val="Grid Table 3 - Accent 5"/>
-    <w:basedOn w:val="707"/>
+    <w:basedOn w:val="888"/>
     <w:uiPriority w:val="99"/>
     <w:pPr>
       <w:pBdr/>
@@ -7888,29 +8171,6 @@
         <w:tblBorders/>
       </w:tblPr>
       <w:tcPr>
-        <w:shd w:color="ffffff"/>
-        <w:tcBorders>
-          <w:top w:val="none" w:color="000000" w:sz="4" w:space="0"/>
-          <w:left w:val="none" w:color="000000" w:sz="4" w:space="0"/>
-          <w:bottom w:val="none" w:color="000000" w:sz="4" w:space="0"/>
-          <w:right w:val="none" w:color="000000" w:sz="4" w:space="0"/>
-        </w:tcBorders>
-      </w:tcPr>
-    </w:tblStylePr>
-    <w:tblStylePr w:type="firstRow">
-      <w:rPr>
-        <w:b/>
-        <w:color w:val="404040"/>
-      </w:rPr>
-      <w:pPr>
-        <w:pBdr/>
-        <w:spacing/>
-        <w:ind/>
-      </w:pPr>
-      <w:tblPr>
-        <w:tblBorders/>
-      </w:tblPr>
-      <w:tcPr>
         <w:shd w:val="clear" w:color="ffffff"/>
         <w:tcBorders>
           <w:top w:val="none" w:color="000000" w:sz="4" w:space="0"/>
@@ -7920,30 +8180,7 @@
         </w:tcBorders>
       </w:tcPr>
     </w:tblStylePr>
-    <w:tblStylePr w:type="lastCol">
-      <w:rPr>
-        <w:i/>
-        <w:color w:val="404040"/>
-      </w:rPr>
-      <w:pPr>
-        <w:pBdr/>
-        <w:spacing/>
-        <w:ind/>
-      </w:pPr>
-      <w:tblPr>
-        <w:tblBorders/>
-      </w:tblPr>
-      <w:tcPr>
-        <w:shd w:color="ffffff"/>
-        <w:tcBorders>
-          <w:top w:val="none" w:color="000000" w:sz="4" w:space="0"/>
-          <w:left w:val="none" w:color="000000" w:sz="4" w:space="0"/>
-          <w:bottom w:val="none" w:color="000000" w:sz="4" w:space="0"/>
-          <w:right w:val="none" w:color="000000" w:sz="4" w:space="0"/>
-        </w:tcBorders>
-      </w:tcPr>
-    </w:tblStylePr>
-    <w:tblStylePr w:type="lastRow">
+    <w:tblStylePr w:type="firstRow">
       <w:rPr>
         <w:b/>
         <w:color w:val="404040"/>
@@ -7966,6 +8203,52 @@
         </w:tcBorders>
       </w:tcPr>
     </w:tblStylePr>
+    <w:tblStylePr w:type="lastCol">
+      <w:rPr>
+        <w:i/>
+        <w:color w:val="404040"/>
+      </w:rPr>
+      <w:pPr>
+        <w:pBdr/>
+        <w:spacing/>
+        <w:ind/>
+      </w:pPr>
+      <w:tblPr>
+        <w:tblBorders/>
+      </w:tblPr>
+      <w:tcPr>
+        <w:shd w:val="clear" w:color="ffffff"/>
+        <w:tcBorders>
+          <w:top w:val="none" w:color="000000" w:sz="4" w:space="0"/>
+          <w:left w:val="none" w:color="000000" w:sz="4" w:space="0"/>
+          <w:bottom w:val="none" w:color="000000" w:sz="4" w:space="0"/>
+          <w:right w:val="none" w:color="000000" w:sz="4" w:space="0"/>
+        </w:tcBorders>
+      </w:tcPr>
+    </w:tblStylePr>
+    <w:tblStylePr w:type="lastRow">
+      <w:rPr>
+        <w:b/>
+        <w:color w:val="404040"/>
+      </w:rPr>
+      <w:pPr>
+        <w:pBdr/>
+        <w:spacing/>
+        <w:ind/>
+      </w:pPr>
+      <w:tblPr>
+        <w:tblBorders/>
+      </w:tblPr>
+      <w:tcPr>
+        <w:shd w:val="clear" w:color="ffffff"/>
+        <w:tcBorders>
+          <w:top w:val="none" w:color="000000" w:sz="4" w:space="0"/>
+          <w:left w:val="none" w:color="000000" w:sz="4" w:space="0"/>
+          <w:bottom w:val="none" w:color="000000" w:sz="4" w:space="0"/>
+          <w:right w:val="none" w:color="000000" w:sz="4" w:space="0"/>
+        </w:tcBorders>
+      </w:tcPr>
+    </w:tblStylePr>
     <w:tblStylePr w:type="nwCell">
       <w:pPr>
         <w:pBdr/>
@@ -8032,9 +8315,9 @@
       </w:tcPr>
     </w:tblStylePr>
   </w:style>
-  <w:style w:type="table" w:styleId="39">
+  <w:style w:type="table" w:styleId="731">
     <w:name w:val="Grid Table 3 - Accent 6"/>
-    <w:basedOn w:val="707"/>
+    <w:basedOn w:val="888"/>
     <w:uiPriority w:val="99"/>
     <w:pPr>
       <w:pBdr/>
@@ -8133,29 +8416,6 @@
         <w:tblBorders/>
       </w:tblPr>
       <w:tcPr>
-        <w:shd w:color="ffffff"/>
-        <w:tcBorders>
-          <w:top w:val="none" w:color="000000" w:sz="4" w:space="0"/>
-          <w:left w:val="none" w:color="000000" w:sz="4" w:space="0"/>
-          <w:bottom w:val="none" w:color="000000" w:sz="4" w:space="0"/>
-          <w:right w:val="none" w:color="000000" w:sz="4" w:space="0"/>
-        </w:tcBorders>
-      </w:tcPr>
-    </w:tblStylePr>
-    <w:tblStylePr w:type="firstRow">
-      <w:rPr>
-        <w:b/>
-        <w:color w:val="404040"/>
-      </w:rPr>
-      <w:pPr>
-        <w:pBdr/>
-        <w:spacing/>
-        <w:ind/>
-      </w:pPr>
-      <w:tblPr>
-        <w:tblBorders/>
-      </w:tblPr>
-      <w:tcPr>
         <w:shd w:val="clear" w:color="ffffff"/>
         <w:tcBorders>
           <w:top w:val="none" w:color="000000" w:sz="4" w:space="0"/>
@@ -8165,30 +8425,7 @@
         </w:tcBorders>
       </w:tcPr>
     </w:tblStylePr>
-    <w:tblStylePr w:type="lastCol">
-      <w:rPr>
-        <w:i/>
-        <w:color w:val="404040"/>
-      </w:rPr>
-      <w:pPr>
-        <w:pBdr/>
-        <w:spacing/>
-        <w:ind/>
-      </w:pPr>
-      <w:tblPr>
-        <w:tblBorders/>
-      </w:tblPr>
-      <w:tcPr>
-        <w:shd w:color="ffffff"/>
-        <w:tcBorders>
-          <w:top w:val="none" w:color="000000" w:sz="4" w:space="0"/>
-          <w:left w:val="none" w:color="000000" w:sz="4" w:space="0"/>
-          <w:bottom w:val="none" w:color="000000" w:sz="4" w:space="0"/>
-          <w:right w:val="none" w:color="000000" w:sz="4" w:space="0"/>
-        </w:tcBorders>
-      </w:tcPr>
-    </w:tblStylePr>
-    <w:tblStylePr w:type="lastRow">
+    <w:tblStylePr w:type="firstRow">
       <w:rPr>
         <w:b/>
         <w:color w:val="404040"/>
@@ -8211,6 +8448,52 @@
         </w:tcBorders>
       </w:tcPr>
     </w:tblStylePr>
+    <w:tblStylePr w:type="lastCol">
+      <w:rPr>
+        <w:i/>
+        <w:color w:val="404040"/>
+      </w:rPr>
+      <w:pPr>
+        <w:pBdr/>
+        <w:spacing/>
+        <w:ind/>
+      </w:pPr>
+      <w:tblPr>
+        <w:tblBorders/>
+      </w:tblPr>
+      <w:tcPr>
+        <w:shd w:val="clear" w:color="ffffff"/>
+        <w:tcBorders>
+          <w:top w:val="none" w:color="000000" w:sz="4" w:space="0"/>
+          <w:left w:val="none" w:color="000000" w:sz="4" w:space="0"/>
+          <w:bottom w:val="none" w:color="000000" w:sz="4" w:space="0"/>
+          <w:right w:val="none" w:color="000000" w:sz="4" w:space="0"/>
+        </w:tcBorders>
+      </w:tcPr>
+    </w:tblStylePr>
+    <w:tblStylePr w:type="lastRow">
+      <w:rPr>
+        <w:b/>
+        <w:color w:val="404040"/>
+      </w:rPr>
+      <w:pPr>
+        <w:pBdr/>
+        <w:spacing/>
+        <w:ind/>
+      </w:pPr>
+      <w:tblPr>
+        <w:tblBorders/>
+      </w:tblPr>
+      <w:tcPr>
+        <w:shd w:val="clear" w:color="ffffff"/>
+        <w:tcBorders>
+          <w:top w:val="none" w:color="000000" w:sz="4" w:space="0"/>
+          <w:left w:val="none" w:color="000000" w:sz="4" w:space="0"/>
+          <w:bottom w:val="none" w:color="000000" w:sz="4" w:space="0"/>
+          <w:right w:val="none" w:color="000000" w:sz="4" w:space="0"/>
+        </w:tcBorders>
+      </w:tcPr>
+    </w:tblStylePr>
     <w:tblStylePr w:type="nwCell">
       <w:pPr>
         <w:pBdr/>
@@ -8277,9 +8560,9 @@
       </w:tcPr>
     </w:tblStylePr>
   </w:style>
-  <w:style w:type="table" w:styleId="40">
+  <w:style w:type="table" w:styleId="732">
     <w:name w:val="Grid Table 4"/>
-    <w:basedOn w:val="707"/>
+    <w:basedOn w:val="888"/>
     <w:uiPriority w:val="59"/>
     <w:pPr>
       <w:pBdr/>
@@ -8510,9 +8793,9 @@
       </w:tcPr>
     </w:tblStylePr>
   </w:style>
-  <w:style w:type="table" w:styleId="41">
+  <w:style w:type="table" w:styleId="733">
     <w:name w:val="Grid Table 4 - Accent 1"/>
-    <w:basedOn w:val="707"/>
+    <w:basedOn w:val="888"/>
     <w:uiPriority w:val="59"/>
     <w:pPr>
       <w:pBdr/>
@@ -8743,9 +9026,9 @@
       </w:tcPr>
     </w:tblStylePr>
   </w:style>
-  <w:style w:type="table" w:styleId="42">
+  <w:style w:type="table" w:styleId="734">
     <w:name w:val="Grid Table 4 - Accent 2"/>
-    <w:basedOn w:val="707"/>
+    <w:basedOn w:val="888"/>
     <w:uiPriority w:val="59"/>
     <w:pPr>
       <w:pBdr/>
@@ -8976,9 +9259,9 @@
       </w:tcPr>
     </w:tblStylePr>
   </w:style>
-  <w:style w:type="table" w:styleId="43">
+  <w:style w:type="table" w:styleId="735">
     <w:name w:val="Grid Table 4 - Accent 3"/>
-    <w:basedOn w:val="707"/>
+    <w:basedOn w:val="888"/>
     <w:uiPriority w:val="59"/>
     <w:pPr>
       <w:pBdr/>
@@ -9209,9 +9492,9 @@
       </w:tcPr>
     </w:tblStylePr>
   </w:style>
-  <w:style w:type="table" w:styleId="44">
+  <w:style w:type="table" w:styleId="736">
     <w:name w:val="Grid Table 4 - Accent 4"/>
-    <w:basedOn w:val="707"/>
+    <w:basedOn w:val="888"/>
     <w:uiPriority w:val="59"/>
     <w:pPr>
       <w:pBdr/>
@@ -9442,9 +9725,9 @@
       </w:tcPr>
     </w:tblStylePr>
   </w:style>
-  <w:style w:type="table" w:styleId="45">
+  <w:style w:type="table" w:styleId="737">
     <w:name w:val="Grid Table 4 - Accent 5"/>
-    <w:basedOn w:val="707"/>
+    <w:basedOn w:val="888"/>
     <w:uiPriority w:val="59"/>
     <w:pPr>
       <w:pBdr/>
@@ -9675,9 +9958,9 @@
       </w:tcPr>
     </w:tblStylePr>
   </w:style>
-  <w:style w:type="table" w:styleId="46">
+  <w:style w:type="table" w:styleId="738">
     <w:name w:val="Grid Table 4 - Accent 6"/>
-    <w:basedOn w:val="707"/>
+    <w:basedOn w:val="888"/>
     <w:uiPriority w:val="59"/>
     <w:pPr>
       <w:pBdr/>
@@ -9908,9 +10191,9 @@
       </w:tcPr>
     </w:tblStylePr>
   </w:style>
-  <w:style w:type="table" w:styleId="47">
+  <w:style w:type="table" w:styleId="739">
     <w:name w:val="Grid Table 5 Dark"/>
-    <w:basedOn w:val="707"/>
+    <w:basedOn w:val="888"/>
     <w:uiPriority w:val="99"/>
     <w:pPr>
       <w:pBdr/>
@@ -10136,9 +10419,9 @@
       </w:tcPr>
     </w:tblStylePr>
   </w:style>
-  <w:style w:type="table" w:styleId="48">
+  <w:style w:type="table" w:styleId="740">
     <w:name w:val="Grid Table 5 Dark- Accent 1"/>
-    <w:basedOn w:val="707"/>
+    <w:basedOn w:val="888"/>
     <w:uiPriority w:val="99"/>
     <w:pPr>
       <w:pBdr/>
@@ -10364,9 +10647,9 @@
       </w:tcPr>
     </w:tblStylePr>
   </w:style>
-  <w:style w:type="table" w:styleId="49">
+  <w:style w:type="table" w:styleId="741">
     <w:name w:val="Grid Table 5 Dark - Accent 2"/>
-    <w:basedOn w:val="707"/>
+    <w:basedOn w:val="888"/>
     <w:uiPriority w:val="99"/>
     <w:pPr>
       <w:pBdr/>
@@ -10592,9 +10875,9 @@
       </w:tcPr>
     </w:tblStylePr>
   </w:style>
-  <w:style w:type="table" w:styleId="50">
+  <w:style w:type="table" w:styleId="742">
     <w:name w:val="Grid Table 5 Dark - Accent 3"/>
-    <w:basedOn w:val="707"/>
+    <w:basedOn w:val="888"/>
     <w:uiPriority w:val="99"/>
     <w:pPr>
       <w:pBdr/>
@@ -10820,9 +11103,9 @@
       </w:tcPr>
     </w:tblStylePr>
   </w:style>
-  <w:style w:type="table" w:styleId="51">
+  <w:style w:type="table" w:styleId="743">
     <w:name w:val="Grid Table 5 Dark- Accent 4"/>
-    <w:basedOn w:val="707"/>
+    <w:basedOn w:val="888"/>
     <w:uiPriority w:val="99"/>
     <w:pPr>
       <w:pBdr/>
@@ -11048,9 +11331,9 @@
       </w:tcPr>
     </w:tblStylePr>
   </w:style>
-  <w:style w:type="table" w:styleId="52">
+  <w:style w:type="table" w:styleId="744">
     <w:name w:val="Grid Table 5 Dark - Accent 5"/>
-    <w:basedOn w:val="707"/>
+    <w:basedOn w:val="888"/>
     <w:uiPriority w:val="99"/>
     <w:pPr>
       <w:pBdr/>
@@ -11276,9 +11559,9 @@
       </w:tcPr>
     </w:tblStylePr>
   </w:style>
-  <w:style w:type="table" w:styleId="53">
+  <w:style w:type="table" w:styleId="745">
     <w:name w:val="Grid Table 5 Dark - Accent 6"/>
-    <w:basedOn w:val="707"/>
+    <w:basedOn w:val="888"/>
     <w:uiPriority w:val="99"/>
     <w:pPr>
       <w:pBdr/>
@@ -11504,9 +11787,9 @@
       </w:tcPr>
     </w:tblStylePr>
   </w:style>
-  <w:style w:type="table" w:styleId="54">
+  <w:style w:type="table" w:styleId="746">
     <w:name w:val="Grid Table 6 Colorful"/>
-    <w:basedOn w:val="707"/>
+    <w:basedOn w:val="888"/>
     <w:uiPriority w:val="99"/>
     <w:pPr>
       <w:pBdr/>
@@ -11734,9 +12017,9 @@
       </w:tcPr>
     </w:tblStylePr>
   </w:style>
-  <w:style w:type="table" w:styleId="55">
+  <w:style w:type="table" w:styleId="747">
     <w:name w:val="Grid Table 6 Colorful - Accent 1"/>
-    <w:basedOn w:val="707"/>
+    <w:basedOn w:val="888"/>
     <w:uiPriority w:val="99"/>
     <w:pPr>
       <w:pBdr/>
@@ -11964,9 +12247,9 @@
       </w:tcPr>
     </w:tblStylePr>
   </w:style>
-  <w:style w:type="table" w:styleId="56">
+  <w:style w:type="table" w:styleId="748">
     <w:name w:val="Grid Table 6 Colorful - Accent 2"/>
-    <w:basedOn w:val="707"/>
+    <w:basedOn w:val="888"/>
     <w:uiPriority w:val="99"/>
     <w:pPr>
       <w:pBdr/>
@@ -12194,9 +12477,9 @@
       </w:tcPr>
     </w:tblStylePr>
   </w:style>
-  <w:style w:type="table" w:styleId="57">
+  <w:style w:type="table" w:styleId="749">
     <w:name w:val="Grid Table 6 Colorful - Accent 3"/>
-    <w:basedOn w:val="707"/>
+    <w:basedOn w:val="888"/>
     <w:uiPriority w:val="99"/>
     <w:pPr>
       <w:pBdr/>
@@ -12424,9 +12707,9 @@
       </w:tcPr>
     </w:tblStylePr>
   </w:style>
-  <w:style w:type="table" w:styleId="58">
+  <w:style w:type="table" w:styleId="750">
     <w:name w:val="Grid Table 6 Colorful - Accent 4"/>
-    <w:basedOn w:val="707"/>
+    <w:basedOn w:val="888"/>
     <w:uiPriority w:val="99"/>
     <w:pPr>
       <w:pBdr/>
@@ -12654,9 +12937,9 @@
       </w:tcPr>
     </w:tblStylePr>
   </w:style>
-  <w:style w:type="table" w:styleId="59">
+  <w:style w:type="table" w:styleId="751">
     <w:name w:val="Grid Table 6 Colorful - Accent 5"/>
-    <w:basedOn w:val="707"/>
+    <w:basedOn w:val="888"/>
     <w:uiPriority w:val="99"/>
     <w:pPr>
       <w:pBdr/>
@@ -12884,9 +13167,9 @@
       </w:tcPr>
     </w:tblStylePr>
   </w:style>
-  <w:style w:type="table" w:styleId="60">
+  <w:style w:type="table" w:styleId="752">
     <w:name w:val="Grid Table 6 Colorful - Accent 6"/>
-    <w:basedOn w:val="707"/>
+    <w:basedOn w:val="888"/>
     <w:uiPriority w:val="99"/>
     <w:pPr>
       <w:pBdr/>
@@ -13114,9 +13397,9 @@
       </w:tcPr>
     </w:tblStylePr>
   </w:style>
-  <w:style w:type="table" w:styleId="61">
+  <w:style w:type="table" w:styleId="753">
     <w:name w:val="Grid Table 7 Colorful"/>
-    <w:basedOn w:val="707"/>
+    <w:basedOn w:val="888"/>
     <w:uiPriority w:val="99"/>
     <w:pPr>
       <w:pBdr/>
@@ -13218,11 +13501,11 @@
         <w:tblBorders/>
       </w:tblPr>
       <w:tcPr>
-        <w:shd w:color="ffffff"/>
+        <w:shd w:val="clear" w:color="ffffff"/>
         <w:tcBorders>
-          <w:top w:val="none"/>
-          <w:left w:val="none"/>
-          <w:bottom w:val="none"/>
+          <w:top w:val="none" w:color="000000" w:sz="4" w:space="0"/>
+          <w:left w:val="none" w:color="000000" w:sz="4" w:space="0"/>
+          <w:bottom w:val="none" w:color="000000" w:sz="4" w:space="0"/>
           <w:right w:val="single" w:color="000000" w:themeColor="text1" w:themeTint="80" w:sz="4" w:space="0"/>
         </w:tcBorders>
       </w:tcPr>
@@ -13245,10 +13528,10 @@
       <w:tcPr>
         <w:shd w:val="clear" w:color="ffffff" w:themeColor="light1" w:fill="ffffff" w:themeFill="light1"/>
         <w:tcBorders>
-          <w:top w:val="none"/>
-          <w:left w:val="none"/>
+          <w:top w:val="none" w:color="000000" w:sz="4" w:space="0"/>
+          <w:left w:val="none" w:color="000000" w:sz="4" w:space="0"/>
           <w:bottom w:val="single" w:color="000000" w:themeColor="text1" w:themeTint="80" w:sz="4" w:space="0"/>
-          <w:right w:val="none"/>
+          <w:right w:val="none" w:color="000000" w:sz="4" w:space="0"/>
         </w:tcBorders>
       </w:tcPr>
     </w:tblStylePr>
@@ -13268,12 +13551,12 @@
         <w:tblBorders/>
       </w:tblPr>
       <w:tcPr>
-        <w:shd w:color="ffffff"/>
+        <w:shd w:val="clear" w:color="ffffff"/>
         <w:tcBorders>
-          <w:top w:val="none"/>
+          <w:top w:val="none" w:color="000000" w:sz="4" w:space="0"/>
           <w:left w:val="single" w:color="000000" w:themeColor="text1" w:themeTint="80" w:sz="4" w:space="0"/>
-          <w:bottom w:val="none"/>
-          <w:right w:val="none"/>
+          <w:bottom w:val="none" w:color="000000" w:sz="4" w:space="0"/>
+          <w:right w:val="none" w:color="000000" w:sz="4" w:space="0"/>
         </w:tcBorders>
       </w:tcPr>
     </w:tblStylePr>
@@ -13296,9 +13579,9 @@
         <w:shd w:val="clear" w:color="ffffff" w:themeColor="light1" w:fill="ffffff" w:themeFill="light1"/>
         <w:tcBorders>
           <w:top w:val="single" w:color="000000" w:themeColor="text1" w:themeTint="80" w:sz="4" w:space="0"/>
-          <w:left w:val="none"/>
-          <w:bottom w:val="none"/>
-          <w:right w:val="none"/>
+          <w:left w:val="none" w:color="000000" w:sz="4" w:space="0"/>
+          <w:bottom w:val="none" w:color="000000" w:sz="4" w:space="0"/>
+          <w:right w:val="none" w:color="000000" w:sz="4" w:space="0"/>
         </w:tcBorders>
       </w:tcPr>
     </w:tblStylePr>
@@ -13368,9 +13651,9 @@
       </w:tcPr>
     </w:tblStylePr>
   </w:style>
-  <w:style w:type="table" w:styleId="62">
+  <w:style w:type="table" w:styleId="754">
     <w:name w:val="Grid Table 7 Colorful - Accent 1"/>
-    <w:basedOn w:val="707"/>
+    <w:basedOn w:val="888"/>
     <w:uiPriority w:val="99"/>
     <w:pPr>
       <w:pBdr/>
@@ -13472,11 +13755,11 @@
         <w:tblBorders/>
       </w:tblPr>
       <w:tcPr>
-        <w:shd w:color="ffffff"/>
+        <w:shd w:val="clear" w:color="ffffff"/>
         <w:tcBorders>
-          <w:top w:val="none"/>
-          <w:left w:val="none"/>
-          <w:bottom w:val="none"/>
+          <w:top w:val="none" w:color="000000" w:sz="4" w:space="0"/>
+          <w:left w:val="none" w:color="000000" w:sz="4" w:space="0"/>
+          <w:bottom w:val="none" w:color="000000" w:sz="4" w:space="0"/>
           <w:right w:val="single" w:color="000000" w:themeColor="accent1" w:themeTint="80" w:sz="4" w:space="0"/>
         </w:tcBorders>
       </w:tcPr>
@@ -13499,10 +13782,10 @@
       <w:tcPr>
         <w:shd w:val="clear" w:color="ffffff" w:themeColor="light1" w:fill="ffffff" w:themeFill="light1"/>
         <w:tcBorders>
-          <w:top w:val="none"/>
-          <w:left w:val="none"/>
+          <w:top w:val="none" w:color="000000" w:sz="4" w:space="0"/>
+          <w:left w:val="none" w:color="000000" w:sz="4" w:space="0"/>
           <w:bottom w:val="single" w:color="000000" w:themeColor="accent1" w:themeTint="80" w:sz="4" w:space="0"/>
-          <w:right w:val="none"/>
+          <w:right w:val="none" w:color="000000" w:sz="4" w:space="0"/>
         </w:tcBorders>
       </w:tcPr>
     </w:tblStylePr>
@@ -13522,12 +13805,12 @@
         <w:tblBorders/>
       </w:tblPr>
       <w:tcPr>
-        <w:shd w:color="ffffff"/>
+        <w:shd w:val="clear" w:color="ffffff"/>
         <w:tcBorders>
-          <w:top w:val="none"/>
+          <w:top w:val="none" w:color="000000" w:sz="4" w:space="0"/>
           <w:left w:val="single" w:color="000000" w:themeColor="accent1" w:themeTint="80" w:sz="4" w:space="0"/>
-          <w:bottom w:val="none"/>
-          <w:right w:val="none"/>
+          <w:bottom w:val="none" w:color="000000" w:sz="4" w:space="0"/>
+          <w:right w:val="none" w:color="000000" w:sz="4" w:space="0"/>
         </w:tcBorders>
       </w:tcPr>
     </w:tblStylePr>
@@ -13550,9 +13833,9 @@
         <w:shd w:val="clear" w:color="ffffff" w:themeColor="light1" w:fill="ffffff" w:themeFill="light1"/>
         <w:tcBorders>
           <w:top w:val="single" w:color="000000" w:themeColor="accent1" w:themeTint="80" w:sz="4" w:space="0"/>
-          <w:left w:val="none"/>
-          <w:bottom w:val="none"/>
-          <w:right w:val="none"/>
+          <w:left w:val="none" w:color="000000" w:sz="4" w:space="0"/>
+          <w:bottom w:val="none" w:color="000000" w:sz="4" w:space="0"/>
+          <w:right w:val="none" w:color="000000" w:sz="4" w:space="0"/>
         </w:tcBorders>
       </w:tcPr>
     </w:tblStylePr>
@@ -13622,9 +13905,9 @@
       </w:tcPr>
     </w:tblStylePr>
   </w:style>
-  <w:style w:type="table" w:styleId="63">
+  <w:style w:type="table" w:styleId="755">
     <w:name w:val="Grid Table 7 Colorful - Accent 2"/>
-    <w:basedOn w:val="707"/>
+    <w:basedOn w:val="888"/>
     <w:uiPriority w:val="99"/>
     <w:pPr>
       <w:pBdr/>
@@ -13726,11 +14009,11 @@
         <w:tblBorders/>
       </w:tblPr>
       <w:tcPr>
-        <w:shd w:color="ffffff"/>
+        <w:shd w:val="clear" w:color="ffffff"/>
         <w:tcBorders>
-          <w:top w:val="none"/>
-          <w:left w:val="none"/>
-          <w:bottom w:val="none"/>
+          <w:top w:val="none" w:color="000000" w:sz="4" w:space="0"/>
+          <w:left w:val="none" w:color="000000" w:sz="4" w:space="0"/>
+          <w:bottom w:val="none" w:color="000000" w:sz="4" w:space="0"/>
           <w:right w:val="single" w:color="000000" w:themeColor="accent2" w:themeTint="97" w:sz="4" w:space="0"/>
         </w:tcBorders>
       </w:tcPr>
@@ -13753,10 +14036,10 @@
       <w:tcPr>
         <w:shd w:val="clear" w:color="ffffff" w:themeColor="light1" w:fill="ffffff" w:themeFill="light1"/>
         <w:tcBorders>
-          <w:top w:val="none"/>
-          <w:left w:val="none"/>
+          <w:top w:val="none" w:color="000000" w:sz="4" w:space="0"/>
+          <w:left w:val="none" w:color="000000" w:sz="4" w:space="0"/>
           <w:bottom w:val="single" w:color="000000" w:themeColor="accent2" w:themeTint="97" w:sz="4" w:space="0"/>
-          <w:right w:val="none"/>
+          <w:right w:val="none" w:color="000000" w:sz="4" w:space="0"/>
         </w:tcBorders>
       </w:tcPr>
     </w:tblStylePr>
@@ -13776,12 +14059,12 @@
         <w:tblBorders/>
       </w:tblPr>
       <w:tcPr>
-        <w:shd w:color="ffffff"/>
+        <w:shd w:val="clear" w:color="ffffff"/>
         <w:tcBorders>
-          <w:top w:val="none"/>
+          <w:top w:val="none" w:color="000000" w:sz="4" w:space="0"/>
           <w:left w:val="single" w:color="000000" w:themeColor="accent2" w:themeTint="97" w:sz="4" w:space="0"/>
-          <w:bottom w:val="none"/>
-          <w:right w:val="none"/>
+          <w:bottom w:val="none" w:color="000000" w:sz="4" w:space="0"/>
+          <w:right w:val="none" w:color="000000" w:sz="4" w:space="0"/>
         </w:tcBorders>
       </w:tcPr>
     </w:tblStylePr>
@@ -13804,9 +14087,9 @@
         <w:shd w:val="clear" w:color="ffffff" w:themeColor="light1" w:fill="ffffff" w:themeFill="light1"/>
         <w:tcBorders>
           <w:top w:val="single" w:color="000000" w:themeColor="accent2" w:themeTint="97" w:sz="4" w:space="0"/>
-          <w:left w:val="none"/>
-          <w:bottom w:val="none"/>
-          <w:right w:val="none"/>
+          <w:left w:val="none" w:color="000000" w:sz="4" w:space="0"/>
+          <w:bottom w:val="none" w:color="000000" w:sz="4" w:space="0"/>
+          <w:right w:val="none" w:color="000000" w:sz="4" w:space="0"/>
         </w:tcBorders>
       </w:tcPr>
     </w:tblStylePr>
@@ -13876,9 +14159,9 @@
       </w:tcPr>
     </w:tblStylePr>
   </w:style>
-  <w:style w:type="table" w:styleId="64">
+  <w:style w:type="table" w:styleId="756">
     <w:name w:val="Grid Table 7 Colorful - Accent 3"/>
-    <w:basedOn w:val="707"/>
+    <w:basedOn w:val="888"/>
     <w:uiPriority w:val="99"/>
     <w:pPr>
       <w:pBdr/>
@@ -13980,11 +14263,11 @@
         <w:tblBorders/>
       </w:tblPr>
       <w:tcPr>
-        <w:shd w:color="ffffff"/>
+        <w:shd w:val="clear" w:color="ffffff"/>
         <w:tcBorders>
-          <w:top w:val="none"/>
-          <w:left w:val="none"/>
-          <w:bottom w:val="none"/>
+          <w:top w:val="none" w:color="000000" w:sz="4" w:space="0"/>
+          <w:left w:val="none" w:color="000000" w:sz="4" w:space="0"/>
+          <w:bottom w:val="none" w:color="000000" w:sz="4" w:space="0"/>
           <w:right w:val="single" w:color="000000" w:themeColor="accent3" w:themeTint="FE" w:sz="4" w:space="0"/>
         </w:tcBorders>
       </w:tcPr>
@@ -14007,10 +14290,10 @@
       <w:tcPr>
         <w:shd w:val="clear" w:color="ffffff" w:themeColor="light1" w:fill="ffffff" w:themeFill="light1"/>
         <w:tcBorders>
-          <w:top w:val="none"/>
-          <w:left w:val="none"/>
+          <w:top w:val="none" w:color="000000" w:sz="4" w:space="0"/>
+          <w:left w:val="none" w:color="000000" w:sz="4" w:space="0"/>
           <w:bottom w:val="single" w:color="000000" w:themeColor="accent3" w:themeTint="FE" w:sz="4" w:space="0"/>
-          <w:right w:val="none"/>
+          <w:right w:val="none" w:color="000000" w:sz="4" w:space="0"/>
         </w:tcBorders>
       </w:tcPr>
     </w:tblStylePr>
@@ -14030,12 +14313,12 @@
         <w:tblBorders/>
       </w:tblPr>
       <w:tcPr>
-        <w:shd w:color="ffffff"/>
+        <w:shd w:val="clear" w:color="ffffff"/>
         <w:tcBorders>
-          <w:top w:val="none"/>
+          <w:top w:val="none" w:color="000000" w:sz="4" w:space="0"/>
           <w:left w:val="single" w:color="000000" w:themeColor="accent3" w:themeTint="FE" w:sz="4" w:space="0"/>
-          <w:bottom w:val="none"/>
-          <w:right w:val="none"/>
+          <w:bottom w:val="none" w:color="000000" w:sz="4" w:space="0"/>
+          <w:right w:val="none" w:color="000000" w:sz="4" w:space="0"/>
         </w:tcBorders>
       </w:tcPr>
     </w:tblStylePr>
@@ -14058,9 +14341,9 @@
         <w:shd w:val="clear" w:color="ffffff" w:themeColor="light1" w:fill="ffffff" w:themeFill="light1"/>
         <w:tcBorders>
           <w:top w:val="single" w:color="000000" w:themeColor="accent3" w:themeTint="FE" w:sz="4" w:space="0"/>
-          <w:left w:val="none"/>
-          <w:bottom w:val="none"/>
-          <w:right w:val="none"/>
+          <w:left w:val="none" w:color="000000" w:sz="4" w:space="0"/>
+          <w:bottom w:val="none" w:color="000000" w:sz="4" w:space="0"/>
+          <w:right w:val="none" w:color="000000" w:sz="4" w:space="0"/>
         </w:tcBorders>
       </w:tcPr>
     </w:tblStylePr>
@@ -14130,9 +14413,9 @@
       </w:tcPr>
     </w:tblStylePr>
   </w:style>
-  <w:style w:type="table" w:styleId="65">
+  <w:style w:type="table" w:styleId="757">
     <w:name w:val="Grid Table 7 Colorful - Accent 4"/>
-    <w:basedOn w:val="707"/>
+    <w:basedOn w:val="888"/>
     <w:uiPriority w:val="99"/>
     <w:pPr>
       <w:pBdr/>
@@ -14234,11 +14517,11 @@
         <w:tblBorders/>
       </w:tblPr>
       <w:tcPr>
-        <w:shd w:color="ffffff"/>
+        <w:shd w:val="clear" w:color="ffffff"/>
         <w:tcBorders>
-          <w:top w:val="none"/>
-          <w:left w:val="none"/>
-          <w:bottom w:val="none"/>
+          <w:top w:val="none" w:color="000000" w:sz="4" w:space="0"/>
+          <w:left w:val="none" w:color="000000" w:sz="4" w:space="0"/>
+          <w:bottom w:val="none" w:color="000000" w:sz="4" w:space="0"/>
           <w:right w:val="single" w:color="000000" w:themeColor="accent4" w:themeTint="9A" w:sz="4" w:space="0"/>
         </w:tcBorders>
       </w:tcPr>
@@ -14261,10 +14544,10 @@
       <w:tcPr>
         <w:shd w:val="clear" w:color="ffffff" w:themeColor="light1" w:fill="ffffff" w:themeFill="light1"/>
         <w:tcBorders>
-          <w:top w:val="none"/>
-          <w:left w:val="none"/>
+          <w:top w:val="none" w:color="000000" w:sz="4" w:space="0"/>
+          <w:left w:val="none" w:color="000000" w:sz="4" w:space="0"/>
           <w:bottom w:val="single" w:color="000000" w:themeColor="accent4" w:themeTint="9A" w:sz="4" w:space="0"/>
-          <w:right w:val="none"/>
+          <w:right w:val="none" w:color="000000" w:sz="4" w:space="0"/>
         </w:tcBorders>
       </w:tcPr>
     </w:tblStylePr>
@@ -14284,12 +14567,12 @@
         <w:tblBorders/>
       </w:tblPr>
       <w:tcPr>
-        <w:shd w:color="ffffff"/>
+        <w:shd w:val="clear" w:color="ffffff"/>
         <w:tcBorders>
-          <w:top w:val="none"/>
+          <w:top w:val="none" w:color="000000" w:sz="4" w:space="0"/>
           <w:left w:val="single" w:color="000000" w:themeColor="accent4" w:themeTint="9A" w:sz="4" w:space="0"/>
-          <w:bottom w:val="none"/>
-          <w:right w:val="none"/>
+          <w:bottom w:val="none" w:color="000000" w:sz="4" w:space="0"/>
+          <w:right w:val="none" w:color="000000" w:sz="4" w:space="0"/>
         </w:tcBorders>
       </w:tcPr>
     </w:tblStylePr>
@@ -14312,9 +14595,9 @@
         <w:shd w:val="clear" w:color="ffffff" w:themeColor="light1" w:fill="ffffff" w:themeFill="light1"/>
         <w:tcBorders>
           <w:top w:val="single" w:color="000000" w:themeColor="accent4" w:themeTint="9A" w:sz="4" w:space="0"/>
-          <w:left w:val="none"/>
-          <w:bottom w:val="none"/>
-          <w:right w:val="none"/>
+          <w:left w:val="none" w:color="000000" w:sz="4" w:space="0"/>
+          <w:bottom w:val="none" w:color="000000" w:sz="4" w:space="0"/>
+          <w:right w:val="none" w:color="000000" w:sz="4" w:space="0"/>
         </w:tcBorders>
       </w:tcPr>
     </w:tblStylePr>
@@ -14384,9 +14667,9 @@
       </w:tcPr>
     </w:tblStylePr>
   </w:style>
-  <w:style w:type="table" w:styleId="66">
+  <w:style w:type="table" w:styleId="758">
     <w:name w:val="Grid Table 7 Colorful - Accent 5"/>
-    <w:basedOn w:val="707"/>
+    <w:basedOn w:val="888"/>
     <w:uiPriority w:val="99"/>
     <w:pPr>
       <w:pBdr/>
@@ -14488,11 +14771,11 @@
         <w:tblBorders/>
       </w:tblPr>
       <w:tcPr>
-        <w:shd w:color="ffffff"/>
+        <w:shd w:val="clear" w:color="ffffff"/>
         <w:tcBorders>
-          <w:top w:val="none"/>
-          <w:left w:val="none"/>
-          <w:bottom w:val="none"/>
+          <w:top w:val="none" w:color="000000" w:sz="4" w:space="0"/>
+          <w:left w:val="none" w:color="000000" w:sz="4" w:space="0"/>
+          <w:bottom w:val="none" w:color="000000" w:sz="4" w:space="0"/>
           <w:right w:val="single" w:color="000000" w:themeColor="accent5" w:themeTint="90" w:sz="4" w:space="0"/>
         </w:tcBorders>
       </w:tcPr>
@@ -14515,10 +14798,10 @@
       <w:tcPr>
         <w:shd w:val="clear" w:color="ffffff" w:themeColor="light1" w:fill="ffffff" w:themeFill="light1"/>
         <w:tcBorders>
-          <w:top w:val="none"/>
-          <w:left w:val="none"/>
+          <w:top w:val="none" w:color="000000" w:sz="4" w:space="0"/>
+          <w:left w:val="none" w:color="000000" w:sz="4" w:space="0"/>
           <w:bottom w:val="single" w:color="000000" w:themeColor="accent5" w:themeTint="90" w:sz="4" w:space="0"/>
-          <w:right w:val="none"/>
+          <w:right w:val="none" w:color="000000" w:sz="4" w:space="0"/>
         </w:tcBorders>
       </w:tcPr>
     </w:tblStylePr>
@@ -14538,12 +14821,12 @@
         <w:tblBorders/>
       </w:tblPr>
       <w:tcPr>
-        <w:shd w:color="ffffff"/>
+        <w:shd w:val="clear" w:color="ffffff"/>
         <w:tcBorders>
-          <w:top w:val="none"/>
+          <w:top w:val="none" w:color="000000" w:sz="4" w:space="0"/>
           <w:left w:val="single" w:color="000000" w:themeColor="accent5" w:themeTint="90" w:sz="4" w:space="0"/>
-          <w:bottom w:val="none"/>
-          <w:right w:val="none"/>
+          <w:bottom w:val="none" w:color="000000" w:sz="4" w:space="0"/>
+          <w:right w:val="none" w:color="000000" w:sz="4" w:space="0"/>
         </w:tcBorders>
       </w:tcPr>
     </w:tblStylePr>
@@ -14566,9 +14849,9 @@
         <w:shd w:val="clear" w:color="ffffff" w:themeColor="light1" w:fill="ffffff" w:themeFill="light1"/>
         <w:tcBorders>
           <w:top w:val="single" w:color="000000" w:themeColor="accent5" w:themeTint="90" w:sz="4" w:space="0"/>
-          <w:left w:val="none"/>
-          <w:bottom w:val="none"/>
-          <w:right w:val="none"/>
+          <w:left w:val="none" w:color="000000" w:sz="4" w:space="0"/>
+          <w:bottom w:val="none" w:color="000000" w:sz="4" w:space="0"/>
+          <w:right w:val="none" w:color="000000" w:sz="4" w:space="0"/>
         </w:tcBorders>
       </w:tcPr>
     </w:tblStylePr>
@@ -14638,9 +14921,9 @@
       </w:tcPr>
     </w:tblStylePr>
   </w:style>
-  <w:style w:type="table" w:styleId="67">
+  <w:style w:type="table" w:styleId="759">
     <w:name w:val="Grid Table 7 Colorful - Accent 6"/>
-    <w:basedOn w:val="707"/>
+    <w:basedOn w:val="888"/>
     <w:uiPriority w:val="99"/>
     <w:pPr>
       <w:pBdr/>
@@ -14742,11 +15025,11 @@
         <w:tblBorders/>
       </w:tblPr>
       <w:tcPr>
-        <w:shd w:color="ffffff"/>
+        <w:shd w:val="clear" w:color="ffffff"/>
         <w:tcBorders>
-          <w:top w:val="none"/>
-          <w:left w:val="none"/>
-          <w:bottom w:val="none"/>
+          <w:top w:val="none" w:color="000000" w:sz="4" w:space="0"/>
+          <w:left w:val="none" w:color="000000" w:sz="4" w:space="0"/>
+          <w:bottom w:val="none" w:color="000000" w:sz="4" w:space="0"/>
           <w:right w:val="single" w:color="000000" w:themeColor="accent6" w:themeTint="90" w:sz="4" w:space="0"/>
         </w:tcBorders>
       </w:tcPr>
@@ -14769,10 +15052,10 @@
       <w:tcPr>
         <w:shd w:val="clear" w:color="ffffff" w:themeColor="light1" w:fill="ffffff" w:themeFill="light1"/>
         <w:tcBorders>
-          <w:top w:val="none"/>
-          <w:left w:val="none"/>
+          <w:top w:val="none" w:color="000000" w:sz="4" w:space="0"/>
+          <w:left w:val="none" w:color="000000" w:sz="4" w:space="0"/>
           <w:bottom w:val="single" w:color="000000" w:themeColor="accent6" w:themeTint="90" w:sz="4" w:space="0"/>
-          <w:right w:val="none"/>
+          <w:right w:val="none" w:color="000000" w:sz="4" w:space="0"/>
         </w:tcBorders>
       </w:tcPr>
     </w:tblStylePr>
@@ -14792,12 +15075,12 @@
         <w:tblBorders/>
       </w:tblPr>
       <w:tcPr>
-        <w:shd w:color="ffffff"/>
+        <w:shd w:val="clear" w:color="ffffff"/>
         <w:tcBorders>
-          <w:top w:val="none"/>
+          <w:top w:val="none" w:color="000000" w:sz="4" w:space="0"/>
           <w:left w:val="single" w:color="000000" w:themeColor="accent6" w:themeTint="90" w:sz="4" w:space="0"/>
-          <w:bottom w:val="none"/>
-          <w:right w:val="none"/>
+          <w:bottom w:val="none" w:color="000000" w:sz="4" w:space="0"/>
+          <w:right w:val="none" w:color="000000" w:sz="4" w:space="0"/>
         </w:tcBorders>
       </w:tcPr>
     </w:tblStylePr>
@@ -14820,9 +15103,9 @@
         <w:shd w:val="clear" w:color="ffffff" w:themeColor="light1" w:fill="ffffff" w:themeFill="light1"/>
         <w:tcBorders>
           <w:top w:val="single" w:color="000000" w:themeColor="accent6" w:themeTint="90" w:sz="4" w:space="0"/>
-          <w:left w:val="none"/>
-          <w:bottom w:val="none"/>
-          <w:right w:val="none"/>
+          <w:left w:val="none" w:color="000000" w:sz="4" w:space="0"/>
+          <w:bottom w:val="none" w:color="000000" w:sz="4" w:space="0"/>
+          <w:right w:val="none" w:color="000000" w:sz="4" w:space="0"/>
         </w:tcBorders>
       </w:tcPr>
     </w:tblStylePr>
@@ -14892,9 +15175,9 @@
       </w:tcPr>
     </w:tblStylePr>
   </w:style>
-  <w:style w:type="table" w:styleId="68">
+  <w:style w:type="table" w:styleId="760">
     <w:name w:val="List Table 1 Light"/>
-    <w:basedOn w:val="707"/>
+    <w:basedOn w:val="888"/>
     <w:uiPriority w:val="99"/>
     <w:pPr>
       <w:pBdr/>
@@ -15108,9 +15391,9 @@
       </w:tcPr>
     </w:tblStylePr>
   </w:style>
-  <w:style w:type="table" w:styleId="69">
+  <w:style w:type="table" w:styleId="761">
     <w:name w:val="List Table 1 Light - Accent 1"/>
-    <w:basedOn w:val="707"/>
+    <w:basedOn w:val="888"/>
     <w:uiPriority w:val="99"/>
     <w:pPr>
       <w:pBdr/>
@@ -15324,9 +15607,9 @@
       </w:tcPr>
     </w:tblStylePr>
   </w:style>
-  <w:style w:type="table" w:styleId="70">
+  <w:style w:type="table" w:styleId="762">
     <w:name w:val="List Table 1 Light - Accent 2"/>
-    <w:basedOn w:val="707"/>
+    <w:basedOn w:val="888"/>
     <w:uiPriority w:val="99"/>
     <w:pPr>
       <w:pBdr/>
@@ -15540,9 +15823,9 @@
       </w:tcPr>
     </w:tblStylePr>
   </w:style>
-  <w:style w:type="table" w:styleId="71">
+  <w:style w:type="table" w:styleId="763">
     <w:name w:val="List Table 1 Light - Accent 3"/>
-    <w:basedOn w:val="707"/>
+    <w:basedOn w:val="888"/>
     <w:uiPriority w:val="99"/>
     <w:pPr>
       <w:pBdr/>
@@ -15756,9 +16039,9 @@
       </w:tcPr>
     </w:tblStylePr>
   </w:style>
-  <w:style w:type="table" w:styleId="72">
+  <w:style w:type="table" w:styleId="764">
     <w:name w:val="List Table 1 Light - Accent 4"/>
-    <w:basedOn w:val="707"/>
+    <w:basedOn w:val="888"/>
     <w:uiPriority w:val="99"/>
     <w:pPr>
       <w:pBdr/>
@@ -15972,9 +16255,9 @@
       </w:tcPr>
     </w:tblStylePr>
   </w:style>
-  <w:style w:type="table" w:styleId="73">
+  <w:style w:type="table" w:styleId="765">
     <w:name w:val="List Table 1 Light - Accent 5"/>
-    <w:basedOn w:val="707"/>
+    <w:basedOn w:val="888"/>
     <w:uiPriority w:val="99"/>
     <w:pPr>
       <w:pBdr/>
@@ -16188,9 +16471,9 @@
       </w:tcPr>
     </w:tblStylePr>
   </w:style>
-  <w:style w:type="table" w:styleId="74">
+  <w:style w:type="table" w:styleId="766">
     <w:name w:val="List Table 1 Light - Accent 6"/>
-    <w:basedOn w:val="707"/>
+    <w:basedOn w:val="888"/>
     <w:uiPriority w:val="99"/>
     <w:pPr>
       <w:pBdr/>
@@ -16404,9 +16687,9 @@
       </w:tcPr>
     </w:tblStylePr>
   </w:style>
-  <w:style w:type="table" w:styleId="75">
+  <w:style w:type="table" w:styleId="767">
     <w:name w:val="List Table 2"/>
-    <w:basedOn w:val="707"/>
+    <w:basedOn w:val="888"/>
     <w:uiPriority w:val="99"/>
     <w:pPr>
       <w:pBdr/>
@@ -16642,9 +16925,9 @@
       </w:tcPr>
     </w:tblStylePr>
   </w:style>
-  <w:style w:type="table" w:styleId="76">
+  <w:style w:type="table" w:styleId="768">
     <w:name w:val="List Table 2 - Accent 1"/>
-    <w:basedOn w:val="707"/>
+    <w:basedOn w:val="888"/>
     <w:uiPriority w:val="99"/>
     <w:pPr>
       <w:pBdr/>
@@ -16880,9 +17163,9 @@
       </w:tcPr>
     </w:tblStylePr>
   </w:style>
-  <w:style w:type="table" w:styleId="77">
+  <w:style w:type="table" w:styleId="769">
     <w:name w:val="List Table 2 - Accent 2"/>
-    <w:basedOn w:val="707"/>
+    <w:basedOn w:val="888"/>
     <w:uiPriority w:val="99"/>
     <w:pPr>
       <w:pBdr/>
@@ -17118,9 +17401,9 @@
       </w:tcPr>
     </w:tblStylePr>
   </w:style>
-  <w:style w:type="table" w:styleId="78">
+  <w:style w:type="table" w:styleId="770">
     <w:name w:val="List Table 2 - Accent 3"/>
-    <w:basedOn w:val="707"/>
+    <w:basedOn w:val="888"/>
     <w:uiPriority w:val="99"/>
     <w:pPr>
       <w:pBdr/>
@@ -17356,9 +17639,9 @@
       </w:tcPr>
     </w:tblStylePr>
   </w:style>
-  <w:style w:type="table" w:styleId="79">
+  <w:style w:type="table" w:styleId="771">
     <w:name w:val="List Table 2 - Accent 4"/>
-    <w:basedOn w:val="707"/>
+    <w:basedOn w:val="888"/>
     <w:uiPriority w:val="99"/>
     <w:pPr>
       <w:pBdr/>
@@ -17594,9 +17877,9 @@
       </w:tcPr>
     </w:tblStylePr>
   </w:style>
-  <w:style w:type="table" w:styleId="80">
+  <w:style w:type="table" w:styleId="772">
     <w:name w:val="List Table 2 - Accent 5"/>
-    <w:basedOn w:val="707"/>
+    <w:basedOn w:val="888"/>
     <w:uiPriority w:val="99"/>
     <w:pPr>
       <w:pBdr/>
@@ -17832,9 +18115,9 @@
       </w:tcPr>
     </w:tblStylePr>
   </w:style>
-  <w:style w:type="table" w:styleId="81">
+  <w:style w:type="table" w:styleId="773">
     <w:name w:val="List Table 2 - Accent 6"/>
-    <w:basedOn w:val="707"/>
+    <w:basedOn w:val="888"/>
     <w:uiPriority w:val="99"/>
     <w:pPr>
       <w:pBdr/>
@@ -18070,9 +18353,9 @@
       </w:tcPr>
     </w:tblStylePr>
   </w:style>
-  <w:style w:type="table" w:styleId="82">
+  <w:style w:type="table" w:styleId="774">
     <w:name w:val="List Table 3"/>
-    <w:basedOn w:val="707"/>
+    <w:basedOn w:val="888"/>
     <w:uiPriority w:val="99"/>
     <w:pPr>
       <w:pBdr/>
@@ -18298,9 +18581,9 @@
       </w:tcPr>
     </w:tblStylePr>
   </w:style>
-  <w:style w:type="table" w:styleId="83">
+  <w:style w:type="table" w:styleId="775">
     <w:name w:val="List Table 3 - Accent 1"/>
-    <w:basedOn w:val="707"/>
+    <w:basedOn w:val="888"/>
     <w:uiPriority w:val="99"/>
     <w:pPr>
       <w:pBdr/>
@@ -18526,9 +18809,9 @@
       </w:tcPr>
     </w:tblStylePr>
   </w:style>
-  <w:style w:type="table" w:styleId="84">
+  <w:style w:type="table" w:styleId="776">
     <w:name w:val="List Table 3 - Accent 2"/>
-    <w:basedOn w:val="707"/>
+    <w:basedOn w:val="888"/>
     <w:uiPriority w:val="99"/>
     <w:pPr>
       <w:pBdr/>
@@ -18754,9 +19037,9 @@
       </w:tcPr>
     </w:tblStylePr>
   </w:style>
-  <w:style w:type="table" w:styleId="85">
+  <w:style w:type="table" w:styleId="777">
     <w:name w:val="List Table 3 - Accent 3"/>
-    <w:basedOn w:val="707"/>
+    <w:basedOn w:val="888"/>
     <w:uiPriority w:val="99"/>
     <w:pPr>
       <w:pBdr/>
@@ -18982,9 +19265,9 @@
       </w:tcPr>
     </w:tblStylePr>
   </w:style>
-  <w:style w:type="table" w:styleId="86">
+  <w:style w:type="table" w:styleId="778">
     <w:name w:val="List Table 3 - Accent 4"/>
-    <w:basedOn w:val="707"/>
+    <w:basedOn w:val="888"/>
     <w:uiPriority w:val="99"/>
     <w:pPr>
       <w:pBdr/>
@@ -19210,9 +19493,9 @@
       </w:tcPr>
     </w:tblStylePr>
   </w:style>
-  <w:style w:type="table" w:styleId="87">
+  <w:style w:type="table" w:styleId="779">
     <w:name w:val="List Table 3 - Accent 5"/>
-    <w:basedOn w:val="707"/>
+    <w:basedOn w:val="888"/>
     <w:uiPriority w:val="99"/>
     <w:pPr>
       <w:pBdr/>
@@ -19438,9 +19721,9 @@
       </w:tcPr>
     </w:tblStylePr>
   </w:style>
-  <w:style w:type="table" w:styleId="88">
+  <w:style w:type="table" w:styleId="780">
     <w:name w:val="List Table 3 - Accent 6"/>
-    <w:basedOn w:val="707"/>
+    <w:basedOn w:val="888"/>
     <w:uiPriority w:val="99"/>
     <w:pPr>
       <w:pBdr/>
@@ -19666,9 +19949,9 @@
       </w:tcPr>
     </w:tblStylePr>
   </w:style>
-  <w:style w:type="table" w:styleId="89">
+  <w:style w:type="table" w:styleId="781">
     <w:name w:val="List Table 4"/>
-    <w:basedOn w:val="707"/>
+    <w:basedOn w:val="888"/>
     <w:uiPriority w:val="99"/>
     <w:pPr>
       <w:pBdr/>
@@ -19891,9 +20174,9 @@
       </w:tcPr>
     </w:tblStylePr>
   </w:style>
-  <w:style w:type="table" w:styleId="90">
+  <w:style w:type="table" w:styleId="782">
     <w:name w:val="List Table 4 - Accent 1"/>
-    <w:basedOn w:val="707"/>
+    <w:basedOn w:val="888"/>
     <w:uiPriority w:val="99"/>
     <w:pPr>
       <w:pBdr/>
@@ -20116,9 +20399,9 @@
       </w:tcPr>
     </w:tblStylePr>
   </w:style>
-  <w:style w:type="table" w:styleId="91">
+  <w:style w:type="table" w:styleId="783">
     <w:name w:val="List Table 4 - Accent 2"/>
-    <w:basedOn w:val="707"/>
+    <w:basedOn w:val="888"/>
     <w:uiPriority w:val="99"/>
     <w:pPr>
       <w:pBdr/>
@@ -20341,9 +20624,9 @@
       </w:tcPr>
     </w:tblStylePr>
   </w:style>
-  <w:style w:type="table" w:styleId="92">
+  <w:style w:type="table" w:styleId="784">
     <w:name w:val="List Table 4 - Accent 3"/>
-    <w:basedOn w:val="707"/>
+    <w:basedOn w:val="888"/>
     <w:uiPriority w:val="99"/>
     <w:pPr>
       <w:pBdr/>
@@ -20566,9 +20849,9 @@
       </w:tcPr>
     </w:tblStylePr>
   </w:style>
-  <w:style w:type="table" w:styleId="93">
+  <w:style w:type="table" w:styleId="785">
     <w:name w:val="List Table 4 - Accent 4"/>
-    <w:basedOn w:val="707"/>
+    <w:basedOn w:val="888"/>
     <w:uiPriority w:val="99"/>
     <w:pPr>
       <w:pBdr/>
@@ -20791,9 +21074,9 @@
       </w:tcPr>
     </w:tblStylePr>
   </w:style>
-  <w:style w:type="table" w:styleId="94">
+  <w:style w:type="table" w:styleId="786">
     <w:name w:val="List Table 4 - Accent 5"/>
-    <w:basedOn w:val="707"/>
+    <w:basedOn w:val="888"/>
     <w:uiPriority w:val="99"/>
     <w:pPr>
       <w:pBdr/>
@@ -21016,9 +21299,9 @@
       </w:tcPr>
     </w:tblStylePr>
   </w:style>
-  <w:style w:type="table" w:styleId="95">
+  <w:style w:type="table" w:styleId="787">
     <w:name w:val="List Table 4 - Accent 6"/>
-    <w:basedOn w:val="707"/>
+    <w:basedOn w:val="888"/>
     <w:uiPriority w:val="99"/>
     <w:pPr>
       <w:pBdr/>
@@ -21241,9 +21524,9 @@
       </w:tcPr>
     </w:tblStylePr>
   </w:style>
-  <w:style w:type="table" w:styleId="96">
+  <w:style w:type="table" w:styleId="788">
     <w:name w:val="List Table 5 Dark"/>
-    <w:basedOn w:val="707"/>
+    <w:basedOn w:val="888"/>
     <w:uiPriority w:val="99"/>
     <w:pPr>
       <w:pBdr/>
@@ -21483,9 +21766,9 @@
       </w:tcPr>
     </w:tblStylePr>
   </w:style>
-  <w:style w:type="table" w:styleId="97">
+  <w:style w:type="table" w:styleId="789">
     <w:name w:val="List Table 5 Dark - Accent 1"/>
-    <w:basedOn w:val="707"/>
+    <w:basedOn w:val="888"/>
     <w:uiPriority w:val="99"/>
     <w:pPr>
       <w:pBdr/>
@@ -21725,9 +22008,9 @@
       </w:tcPr>
     </w:tblStylePr>
   </w:style>
-  <w:style w:type="table" w:styleId="98">
+  <w:style w:type="table" w:styleId="790">
     <w:name w:val="List Table 5 Dark - Accent 2"/>
-    <w:basedOn w:val="707"/>
+    <w:basedOn w:val="888"/>
     <w:uiPriority w:val="99"/>
     <w:pPr>
       <w:pBdr/>
@@ -21967,9 +22250,9 @@
       </w:tcPr>
     </w:tblStylePr>
   </w:style>
-  <w:style w:type="table" w:styleId="99">
+  <w:style w:type="table" w:styleId="791">
     <w:name w:val="List Table 5 Dark - Accent 3"/>
-    <w:basedOn w:val="707"/>
+    <w:basedOn w:val="888"/>
     <w:uiPriority w:val="99"/>
     <w:pPr>
       <w:pBdr/>
@@ -22209,9 +22492,9 @@
       </w:tcPr>
     </w:tblStylePr>
   </w:style>
-  <w:style w:type="table" w:styleId="100">
+  <w:style w:type="table" w:styleId="792">
     <w:name w:val="List Table 5 Dark - Accent 4"/>
-    <w:basedOn w:val="707"/>
+    <w:basedOn w:val="888"/>
     <w:uiPriority w:val="99"/>
     <w:pPr>
       <w:pBdr/>
@@ -22451,9 +22734,9 @@
       </w:tcPr>
     </w:tblStylePr>
   </w:style>
-  <w:style w:type="table" w:styleId="101">
+  <w:style w:type="table" w:styleId="793">
     <w:name w:val="List Table 5 Dark - Accent 5"/>
-    <w:basedOn w:val="707"/>
+    <w:basedOn w:val="888"/>
     <w:uiPriority w:val="99"/>
     <w:pPr>
       <w:pBdr/>
@@ -22693,9 +22976,9 @@
       </w:tcPr>
     </w:tblStylePr>
   </w:style>
-  <w:style w:type="table" w:styleId="102">
+  <w:style w:type="table" w:styleId="794">
     <w:name w:val="List Table 5 Dark - Accent 6"/>
-    <w:basedOn w:val="707"/>
+    <w:basedOn w:val="888"/>
     <w:uiPriority w:val="99"/>
     <w:pPr>
       <w:pBdr/>
@@ -22935,9 +23218,9 @@
       </w:tcPr>
     </w:tblStylePr>
   </w:style>
-  <w:style w:type="table" w:styleId="103">
+  <w:style w:type="table" w:styleId="795">
     <w:name w:val="List Table 6 Colorful"/>
-    <w:basedOn w:val="707"/>
+    <w:basedOn w:val="888"/>
     <w:uiPriority w:val="99"/>
     <w:pPr>
       <w:pBdr/>
@@ -23158,9 +23441,9 @@
       </w:tcPr>
     </w:tblStylePr>
   </w:style>
-  <w:style w:type="table" w:styleId="104">
+  <w:style w:type="table" w:styleId="796">
     <w:name w:val="List Table 6 Colorful - Accent 1"/>
-    <w:basedOn w:val="707"/>
+    <w:basedOn w:val="888"/>
     <w:uiPriority w:val="99"/>
     <w:pPr>
       <w:pBdr/>
@@ -23381,9 +23664,9 @@
       </w:tcPr>
     </w:tblStylePr>
   </w:style>
-  <w:style w:type="table" w:styleId="105">
+  <w:style w:type="table" w:styleId="797">
     <w:name w:val="List Table 6 Colorful - Accent 2"/>
-    <w:basedOn w:val="707"/>
+    <w:basedOn w:val="888"/>
     <w:uiPriority w:val="99"/>
     <w:pPr>
       <w:pBdr/>
@@ -23604,9 +23887,9 @@
       </w:tcPr>
     </w:tblStylePr>
   </w:style>
-  <w:style w:type="table" w:styleId="106">
+  <w:style w:type="table" w:styleId="798">
     <w:name w:val="List Table 6 Colorful - Accent 3"/>
-    <w:basedOn w:val="707"/>
+    <w:basedOn w:val="888"/>
     <w:uiPriority w:val="99"/>
     <w:pPr>
       <w:pBdr/>
@@ -23827,9 +24110,9 @@
       </w:tcPr>
     </w:tblStylePr>
   </w:style>
-  <w:style w:type="table" w:styleId="107">
+  <w:style w:type="table" w:styleId="799">
     <w:name w:val="List Table 6 Colorful - Accent 4"/>
-    <w:basedOn w:val="707"/>
+    <w:basedOn w:val="888"/>
     <w:uiPriority w:val="99"/>
     <w:pPr>
       <w:pBdr/>
@@ -24050,9 +24333,9 @@
       </w:tcPr>
     </w:tblStylePr>
   </w:style>
-  <w:style w:type="table" w:styleId="108">
+  <w:style w:type="table" w:styleId="800">
     <w:name w:val="List Table 6 Colorful - Accent 5"/>
-    <w:basedOn w:val="707"/>
+    <w:basedOn w:val="888"/>
     <w:uiPriority w:val="99"/>
     <w:pPr>
       <w:pBdr/>
@@ -24273,9 +24556,9 @@
       </w:tcPr>
     </w:tblStylePr>
   </w:style>
-  <w:style w:type="table" w:styleId="109">
+  <w:style w:type="table" w:styleId="801">
     <w:name w:val="List Table 6 Colorful - Accent 6"/>
-    <w:basedOn w:val="707"/>
+    <w:basedOn w:val="888"/>
     <w:uiPriority w:val="99"/>
     <w:pPr>
       <w:pBdr/>
@@ -24496,9 +24779,9 @@
       </w:tcPr>
     </w:tblStylePr>
   </w:style>
-  <w:style w:type="table" w:styleId="110">
+  <w:style w:type="table" w:styleId="802">
     <w:name w:val="List Table 7 Colorful"/>
-    <w:basedOn w:val="707"/>
+    <w:basedOn w:val="888"/>
     <w:uiPriority w:val="99"/>
     <w:pPr>
       <w:pBdr/>
@@ -24597,11 +24880,11 @@
         <w:tblBorders/>
       </w:tblPr>
       <w:tcPr>
-        <w:shd w:color="ffffff"/>
+        <w:shd w:val="clear" w:color="ffffff"/>
         <w:tcBorders>
-          <w:top w:val="none"/>
-          <w:left w:val="none"/>
-          <w:bottom w:val="none"/>
+          <w:top w:val="none" w:color="000000" w:sz="4" w:space="0"/>
+          <w:left w:val="none" w:color="000000" w:sz="4" w:space="0"/>
+          <w:bottom w:val="none" w:color="000000" w:sz="4" w:space="0"/>
           <w:right w:val="single" w:color="000000" w:themeColor="text1" w:themeTint="80" w:sz="4" w:space="0"/>
         </w:tcBorders>
       </w:tcPr>
@@ -24624,10 +24907,10 @@
       <w:tcPr>
         <w:shd w:val="clear" w:color="ffffff" w:themeColor="light1" w:fill="ffffff" w:themeFill="light1"/>
         <w:tcBorders>
-          <w:top w:val="none"/>
-          <w:left w:val="none"/>
+          <w:top w:val="none" w:color="000000" w:sz="4" w:space="0"/>
+          <w:left w:val="none" w:color="000000" w:sz="4" w:space="0"/>
           <w:bottom w:val="single" w:color="000000" w:themeColor="text1" w:themeTint="80" w:sz="4" w:space="0"/>
-          <w:right w:val="none"/>
+          <w:right w:val="none" w:color="000000" w:sz="4" w:space="0"/>
         </w:tcBorders>
       </w:tcPr>
     </w:tblStylePr>
@@ -24647,12 +24930,12 @@
         <w:tblBorders/>
       </w:tblPr>
       <w:tcPr>
-        <w:shd w:color="ffffff"/>
+        <w:shd w:val="clear" w:color="ffffff"/>
         <w:tcBorders>
-          <w:top w:val="none"/>
+          <w:top w:val="none" w:color="000000" w:sz="4" w:space="0"/>
           <w:left w:val="single" w:color="000000" w:themeColor="text1" w:themeTint="80" w:sz="4" w:space="0"/>
-          <w:bottom w:val="none"/>
-          <w:right w:val="none"/>
+          <w:bottom w:val="none" w:color="000000" w:sz="4" w:space="0"/>
+          <w:right w:val="none" w:color="000000" w:sz="4" w:space="0"/>
         </w:tcBorders>
       </w:tcPr>
     </w:tblStylePr>
@@ -24675,9 +24958,9 @@
         <w:shd w:val="clear" w:color="ffffff" w:themeColor="light1" w:fill="ffffff" w:themeFill="light1"/>
         <w:tcBorders>
           <w:top w:val="single" w:color="000000" w:themeColor="text1" w:themeTint="80" w:sz="4" w:space="0"/>
-          <w:left w:val="none"/>
-          <w:bottom w:val="none"/>
-          <w:right w:val="none"/>
+          <w:left w:val="none" w:color="000000" w:sz="4" w:space="0"/>
+          <w:bottom w:val="none" w:color="000000" w:sz="4" w:space="0"/>
+          <w:right w:val="none" w:color="000000" w:sz="4" w:space="0"/>
         </w:tcBorders>
       </w:tcPr>
     </w:tblStylePr>
@@ -24752,9 +25035,9 @@
       </w:tcPr>
     </w:tblStylePr>
   </w:style>
-  <w:style w:type="table" w:styleId="111">
+  <w:style w:type="table" w:styleId="803">
     <w:name w:val="List Table 7 Colorful - Accent 1"/>
-    <w:basedOn w:val="707"/>
+    <w:basedOn w:val="888"/>
     <w:uiPriority w:val="99"/>
     <w:pPr>
       <w:pBdr/>
@@ -24853,11 +25136,11 @@
         <w:tblBorders/>
       </w:tblPr>
       <w:tcPr>
-        <w:shd w:color="ffffff"/>
+        <w:shd w:val="clear" w:color="ffffff"/>
         <w:tcBorders>
-          <w:top w:val="none"/>
-          <w:left w:val="none"/>
-          <w:bottom w:val="none"/>
+          <w:top w:val="none" w:color="000000" w:sz="4" w:space="0"/>
+          <w:left w:val="none" w:color="000000" w:sz="4" w:space="0"/>
+          <w:bottom w:val="none" w:color="000000" w:sz="4" w:space="0"/>
           <w:right w:val="single" w:color="000000" w:themeColor="accent1" w:sz="4" w:space="0"/>
         </w:tcBorders>
       </w:tcPr>
@@ -24880,10 +25163,10 @@
       <w:tcPr>
         <w:shd w:val="clear" w:color="ffffff" w:themeColor="light1" w:fill="ffffff" w:themeFill="light1"/>
         <w:tcBorders>
-          <w:top w:val="none"/>
-          <w:left w:val="none"/>
+          <w:top w:val="none" w:color="000000" w:sz="4" w:space="0"/>
+          <w:left w:val="none" w:color="000000" w:sz="4" w:space="0"/>
           <w:bottom w:val="single" w:color="000000" w:themeColor="accent1" w:sz="4" w:space="0"/>
-          <w:right w:val="none"/>
+          <w:right w:val="none" w:color="000000" w:sz="4" w:space="0"/>
         </w:tcBorders>
       </w:tcPr>
     </w:tblStylePr>
@@ -24903,12 +25186,12 @@
         <w:tblBorders/>
       </w:tblPr>
       <w:tcPr>
-        <w:shd w:color="ffffff"/>
+        <w:shd w:val="clear" w:color="ffffff"/>
         <w:tcBorders>
-          <w:top w:val="none"/>
+          <w:top w:val="none" w:color="000000" w:sz="4" w:space="0"/>
           <w:left w:val="single" w:color="000000" w:themeColor="accent1" w:sz="4" w:space="0"/>
-          <w:bottom w:val="none"/>
-          <w:right w:val="none"/>
+          <w:bottom w:val="none" w:color="000000" w:sz="4" w:space="0"/>
+          <w:right w:val="none" w:color="000000" w:sz="4" w:space="0"/>
         </w:tcBorders>
       </w:tcPr>
     </w:tblStylePr>
@@ -24931,9 +25214,9 @@
         <w:shd w:val="clear" w:color="ffffff" w:themeColor="light1" w:fill="ffffff" w:themeFill="light1"/>
         <w:tcBorders>
           <w:top w:val="single" w:color="000000" w:themeColor="accent1" w:sz="4" w:space="0"/>
-          <w:left w:val="none"/>
-          <w:bottom w:val="none"/>
-          <w:right w:val="none"/>
+          <w:left w:val="none" w:color="000000" w:sz="4" w:space="0"/>
+          <w:bottom w:val="none" w:color="000000" w:sz="4" w:space="0"/>
+          <w:right w:val="none" w:color="000000" w:sz="4" w:space="0"/>
         </w:tcBorders>
       </w:tcPr>
     </w:tblStylePr>
@@ -25008,9 +25291,9 @@
       </w:tcPr>
     </w:tblStylePr>
   </w:style>
-  <w:style w:type="table" w:styleId="112">
+  <w:style w:type="table" w:styleId="804">
     <w:name w:val="List Table 7 Colorful - Accent 2"/>
-    <w:basedOn w:val="707"/>
+    <w:basedOn w:val="888"/>
     <w:uiPriority w:val="99"/>
     <w:pPr>
       <w:pBdr/>
@@ -25109,11 +25392,11 @@
         <w:tblBorders/>
       </w:tblPr>
       <w:tcPr>
-        <w:shd w:color="ffffff"/>
+        <w:shd w:val="clear" w:color="ffffff"/>
         <w:tcBorders>
-          <w:top w:val="none"/>
-          <w:left w:val="none"/>
-          <w:bottom w:val="none"/>
+          <w:top w:val="none" w:color="000000" w:sz="4" w:space="0"/>
+          <w:left w:val="none" w:color="000000" w:sz="4" w:space="0"/>
+          <w:bottom w:val="none" w:color="000000" w:sz="4" w:space="0"/>
           <w:right w:val="single" w:color="000000" w:themeColor="accent2" w:themeTint="97" w:sz="4" w:space="0"/>
         </w:tcBorders>
       </w:tcPr>
@@ -25136,10 +25419,10 @@
       <w:tcPr>
         <w:shd w:val="clear" w:color="ffffff" w:themeColor="light1" w:fill="ffffff" w:themeFill="light1"/>
         <w:tcBorders>
-          <w:top w:val="none"/>
-          <w:left w:val="none"/>
+          <w:top w:val="none" w:color="000000" w:sz="4" w:space="0"/>
+          <w:left w:val="none" w:color="000000" w:sz="4" w:space="0"/>
           <w:bottom w:val="single" w:color="000000" w:themeColor="accent2" w:themeTint="97" w:sz="4" w:space="0"/>
-          <w:right w:val="none"/>
+          <w:right w:val="none" w:color="000000" w:sz="4" w:space="0"/>
         </w:tcBorders>
       </w:tcPr>
     </w:tblStylePr>
@@ -25159,12 +25442,12 @@
         <w:tblBorders/>
       </w:tblPr>
       <w:tcPr>
-        <w:shd w:color="ffffff"/>
+        <w:shd w:val="clear" w:color="ffffff"/>
         <w:tcBorders>
-          <w:top w:val="none"/>
+          <w:top w:val="none" w:color="000000" w:sz="4" w:space="0"/>
           <w:left w:val="single" w:color="000000" w:themeColor="accent2" w:themeTint="97" w:sz="4" w:space="0"/>
-          <w:bottom w:val="none"/>
-          <w:right w:val="none"/>
+          <w:bottom w:val="none" w:color="000000" w:sz="4" w:space="0"/>
+          <w:right w:val="none" w:color="000000" w:sz="4" w:space="0"/>
         </w:tcBorders>
       </w:tcPr>
     </w:tblStylePr>
@@ -25187,9 +25470,9 @@
         <w:shd w:val="clear" w:color="ffffff" w:themeColor="light1" w:fill="ffffff" w:themeFill="light1"/>
         <w:tcBorders>
           <w:top w:val="single" w:color="000000" w:themeColor="accent2" w:themeTint="97" w:sz="4" w:space="0"/>
-          <w:left w:val="none"/>
-          <w:bottom w:val="none"/>
-          <w:right w:val="none"/>
+          <w:left w:val="none" w:color="000000" w:sz="4" w:space="0"/>
+          <w:bottom w:val="none" w:color="000000" w:sz="4" w:space="0"/>
+          <w:right w:val="none" w:color="000000" w:sz="4" w:space="0"/>
         </w:tcBorders>
       </w:tcPr>
     </w:tblStylePr>
@@ -25264,9 +25547,9 @@
       </w:tcPr>
     </w:tblStylePr>
   </w:style>
-  <w:style w:type="table" w:styleId="113">
+  <w:style w:type="table" w:styleId="805">
     <w:name w:val="List Table 7 Colorful - Accent 3"/>
-    <w:basedOn w:val="707"/>
+    <w:basedOn w:val="888"/>
     <w:uiPriority w:val="99"/>
     <w:pPr>
       <w:pBdr/>
@@ -25365,11 +25648,11 @@
         <w:tblBorders/>
       </w:tblPr>
       <w:tcPr>
-        <w:shd w:color="ffffff"/>
+        <w:shd w:val="clear" w:color="ffffff"/>
         <w:tcBorders>
-          <w:top w:val="none"/>
-          <w:left w:val="none"/>
-          <w:bottom w:val="none"/>
+          <w:top w:val="none" w:color="000000" w:sz="4" w:space="0"/>
+          <w:left w:val="none" w:color="000000" w:sz="4" w:space="0"/>
+          <w:bottom w:val="none" w:color="000000" w:sz="4" w:space="0"/>
           <w:right w:val="single" w:color="000000" w:themeColor="accent3" w:themeTint="98" w:sz="4" w:space="0"/>
         </w:tcBorders>
       </w:tcPr>
@@ -25392,10 +25675,10 @@
       <w:tcPr>
         <w:shd w:val="clear" w:color="ffffff" w:themeColor="light1" w:fill="ffffff" w:themeFill="light1"/>
         <w:tcBorders>
-          <w:top w:val="none"/>
-          <w:left w:val="none"/>
+          <w:top w:val="none" w:color="000000" w:sz="4" w:space="0"/>
+          <w:left w:val="none" w:color="000000" w:sz="4" w:space="0"/>
           <w:bottom w:val="single" w:color="000000" w:themeColor="accent3" w:themeTint="98" w:sz="4" w:space="0"/>
-          <w:right w:val="none"/>
+          <w:right w:val="none" w:color="000000" w:sz="4" w:space="0"/>
         </w:tcBorders>
       </w:tcPr>
     </w:tblStylePr>
@@ -25415,12 +25698,12 @@
         <w:tblBorders/>
       </w:tblPr>
       <w:tcPr>
-        <w:shd w:color="ffffff"/>
+        <w:shd w:val="clear" w:color="ffffff"/>
         <w:tcBorders>
-          <w:top w:val="none"/>
+          <w:top w:val="none" w:color="000000" w:sz="4" w:space="0"/>
           <w:left w:val="single" w:color="000000" w:themeColor="accent3" w:themeTint="98" w:sz="4" w:space="0"/>
-          <w:bottom w:val="none"/>
-          <w:right w:val="none"/>
+          <w:bottom w:val="none" w:color="000000" w:sz="4" w:space="0"/>
+          <w:right w:val="none" w:color="000000" w:sz="4" w:space="0"/>
         </w:tcBorders>
       </w:tcPr>
     </w:tblStylePr>
@@ -25443,9 +25726,9 @@
         <w:shd w:val="clear" w:color="ffffff" w:themeColor="light1" w:fill="ffffff" w:themeFill="light1"/>
         <w:tcBorders>
           <w:top w:val="single" w:color="000000" w:themeColor="accent3" w:themeTint="98" w:sz="4" w:space="0"/>
-          <w:left w:val="none"/>
-          <w:bottom w:val="none"/>
-          <w:right w:val="none"/>
+          <w:left w:val="none" w:color="000000" w:sz="4" w:space="0"/>
+          <w:bottom w:val="none" w:color="000000" w:sz="4" w:space="0"/>
+          <w:right w:val="none" w:color="000000" w:sz="4" w:space="0"/>
         </w:tcBorders>
       </w:tcPr>
     </w:tblStylePr>
@@ -25520,9 +25803,9 @@
       </w:tcPr>
     </w:tblStylePr>
   </w:style>
-  <w:style w:type="table" w:styleId="114">
+  <w:style w:type="table" w:styleId="806">
     <w:name w:val="List Table 7 Colorful - Accent 4"/>
-    <w:basedOn w:val="707"/>
+    <w:basedOn w:val="888"/>
     <w:uiPriority w:val="99"/>
     <w:pPr>
       <w:pBdr/>
@@ -25621,11 +25904,11 @@
         <w:tblBorders/>
       </w:tblPr>
       <w:tcPr>
-        <w:shd w:color="ffffff"/>
+        <w:shd w:val="clear" w:color="ffffff"/>
         <w:tcBorders>
-          <w:top w:val="none"/>
-          <w:left w:val="none"/>
-          <w:bottom w:val="none"/>
+          <w:top w:val="none" w:color="000000" w:sz="4" w:space="0"/>
+          <w:left w:val="none" w:color="000000" w:sz="4" w:space="0"/>
+          <w:bottom w:val="none" w:color="000000" w:sz="4" w:space="0"/>
           <w:right w:val="single" w:color="000000" w:themeColor="accent4" w:themeTint="9A" w:sz="4" w:space="0"/>
         </w:tcBorders>
       </w:tcPr>
@@ -25648,10 +25931,10 @@
       <w:tcPr>
         <w:shd w:val="clear" w:color="ffffff" w:themeColor="light1" w:fill="ffffff" w:themeFill="light1"/>
         <w:tcBorders>
-          <w:top w:val="none"/>
-          <w:left w:val="none"/>
+          <w:top w:val="none" w:color="000000" w:sz="4" w:space="0"/>
+          <w:left w:val="none" w:color="000000" w:sz="4" w:space="0"/>
           <w:bottom w:val="single" w:color="000000" w:themeColor="accent4" w:themeTint="9A" w:sz="4" w:space="0"/>
-          <w:right w:val="none"/>
+          <w:right w:val="none" w:color="000000" w:sz="4" w:space="0"/>
         </w:tcBorders>
       </w:tcPr>
     </w:tblStylePr>
@@ -25671,12 +25954,12 @@
         <w:tblBorders/>
       </w:tblPr>
       <w:tcPr>
-        <w:shd w:color="ffffff"/>
+        <w:shd w:val="clear" w:color="ffffff"/>
         <w:tcBorders>
-          <w:top w:val="none"/>
+          <w:top w:val="none" w:color="000000" w:sz="4" w:space="0"/>
           <w:left w:val="single" w:color="000000" w:themeColor="accent4" w:themeTint="9A" w:sz="4" w:space="0"/>
-          <w:bottom w:val="none"/>
-          <w:right w:val="none"/>
+          <w:bottom w:val="none" w:color="000000" w:sz="4" w:space="0"/>
+          <w:right w:val="none" w:color="000000" w:sz="4" w:space="0"/>
         </w:tcBorders>
       </w:tcPr>
     </w:tblStylePr>
@@ -25699,9 +25982,9 @@
         <w:shd w:val="clear" w:color="ffffff" w:themeColor="light1" w:fill="ffffff" w:themeFill="light1"/>
         <w:tcBorders>
           <w:top w:val="single" w:color="000000" w:themeColor="accent4" w:themeTint="9A" w:sz="4" w:space="0"/>
-          <w:left w:val="none"/>
-          <w:bottom w:val="none"/>
-          <w:right w:val="none"/>
+          <w:left w:val="none" w:color="000000" w:sz="4" w:space="0"/>
+          <w:bottom w:val="none" w:color="000000" w:sz="4" w:space="0"/>
+          <w:right w:val="none" w:color="000000" w:sz="4" w:space="0"/>
         </w:tcBorders>
       </w:tcPr>
     </w:tblStylePr>
@@ -25776,9 +26059,9 @@
       </w:tcPr>
     </w:tblStylePr>
   </w:style>
-  <w:style w:type="table" w:styleId="115">
+  <w:style w:type="table" w:styleId="807">
     <w:name w:val="List Table 7 Colorful - Accent 5"/>
-    <w:basedOn w:val="707"/>
+    <w:basedOn w:val="888"/>
     <w:uiPriority w:val="99"/>
     <w:pPr>
       <w:pBdr/>
@@ -25877,11 +26160,11 @@
         <w:tblBorders/>
       </w:tblPr>
       <w:tcPr>
-        <w:shd w:color="ffffff"/>
+        <w:shd w:val="clear" w:color="ffffff"/>
         <w:tcBorders>
-          <w:top w:val="none"/>
-          <w:left w:val="none"/>
-          <w:bottom w:val="none"/>
+          <w:top w:val="none" w:color="000000" w:sz="4" w:space="0"/>
+          <w:left w:val="none" w:color="000000" w:sz="4" w:space="0"/>
+          <w:bottom w:val="none" w:color="000000" w:sz="4" w:space="0"/>
           <w:right w:val="single" w:color="000000" w:themeColor="accent5" w:themeTint="9A" w:sz="4" w:space="0"/>
         </w:tcBorders>
       </w:tcPr>
@@ -25904,10 +26187,10 @@
       <w:tcPr>
         <w:shd w:val="clear" w:color="ffffff" w:themeColor="light1" w:fill="ffffff" w:themeFill="light1"/>
         <w:tcBorders>
-          <w:top w:val="none"/>
-          <w:left w:val="none"/>
+          <w:top w:val="none" w:color="000000" w:sz="4" w:space="0"/>
+          <w:left w:val="none" w:color="000000" w:sz="4" w:space="0"/>
           <w:bottom w:val="single" w:color="000000" w:themeColor="accent5" w:themeTint="9A" w:sz="4" w:space="0"/>
-          <w:right w:val="none"/>
+          <w:right w:val="none" w:color="000000" w:sz="4" w:space="0"/>
         </w:tcBorders>
       </w:tcPr>
     </w:tblStylePr>
@@ -25927,12 +26210,12 @@
         <w:tblBorders/>
       </w:tblPr>
       <w:tcPr>
-        <w:shd w:color="ffffff"/>
+        <w:shd w:val="clear" w:color="ffffff"/>
         <w:tcBorders>
-          <w:top w:val="none"/>
+          <w:top w:val="none" w:color="000000" w:sz="4" w:space="0"/>
           <w:left w:val="single" w:color="000000" w:themeColor="accent5" w:themeTint="9A" w:sz="4" w:space="0"/>
-          <w:bottom w:val="none"/>
-          <w:right w:val="none"/>
+          <w:bottom w:val="none" w:color="000000" w:sz="4" w:space="0"/>
+          <w:right w:val="none" w:color="000000" w:sz="4" w:space="0"/>
         </w:tcBorders>
       </w:tcPr>
     </w:tblStylePr>
@@ -25955,9 +26238,9 @@
         <w:shd w:val="clear" w:color="ffffff" w:themeColor="light1" w:fill="ffffff" w:themeFill="light1"/>
         <w:tcBorders>
           <w:top w:val="single" w:color="000000" w:themeColor="accent5" w:themeTint="9A" w:sz="4" w:space="0"/>
-          <w:left w:val="none"/>
-          <w:bottom w:val="none"/>
-          <w:right w:val="none"/>
+          <w:left w:val="none" w:color="000000" w:sz="4" w:space="0"/>
+          <w:bottom w:val="none" w:color="000000" w:sz="4" w:space="0"/>
+          <w:right w:val="none" w:color="000000" w:sz="4" w:space="0"/>
         </w:tcBorders>
       </w:tcPr>
     </w:tblStylePr>
@@ -26032,9 +26315,9 @@
       </w:tcPr>
     </w:tblStylePr>
   </w:style>
-  <w:style w:type="table" w:styleId="116">
+  <w:style w:type="table" w:styleId="808">
     <w:name w:val="List Table 7 Colorful - Accent 6"/>
-    <w:basedOn w:val="707"/>
+    <w:basedOn w:val="888"/>
     <w:uiPriority w:val="99"/>
     <w:pPr>
       <w:pBdr/>
@@ -26133,11 +26416,11 @@
         <w:tblBorders/>
       </w:tblPr>
       <w:tcPr>
-        <w:shd w:color="ffffff"/>
+        <w:shd w:val="clear" w:color="ffffff"/>
         <w:tcBorders>
-          <w:top w:val="none"/>
-          <w:left w:val="none"/>
-          <w:bottom w:val="none"/>
+          <w:top w:val="none" w:color="000000" w:sz="4" w:space="0"/>
+          <w:left w:val="none" w:color="000000" w:sz="4" w:space="0"/>
+          <w:bottom w:val="none" w:color="000000" w:sz="4" w:space="0"/>
           <w:right w:val="single" w:color="000000" w:themeColor="accent6" w:themeTint="98" w:sz="4" w:space="0"/>
         </w:tcBorders>
       </w:tcPr>
@@ -26160,10 +26443,10 @@
       <w:tcPr>
         <w:shd w:val="clear" w:color="ffffff" w:themeColor="light1" w:fill="ffffff" w:themeFill="light1"/>
         <w:tcBorders>
-          <w:top w:val="none"/>
-          <w:left w:val="none"/>
+          <w:top w:val="none" w:color="000000" w:sz="4" w:space="0"/>
+          <w:left w:val="none" w:color="000000" w:sz="4" w:space="0"/>
           <w:bottom w:val="single" w:color="000000" w:themeColor="accent6" w:themeTint="98" w:sz="4" w:space="0"/>
-          <w:right w:val="none"/>
+          <w:right w:val="none" w:color="000000" w:sz="4" w:space="0"/>
         </w:tcBorders>
       </w:tcPr>
     </w:tblStylePr>
@@ -26183,12 +26466,12 @@
         <w:tblBorders/>
       </w:tblPr>
       <w:tcPr>
-        <w:shd w:color="ffffff"/>
+        <w:shd w:val="clear" w:color="ffffff"/>
         <w:tcBorders>
-          <w:top w:val="none"/>
+          <w:top w:val="none" w:color="000000" w:sz="4" w:space="0"/>
           <w:left w:val="single" w:color="000000" w:themeColor="accent6" w:themeTint="98" w:sz="4" w:space="0"/>
-          <w:bottom w:val="none"/>
-          <w:right w:val="none"/>
+          <w:bottom w:val="none" w:color="000000" w:sz="4" w:space="0"/>
+          <w:right w:val="none" w:color="000000" w:sz="4" w:space="0"/>
         </w:tcBorders>
       </w:tcPr>
     </w:tblStylePr>
@@ -26211,9 +26494,9 @@
         <w:shd w:val="clear" w:color="ffffff" w:themeColor="light1" w:fill="ffffff" w:themeFill="light1"/>
         <w:tcBorders>
           <w:top w:val="single" w:color="000000" w:themeColor="accent6" w:themeTint="98" w:sz="4" w:space="0"/>
-          <w:left w:val="none"/>
-          <w:bottom w:val="none"/>
-          <w:right w:val="none"/>
+          <w:left w:val="none" w:color="000000" w:sz="4" w:space="0"/>
+          <w:bottom w:val="none" w:color="000000" w:sz="4" w:space="0"/>
+          <w:right w:val="none" w:color="000000" w:sz="4" w:space="0"/>
         </w:tcBorders>
       </w:tcPr>
     </w:tblStylePr>
@@ -26288,9 +26571,9 @@
       </w:tcPr>
     </w:tblStylePr>
   </w:style>
-  <w:style w:type="table" w:styleId="117">
+  <w:style w:type="table" w:styleId="809">
     <w:name w:val="Lined - Accent"/>
-    <w:basedOn w:val="707"/>
+    <w:basedOn w:val="888"/>
     <w:uiPriority w:val="99"/>
     <w:pPr>
       <w:pBdr/>
@@ -26525,9 +26808,9 @@
       </w:tcPr>
     </w:tblStylePr>
   </w:style>
-  <w:style w:type="table" w:styleId="118">
+  <w:style w:type="table" w:styleId="810">
     <w:name w:val="Lined - Accent 1"/>
-    <w:basedOn w:val="707"/>
+    <w:basedOn w:val="888"/>
     <w:uiPriority w:val="99"/>
     <w:pPr>
       <w:pBdr/>
@@ -26762,9 +27045,9 @@
       </w:tcPr>
     </w:tblStylePr>
   </w:style>
-  <w:style w:type="table" w:styleId="119">
+  <w:style w:type="table" w:styleId="811">
     <w:name w:val="Lined - Accent 2"/>
-    <w:basedOn w:val="707"/>
+    <w:basedOn w:val="888"/>
     <w:uiPriority w:val="99"/>
     <w:pPr>
       <w:pBdr/>
@@ -26999,9 +27282,9 @@
       </w:tcPr>
     </w:tblStylePr>
   </w:style>
-  <w:style w:type="table" w:styleId="120">
+  <w:style w:type="table" w:styleId="812">
     <w:name w:val="Lined - Accent 3"/>
-    <w:basedOn w:val="707"/>
+    <w:basedOn w:val="888"/>
     <w:uiPriority w:val="99"/>
     <w:pPr>
       <w:pBdr/>
@@ -27236,9 +27519,9 @@
       </w:tcPr>
     </w:tblStylePr>
   </w:style>
-  <w:style w:type="table" w:styleId="121">
+  <w:style w:type="table" w:styleId="813">
     <w:name w:val="Lined - Accent 4"/>
-    <w:basedOn w:val="707"/>
+    <w:basedOn w:val="888"/>
     <w:uiPriority w:val="99"/>
     <w:pPr>
       <w:pBdr/>
@@ -27473,9 +27756,9 @@
       </w:tcPr>
     </w:tblStylePr>
   </w:style>
-  <w:style w:type="table" w:styleId="122">
+  <w:style w:type="table" w:styleId="814">
     <w:name w:val="Lined - Accent 5"/>
-    <w:basedOn w:val="707"/>
+    <w:basedOn w:val="888"/>
     <w:uiPriority w:val="99"/>
     <w:pPr>
       <w:pBdr/>
@@ -27710,9 +27993,9 @@
       </w:tcPr>
     </w:tblStylePr>
   </w:style>
-  <w:style w:type="table" w:styleId="123">
+  <w:style w:type="table" w:styleId="815">
     <w:name w:val="Lined - Accent 6"/>
-    <w:basedOn w:val="707"/>
+    <w:basedOn w:val="888"/>
     <w:uiPriority w:val="99"/>
     <w:pPr>
       <w:pBdr/>
@@ -27947,9 +28230,9 @@
       </w:tcPr>
     </w:tblStylePr>
   </w:style>
-  <w:style w:type="table" w:styleId="124">
+  <w:style w:type="table" w:styleId="816">
     <w:name w:val="Bordered &amp; Lined - Accent"/>
-    <w:basedOn w:val="707"/>
+    <w:basedOn w:val="888"/>
     <w:uiPriority w:val="99"/>
     <w:pPr>
       <w:pBdr/>
@@ -28191,9 +28474,9 @@
       </w:tcPr>
     </w:tblStylePr>
   </w:style>
-  <w:style w:type="table" w:styleId="125">
+  <w:style w:type="table" w:styleId="817">
     <w:name w:val="Bordered &amp; Lined - Accent 1"/>
-    <w:basedOn w:val="707"/>
+    <w:basedOn w:val="888"/>
     <w:uiPriority w:val="99"/>
     <w:pPr>
       <w:pBdr/>
@@ -28435,9 +28718,9 @@
       </w:tcPr>
     </w:tblStylePr>
   </w:style>
-  <w:style w:type="table" w:styleId="126">
+  <w:style w:type="table" w:styleId="818">
     <w:name w:val="Bordered &amp; Lined - Accent 2"/>
-    <w:basedOn w:val="707"/>
+    <w:basedOn w:val="888"/>
     <w:uiPriority w:val="99"/>
     <w:pPr>
       <w:pBdr/>
@@ -28679,9 +28962,9 @@
       </w:tcPr>
     </w:tblStylePr>
   </w:style>
-  <w:style w:type="table" w:styleId="127">
+  <w:style w:type="table" w:styleId="819">
     <w:name w:val="Bordered &amp; Lined - Accent 3"/>
-    <w:basedOn w:val="707"/>
+    <w:basedOn w:val="888"/>
     <w:uiPriority w:val="99"/>
     <w:pPr>
       <w:pBdr/>
@@ -28923,9 +29206,9 @@
       </w:tcPr>
     </w:tblStylePr>
   </w:style>
-  <w:style w:type="table" w:styleId="128">
+  <w:style w:type="table" w:styleId="820">
     <w:name w:val="Bordered &amp; Lined - Accent 4"/>
-    <w:basedOn w:val="707"/>
+    <w:basedOn w:val="888"/>
     <w:uiPriority w:val="99"/>
     <w:pPr>
       <w:pBdr/>
@@ -29167,9 +29450,9 @@
       </w:tcPr>
     </w:tblStylePr>
   </w:style>
-  <w:style w:type="table" w:styleId="129">
+  <w:style w:type="table" w:styleId="821">
     <w:name w:val="Bordered &amp; Lined - Accent 5"/>
-    <w:basedOn w:val="707"/>
+    <w:basedOn w:val="888"/>
     <w:uiPriority w:val="99"/>
     <w:pPr>
       <w:pBdr/>
@@ -29411,9 +29694,9 @@
       </w:tcPr>
     </w:tblStylePr>
   </w:style>
-  <w:style w:type="table" w:styleId="130">
+  <w:style w:type="table" w:styleId="822">
     <w:name w:val="Bordered &amp; Lined - Accent 6"/>
-    <w:basedOn w:val="707"/>
+    <w:basedOn w:val="888"/>
     <w:uiPriority w:val="99"/>
     <w:pPr>
       <w:pBdr/>
@@ -29655,9 +29938,9 @@
       </w:tcPr>
     </w:tblStylePr>
   </w:style>
-  <w:style w:type="table" w:styleId="131">
+  <w:style w:type="table" w:styleId="823">
     <w:name w:val="Bordered"/>
-    <w:basedOn w:val="707"/>
+    <w:basedOn w:val="888"/>
     <w:uiPriority w:val="99"/>
     <w:pPr>
       <w:pBdr/>
@@ -29886,9 +30169,9 @@
       </w:tcPr>
     </w:tblStylePr>
   </w:style>
-  <w:style w:type="table" w:styleId="132">
+  <w:style w:type="table" w:styleId="824">
     <w:name w:val="Bordered - Accent 1"/>
-    <w:basedOn w:val="707"/>
+    <w:basedOn w:val="888"/>
     <w:uiPriority w:val="99"/>
     <w:pPr>
       <w:pBdr/>
@@ -30117,9 +30400,9 @@
       </w:tcPr>
     </w:tblStylePr>
   </w:style>
-  <w:style w:type="table" w:styleId="133">
+  <w:style w:type="table" w:styleId="825">
     <w:name w:val="Bordered - Accent 2"/>
-    <w:basedOn w:val="707"/>
+    <w:basedOn w:val="888"/>
     <w:uiPriority w:val="99"/>
     <w:pPr>
       <w:pBdr/>
@@ -30348,9 +30631,9 @@
       </w:tcPr>
     </w:tblStylePr>
   </w:style>
-  <w:style w:type="table" w:styleId="134">
+  <w:style w:type="table" w:styleId="826">
     <w:name w:val="Bordered - Accent 3"/>
-    <w:basedOn w:val="707"/>
+    <w:basedOn w:val="888"/>
     <w:uiPriority w:val="99"/>
     <w:pPr>
       <w:pBdr/>
@@ -30579,9 +30862,9 @@
       </w:tcPr>
     </w:tblStylePr>
   </w:style>
-  <w:style w:type="table" w:styleId="135">
+  <w:style w:type="table" w:styleId="827">
     <w:name w:val="Bordered - Accent 4"/>
-    <w:basedOn w:val="707"/>
+    <w:basedOn w:val="888"/>
     <w:uiPriority w:val="99"/>
     <w:pPr>
       <w:pBdr/>
@@ -30810,9 +31093,9 @@
       </w:tcPr>
     </w:tblStylePr>
   </w:style>
-  <w:style w:type="table" w:styleId="136">
+  <w:style w:type="table" w:styleId="828">
     <w:name w:val="Bordered - Accent 5"/>
-    <w:basedOn w:val="707"/>
+    <w:basedOn w:val="888"/>
     <w:uiPriority w:val="99"/>
     <w:pPr>
       <w:pBdr/>
@@ -31041,9 +31324,9 @@
       </w:tcPr>
     </w:tblStylePr>
   </w:style>
-  <w:style w:type="table" w:styleId="137">
+  <w:style w:type="table" w:styleId="829">
     <w:name w:val="Bordered - Accent 6"/>
-    <w:basedOn w:val="707"/>
+    <w:basedOn w:val="888"/>
     <w:uiPriority w:val="99"/>
     <w:pPr>
       <w:pBdr/>
@@ -31272,11 +31555,11 @@
       </w:tcPr>
     </w:tblStylePr>
   </w:style>
-  <w:style w:type="paragraph" w:styleId="140">
+  <w:style w:type="paragraph" w:styleId="830">
     <w:name w:val="Heading 2"/>
-    <w:basedOn w:val="704"/>
-    <w:next w:val="704"/>
-    <w:link w:val="151"/>
+    <w:basedOn w:val="885"/>
+    <w:next w:val="885"/>
+    <w:link w:val="839"/>
     <w:uiPriority w:val="9"/>
     <w:unhideWhenUsed/>
     <w:qFormat/>
@@ -31295,11 +31578,11 @@
       <w:szCs w:val="32"/>
     </w:rPr>
   </w:style>
-  <w:style w:type="paragraph" w:styleId="141">
+  <w:style w:type="paragraph" w:styleId="831">
     <w:name w:val="Heading 3"/>
-    <w:basedOn w:val="704"/>
-    <w:next w:val="704"/>
-    <w:link w:val="152"/>
+    <w:basedOn w:val="885"/>
+    <w:next w:val="885"/>
+    <w:link w:val="840"/>
     <w:uiPriority w:val="9"/>
     <w:unhideWhenUsed/>
     <w:qFormat/>
@@ -31318,11 +31601,11 @@
       <w:szCs w:val="28"/>
     </w:rPr>
   </w:style>
-  <w:style w:type="paragraph" w:styleId="142">
+  <w:style w:type="paragraph" w:styleId="832">
     <w:name w:val="Heading 4"/>
-    <w:basedOn w:val="704"/>
-    <w:next w:val="704"/>
-    <w:link w:val="153"/>
+    <w:basedOn w:val="885"/>
+    <w:next w:val="885"/>
+    <w:link w:val="841"/>
     <w:uiPriority w:val="9"/>
     <w:unhideWhenUsed/>
     <w:qFormat/>
@@ -31341,11 +31624,11 @@
       <w:color w:val="0f4761" w:themeColor="accent1" w:themeShade="BF"/>
     </w:rPr>
   </w:style>
-  <w:style w:type="paragraph" w:styleId="143">
+  <w:style w:type="paragraph" w:styleId="833">
     <w:name w:val="Heading 5"/>
-    <w:basedOn w:val="704"/>
-    <w:next w:val="704"/>
-    <w:link w:val="154"/>
+    <w:basedOn w:val="885"/>
+    <w:next w:val="885"/>
+    <w:link w:val="842"/>
     <w:uiPriority w:val="9"/>
     <w:unhideWhenUsed/>
     <w:qFormat/>
@@ -31362,11 +31645,11 @@
       <w:color w:val="0f4761" w:themeColor="accent1" w:themeShade="BF"/>
     </w:rPr>
   </w:style>
-  <w:style w:type="paragraph" w:styleId="144">
+  <w:style w:type="paragraph" w:styleId="834">
     <w:name w:val="Heading 6"/>
-    <w:basedOn w:val="704"/>
-    <w:next w:val="704"/>
-    <w:link w:val="155"/>
+    <w:basedOn w:val="885"/>
+    <w:next w:val="885"/>
+    <w:link w:val="843"/>
     <w:uiPriority w:val="9"/>
     <w:unhideWhenUsed/>
     <w:qFormat/>
@@ -31385,11 +31668,11 @@
       <w:color w:val="595959" w:themeColor="text1" w:themeTint="A6"/>
     </w:rPr>
   </w:style>
-  <w:style w:type="paragraph" w:styleId="145">
+  <w:style w:type="paragraph" w:styleId="835">
     <w:name w:val="Heading 7"/>
-    <w:basedOn w:val="704"/>
-    <w:next w:val="704"/>
-    <w:link w:val="156"/>
+    <w:basedOn w:val="885"/>
+    <w:next w:val="885"/>
+    <w:link w:val="844"/>
     <w:uiPriority w:val="9"/>
     <w:unhideWhenUsed/>
     <w:qFormat/>
@@ -31406,11 +31689,11 @@
       <w:color w:val="595959" w:themeColor="text1" w:themeTint="A6"/>
     </w:rPr>
   </w:style>
-  <w:style w:type="paragraph" w:styleId="146">
+  <w:style w:type="paragraph" w:styleId="836">
     <w:name w:val="Heading 8"/>
-    <w:basedOn w:val="704"/>
-    <w:next w:val="704"/>
-    <w:link w:val="157"/>
+    <w:basedOn w:val="885"/>
+    <w:next w:val="885"/>
+    <w:link w:val="845"/>
     <w:uiPriority w:val="9"/>
     <w:unhideWhenUsed/>
     <w:qFormat/>
@@ -31429,11 +31712,11 @@
       <w:color w:val="272727" w:themeColor="text1" w:themeTint="D8"/>
     </w:rPr>
   </w:style>
-  <w:style w:type="paragraph" w:styleId="147">
+  <w:style w:type="paragraph" w:styleId="837">
     <w:name w:val="Heading 9"/>
-    <w:basedOn w:val="704"/>
-    <w:next w:val="704"/>
-    <w:link w:val="158"/>
+    <w:basedOn w:val="885"/>
+    <w:next w:val="885"/>
+    <w:link w:val="846"/>
     <w:uiPriority w:val="9"/>
     <w:unhideWhenUsed/>
     <w:qFormat/>
@@ -31452,10 +31735,10 @@
       <w:color w:val="272727" w:themeColor="text1" w:themeTint="D8"/>
     </w:rPr>
   </w:style>
-  <w:style w:type="character" w:styleId="150">
+  <w:style w:type="character" w:styleId="838">
     <w:name w:val="Heading 1 Char"/>
-    <w:basedOn w:val="706"/>
-    <w:link w:val="705"/>
+    <w:basedOn w:val="887"/>
+    <w:link w:val="886"/>
     <w:uiPriority w:val="9"/>
     <w:pPr>
       <w:pBdr/>
@@ -31469,10 +31752,10 @@
       <w:szCs w:val="40"/>
     </w:rPr>
   </w:style>
-  <w:style w:type="character" w:styleId="151">
+  <w:style w:type="character" w:styleId="839">
     <w:name w:val="Heading 2 Char"/>
-    <w:basedOn w:val="706"/>
-    <w:link w:val="140"/>
+    <w:basedOn w:val="887"/>
+    <w:link w:val="830"/>
     <w:uiPriority w:val="9"/>
     <w:pPr>
       <w:pBdr/>
@@ -31486,10 +31769,10 @@
       <w:szCs w:val="32"/>
     </w:rPr>
   </w:style>
-  <w:style w:type="character" w:styleId="152">
+  <w:style w:type="character" w:styleId="840">
     <w:name w:val="Heading 3 Char"/>
-    <w:basedOn w:val="706"/>
-    <w:link w:val="141"/>
+    <w:basedOn w:val="887"/>
+    <w:link w:val="831"/>
     <w:uiPriority w:val="9"/>
     <w:pPr>
       <w:pBdr/>
@@ -31503,10 +31786,10 @@
       <w:szCs w:val="28"/>
     </w:rPr>
   </w:style>
-  <w:style w:type="character" w:styleId="153">
+  <w:style w:type="character" w:styleId="841">
     <w:name w:val="Heading 4 Char"/>
-    <w:basedOn w:val="706"/>
-    <w:link w:val="142"/>
+    <w:basedOn w:val="887"/>
+    <w:link w:val="832"/>
     <w:uiPriority w:val="9"/>
     <w:pPr>
       <w:pBdr/>
@@ -31520,10 +31803,10 @@
       <w:color w:val="0f4761" w:themeColor="accent1" w:themeShade="BF"/>
     </w:rPr>
   </w:style>
-  <w:style w:type="character" w:styleId="154">
+  <w:style w:type="character" w:styleId="842">
     <w:name w:val="Heading 5 Char"/>
-    <w:basedOn w:val="706"/>
-    <w:link w:val="143"/>
+    <w:basedOn w:val="887"/>
+    <w:link w:val="833"/>
     <w:uiPriority w:val="9"/>
     <w:pPr>
       <w:pBdr/>
@@ -31535,10 +31818,10 @@
       <w:color w:val="0f4761" w:themeColor="accent1" w:themeShade="BF"/>
     </w:rPr>
   </w:style>
-  <w:style w:type="character" w:styleId="155">
+  <w:style w:type="character" w:styleId="843">
     <w:name w:val="Heading 6 Char"/>
-    <w:basedOn w:val="706"/>
-    <w:link w:val="144"/>
+    <w:basedOn w:val="887"/>
+    <w:link w:val="834"/>
     <w:uiPriority w:val="9"/>
     <w:pPr>
       <w:pBdr/>
@@ -31552,10 +31835,10 @@
       <w:color w:val="595959" w:themeColor="text1" w:themeTint="A6"/>
     </w:rPr>
   </w:style>
-  <w:style w:type="character" w:styleId="156">
+  <w:style w:type="character" w:styleId="844">
     <w:name w:val="Heading 7 Char"/>
-    <w:basedOn w:val="706"/>
-    <w:link w:val="145"/>
+    <w:basedOn w:val="887"/>
+    <w:link w:val="835"/>
     <w:uiPriority w:val="9"/>
     <w:pPr>
       <w:pBdr/>
@@ -31567,10 +31850,10 @@
       <w:color w:val="595959" w:themeColor="text1" w:themeTint="A6"/>
     </w:rPr>
   </w:style>
-  <w:style w:type="character" w:styleId="157">
+  <w:style w:type="character" w:styleId="845">
     <w:name w:val="Heading 8 Char"/>
-    <w:basedOn w:val="706"/>
-    <w:link w:val="146"/>
+    <w:basedOn w:val="887"/>
+    <w:link w:val="836"/>
     <w:uiPriority w:val="9"/>
     <w:pPr>
       <w:pBdr/>
@@ -31584,10 +31867,10 @@
       <w:color w:val="272727" w:themeColor="text1" w:themeTint="D8"/>
     </w:rPr>
   </w:style>
-  <w:style w:type="character" w:styleId="158">
+  <w:style w:type="character" w:styleId="846">
     <w:name w:val="Heading 9 Char"/>
-    <w:basedOn w:val="706"/>
-    <w:link w:val="147"/>
+    <w:basedOn w:val="887"/>
+    <w:link w:val="837"/>
     <w:uiPriority w:val="9"/>
     <w:pPr>
       <w:pBdr/>
@@ -31601,10 +31884,10 @@
       <w:color w:val="272727" w:themeColor="text1" w:themeTint="D8"/>
     </w:rPr>
   </w:style>
-  <w:style w:type="character" w:styleId="160">
+  <w:style w:type="character" w:styleId="847">
     <w:name w:val="Title Char"/>
-    <w:basedOn w:val="706"/>
-    <w:link w:val="755"/>
+    <w:basedOn w:val="887"/>
+    <w:link w:val="936"/>
     <w:uiPriority w:val="10"/>
     <w:pPr>
       <w:pBdr/>
@@ -31618,11 +31901,11 @@
       <w:szCs w:val="56"/>
     </w:rPr>
   </w:style>
-  <w:style w:type="paragraph" w:styleId="161">
+  <w:style w:type="paragraph" w:styleId="848">
     <w:name w:val="Subtitle"/>
-    <w:basedOn w:val="704"/>
-    <w:next w:val="704"/>
-    <w:link w:val="162"/>
+    <w:basedOn w:val="885"/>
+    <w:next w:val="885"/>
+    <w:link w:val="849"/>
     <w:uiPriority w:val="11"/>
     <w:qFormat/>
     <w:pPr>
@@ -31640,10 +31923,10 @@
       <w:szCs w:val="28"/>
     </w:rPr>
   </w:style>
-  <w:style w:type="character" w:styleId="162">
+  <w:style w:type="character" w:styleId="849">
     <w:name w:val="Subtitle Char"/>
-    <w:basedOn w:val="706"/>
-    <w:link w:val="161"/>
+    <w:basedOn w:val="887"/>
+    <w:link w:val="848"/>
     <w:uiPriority w:val="11"/>
     <w:pPr>
       <w:pBdr/>
@@ -31657,11 +31940,11 @@
       <w:szCs w:val="28"/>
     </w:rPr>
   </w:style>
-  <w:style w:type="paragraph" w:styleId="163">
+  <w:style w:type="paragraph" w:styleId="850">
     <w:name w:val="Quote"/>
-    <w:basedOn w:val="704"/>
-    <w:next w:val="704"/>
-    <w:link w:val="164"/>
+    <w:basedOn w:val="885"/>
+    <w:next w:val="885"/>
+    <w:link w:val="851"/>
     <w:uiPriority w:val="29"/>
     <w:qFormat/>
     <w:pPr>
@@ -31676,10 +31959,10 @@
       <w:color w:val="404040" w:themeColor="text1" w:themeTint="BF"/>
     </w:rPr>
   </w:style>
-  <w:style w:type="character" w:styleId="164">
+  <w:style w:type="character" w:styleId="851">
     <w:name w:val="Quote Char"/>
-    <w:basedOn w:val="706"/>
-    <w:link w:val="163"/>
+    <w:basedOn w:val="887"/>
+    <w:link w:val="850"/>
     <w:uiPriority w:val="29"/>
     <w:pPr>
       <w:pBdr/>
@@ -31692,9 +31975,9 @@
       <w:color w:val="404040" w:themeColor="text1" w:themeTint="BF"/>
     </w:rPr>
   </w:style>
-  <w:style w:type="paragraph" w:styleId="165">
+  <w:style w:type="paragraph" w:styleId="852">
     <w:name w:val="List Paragraph"/>
-    <w:basedOn w:val="704"/>
+    <w:basedOn w:val="885"/>
     <w:uiPriority w:val="34"/>
     <w:qFormat/>
     <w:pPr>
@@ -31704,9 +31987,9 @@
       <w:contextualSpacing w:val="true"/>
     </w:pPr>
   </w:style>
-  <w:style w:type="character" w:styleId="166">
+  <w:style w:type="character" w:styleId="853">
     <w:name w:val="Intense Emphasis"/>
-    <w:basedOn w:val="706"/>
+    <w:basedOn w:val="887"/>
     <w:uiPriority w:val="21"/>
     <w:qFormat/>
     <w:pPr>
@@ -31720,11 +32003,11 @@
       <w:color w:val="0f4761" w:themeColor="accent1" w:themeShade="BF"/>
     </w:rPr>
   </w:style>
-  <w:style w:type="paragraph" w:styleId="167">
+  <w:style w:type="paragraph" w:styleId="854">
     <w:name w:val="Intense Quote"/>
-    <w:basedOn w:val="704"/>
-    <w:next w:val="704"/>
-    <w:link w:val="168"/>
+    <w:basedOn w:val="885"/>
+    <w:next w:val="885"/>
+    <w:link w:val="855"/>
     <w:uiPriority w:val="30"/>
     <w:qFormat/>
     <w:pPr>
@@ -31742,10 +32025,10 @@
       <w:color w:val="0f4761" w:themeColor="accent1" w:themeShade="BF"/>
     </w:rPr>
   </w:style>
-  <w:style w:type="character" w:styleId="168">
+  <w:style w:type="character" w:styleId="855">
     <w:name w:val="Intense Quote Char"/>
-    <w:basedOn w:val="706"/>
-    <w:link w:val="167"/>
+    <w:basedOn w:val="887"/>
+    <w:link w:val="854"/>
     <w:uiPriority w:val="30"/>
     <w:pPr>
       <w:pBdr/>
@@ -31758,9 +32041,9 @@
       <w:color w:val="0f4761" w:themeColor="accent1" w:themeShade="BF"/>
     </w:rPr>
   </w:style>
-  <w:style w:type="character" w:styleId="169">
+  <w:style w:type="character" w:styleId="856">
     <w:name w:val="Intense Reference"/>
-    <w:basedOn w:val="706"/>
+    <w:basedOn w:val="887"/>
     <w:uiPriority w:val="32"/>
     <w:qFormat/>
     <w:pPr>
@@ -31776,9 +32059,9 @@
       <w:spacing w:val="5"/>
     </w:rPr>
   </w:style>
-  <w:style w:type="paragraph" w:styleId="170">
+  <w:style w:type="paragraph" w:styleId="857">
     <w:name w:val="No Spacing"/>
-    <w:basedOn w:val="704"/>
+    <w:basedOn w:val="885"/>
     <w:uiPriority w:val="1"/>
     <w:qFormat/>
     <w:pPr>
@@ -31787,9 +32070,9 @@
       <w:ind/>
     </w:pPr>
   </w:style>
-  <w:style w:type="character" w:styleId="171">
+  <w:style w:type="character" w:styleId="858">
     <w:name w:val="Subtle Emphasis"/>
-    <w:basedOn w:val="706"/>
+    <w:basedOn w:val="887"/>
     <w:uiPriority w:val="19"/>
     <w:qFormat/>
     <w:pPr>
@@ -31803,9 +32086,9 @@
       <w:color w:val="404040" w:themeColor="text1" w:themeTint="BF"/>
     </w:rPr>
   </w:style>
-  <w:style w:type="character" w:styleId="172">
+  <w:style w:type="character" w:styleId="859">
     <w:name w:val="Emphasis"/>
-    <w:basedOn w:val="706"/>
+    <w:basedOn w:val="887"/>
     <w:uiPriority w:val="20"/>
     <w:qFormat/>
     <w:pPr>
@@ -31818,9 +32101,9 @@
       <w:iCs/>
     </w:rPr>
   </w:style>
-  <w:style w:type="character" w:styleId="173">
+  <w:style w:type="character" w:styleId="860">
     <w:name w:val="Strong"/>
-    <w:basedOn w:val="706"/>
+    <w:basedOn w:val="887"/>
     <w:uiPriority w:val="22"/>
     <w:qFormat/>
     <w:pPr>
@@ -31833,9 +32116,9 @@
       <w:bCs/>
     </w:rPr>
   </w:style>
-  <w:style w:type="character" w:styleId="174">
+  <w:style w:type="character" w:styleId="861">
     <w:name w:val="Subtle Reference"/>
-    <w:basedOn w:val="706"/>
+    <w:basedOn w:val="887"/>
     <w:uiPriority w:val="31"/>
     <w:qFormat/>
     <w:pPr>
@@ -31848,9 +32131,9 @@
       <w:color w:val="5a5a5a" w:themeColor="text1" w:themeTint="A5"/>
     </w:rPr>
   </w:style>
-  <w:style w:type="character" w:styleId="175">
+  <w:style w:type="character" w:styleId="862">
     <w:name w:val="Book Title"/>
-    <w:basedOn w:val="706"/>
+    <w:basedOn w:val="887"/>
     <w:uiPriority w:val="33"/>
     <w:qFormat/>
     <w:pPr>
@@ -31866,10 +32149,10 @@
       <w:spacing w:val="5"/>
     </w:rPr>
   </w:style>
-  <w:style w:type="character" w:styleId="177">
+  <w:style w:type="character" w:styleId="863">
     <w:name w:val="Header Char"/>
-    <w:basedOn w:val="706"/>
-    <w:link w:val="761"/>
+    <w:basedOn w:val="887"/>
+    <w:link w:val="942"/>
     <w:uiPriority w:val="99"/>
     <w:pPr>
       <w:pBdr/>
@@ -31877,10 +32160,10 @@
       <w:ind/>
     </w:pPr>
   </w:style>
-  <w:style w:type="character" w:styleId="179">
+  <w:style w:type="character" w:styleId="864">
     <w:name w:val="Footer Char"/>
-    <w:basedOn w:val="706"/>
-    <w:link w:val="762"/>
+    <w:basedOn w:val="887"/>
+    <w:link w:val="943"/>
     <w:uiPriority w:val="99"/>
     <w:pPr>
       <w:pBdr/>
@@ -31888,10 +32171,10 @@
       <w:ind/>
     </w:pPr>
   </w:style>
-  <w:style w:type="paragraph" w:styleId="181">
+  <w:style w:type="paragraph" w:styleId="865">
     <w:name w:val="footnote text"/>
-    <w:basedOn w:val="704"/>
-    <w:link w:val="182"/>
+    <w:basedOn w:val="885"/>
+    <w:link w:val="866"/>
     <w:uiPriority w:val="99"/>
     <w:semiHidden/>
     <w:unhideWhenUsed/>
@@ -31905,10 +32188,10 @@
       <w:szCs w:val="20"/>
     </w:rPr>
   </w:style>
-  <w:style w:type="character" w:styleId="182">
+  <w:style w:type="character" w:styleId="866">
     <w:name w:val="Footnote Text Char"/>
-    <w:basedOn w:val="706"/>
-    <w:link w:val="181"/>
+    <w:basedOn w:val="887"/>
+    <w:link w:val="865"/>
     <w:uiPriority w:val="99"/>
     <w:semiHidden/>
     <w:pPr>
@@ -31921,9 +32204,9 @@
       <w:szCs w:val="20"/>
     </w:rPr>
   </w:style>
-  <w:style w:type="character" w:styleId="183">
+  <w:style w:type="character" w:styleId="867">
     <w:name w:val="footnote reference"/>
-    <w:basedOn w:val="706"/>
+    <w:basedOn w:val="887"/>
     <w:uiPriority w:val="99"/>
     <w:semiHidden/>
     <w:unhideWhenUsed/>
@@ -31936,10 +32219,10 @@
       <w:vertAlign w:val="superscript"/>
     </w:rPr>
   </w:style>
-  <w:style w:type="paragraph" w:styleId="184">
+  <w:style w:type="paragraph" w:styleId="868">
     <w:name w:val="endnote text"/>
-    <w:basedOn w:val="704"/>
-    <w:link w:val="185"/>
+    <w:basedOn w:val="885"/>
+    <w:link w:val="869"/>
     <w:uiPriority w:val="99"/>
     <w:semiHidden/>
     <w:unhideWhenUsed/>
@@ -31953,10 +32236,10 @@
       <w:szCs w:val="20"/>
     </w:rPr>
   </w:style>
-  <w:style w:type="character" w:styleId="185">
+  <w:style w:type="character" w:styleId="869">
     <w:name w:val="Endnote Text Char"/>
-    <w:basedOn w:val="706"/>
-    <w:link w:val="184"/>
+    <w:basedOn w:val="887"/>
+    <w:link w:val="868"/>
     <w:uiPriority w:val="99"/>
     <w:semiHidden/>
     <w:pPr>
@@ -31969,9 +32252,9 @@
       <w:szCs w:val="20"/>
     </w:rPr>
   </w:style>
-  <w:style w:type="character" w:styleId="186">
+  <w:style w:type="character" w:styleId="870">
     <w:name w:val="endnote reference"/>
-    <w:basedOn w:val="706"/>
+    <w:basedOn w:val="887"/>
     <w:uiPriority w:val="99"/>
     <w:semiHidden/>
     <w:unhideWhenUsed/>
@@ -31984,9 +32267,9 @@
       <w:vertAlign w:val="superscript"/>
     </w:rPr>
   </w:style>
-  <w:style w:type="character" w:styleId="187">
+  <w:style w:type="character" w:styleId="871">
     <w:name w:val="Hyperlink"/>
-    <w:basedOn w:val="706"/>
+    <w:basedOn w:val="887"/>
     <w:uiPriority w:val="99"/>
     <w:unhideWhenUsed/>
     <w:pPr>
@@ -31999,9 +32282,9 @@
       <w:u w:val="single"/>
     </w:rPr>
   </w:style>
-  <w:style w:type="character" w:styleId="188">
+  <w:style w:type="character" w:styleId="872">
     <w:name w:val="FollowedHyperlink"/>
-    <w:basedOn w:val="706"/>
+    <w:basedOn w:val="887"/>
     <w:uiPriority w:val="99"/>
     <w:semiHidden/>
     <w:unhideWhenUsed/>
@@ -32015,10 +32298,10 @@
       <w:u w:val="single"/>
     </w:rPr>
   </w:style>
-  <w:style w:type="paragraph" w:styleId="189">
+  <w:style w:type="paragraph" w:styleId="873">
     <w:name w:val="toc 1"/>
-    <w:basedOn w:val="704"/>
-    <w:next w:val="704"/>
+    <w:basedOn w:val="885"/>
+    <w:next w:val="885"/>
     <w:uiPriority w:val="39"/>
     <w:unhideWhenUsed/>
     <w:pPr>
@@ -32027,10 +32310,10 @@
       <w:ind/>
     </w:pPr>
   </w:style>
-  <w:style w:type="paragraph" w:styleId="190">
+  <w:style w:type="paragraph" w:styleId="874">
     <w:name w:val="toc 2"/>
-    <w:basedOn w:val="704"/>
-    <w:next w:val="704"/>
+    <w:basedOn w:val="885"/>
+    <w:next w:val="885"/>
     <w:uiPriority w:val="39"/>
     <w:unhideWhenUsed/>
     <w:pPr>
@@ -32039,10 +32322,10 @@
       <w:ind w:left="220"/>
     </w:pPr>
   </w:style>
-  <w:style w:type="paragraph" w:styleId="191">
+  <w:style w:type="paragraph" w:styleId="875">
     <w:name w:val="toc 3"/>
-    <w:basedOn w:val="704"/>
-    <w:next w:val="704"/>
+    <w:basedOn w:val="885"/>
+    <w:next w:val="885"/>
     <w:uiPriority w:val="39"/>
     <w:unhideWhenUsed/>
     <w:pPr>
@@ -32051,10 +32334,10 @@
       <w:ind w:left="440"/>
     </w:pPr>
   </w:style>
-  <w:style w:type="paragraph" w:styleId="192">
+  <w:style w:type="paragraph" w:styleId="876">
     <w:name w:val="toc 4"/>
-    <w:basedOn w:val="704"/>
-    <w:next w:val="704"/>
+    <w:basedOn w:val="885"/>
+    <w:next w:val="885"/>
     <w:uiPriority w:val="39"/>
     <w:unhideWhenUsed/>
     <w:pPr>
@@ -32063,10 +32346,10 @@
       <w:ind w:left="660"/>
     </w:pPr>
   </w:style>
-  <w:style w:type="paragraph" w:styleId="193">
+  <w:style w:type="paragraph" w:styleId="877">
     <w:name w:val="toc 5"/>
-    <w:basedOn w:val="704"/>
-    <w:next w:val="704"/>
+    <w:basedOn w:val="885"/>
+    <w:next w:val="885"/>
     <w:uiPriority w:val="39"/>
     <w:unhideWhenUsed/>
     <w:pPr>
@@ -32075,10 +32358,10 @@
       <w:ind w:left="880"/>
     </w:pPr>
   </w:style>
-  <w:style w:type="paragraph" w:styleId="194">
+  <w:style w:type="paragraph" w:styleId="878">
     <w:name w:val="toc 6"/>
-    <w:basedOn w:val="704"/>
-    <w:next w:val="704"/>
+    <w:basedOn w:val="885"/>
+    <w:next w:val="885"/>
     <w:uiPriority w:val="39"/>
     <w:unhideWhenUsed/>
     <w:pPr>
@@ -32087,10 +32370,10 @@
       <w:ind w:left="1100"/>
     </w:pPr>
   </w:style>
-  <w:style w:type="paragraph" w:styleId="195">
+  <w:style w:type="paragraph" w:styleId="879">
     <w:name w:val="toc 7"/>
-    <w:basedOn w:val="704"/>
-    <w:next w:val="704"/>
+    <w:basedOn w:val="885"/>
+    <w:next w:val="885"/>
     <w:uiPriority w:val="39"/>
     <w:unhideWhenUsed/>
     <w:pPr>
@@ -32099,10 +32382,10 @@
       <w:ind w:left="1320"/>
     </w:pPr>
   </w:style>
-  <w:style w:type="paragraph" w:styleId="196">
+  <w:style w:type="paragraph" w:styleId="880">
     <w:name w:val="toc 8"/>
-    <w:basedOn w:val="704"/>
-    <w:next w:val="704"/>
+    <w:basedOn w:val="885"/>
+    <w:next w:val="885"/>
     <w:uiPriority w:val="39"/>
     <w:unhideWhenUsed/>
     <w:pPr>
@@ -32111,10 +32394,10 @@
       <w:ind w:left="1540"/>
     </w:pPr>
   </w:style>
-  <w:style w:type="paragraph" w:styleId="197">
+  <w:style w:type="paragraph" w:styleId="881">
     <w:name w:val="toc 9"/>
-    <w:basedOn w:val="704"/>
-    <w:next w:val="704"/>
+    <w:basedOn w:val="885"/>
+    <w:next w:val="885"/>
     <w:uiPriority w:val="39"/>
     <w:unhideWhenUsed/>
     <w:pPr>
@@ -32123,9 +32406,9 @@
       <w:ind w:left="1760"/>
     </w:pPr>
   </w:style>
-  <w:style w:type="character" w:styleId="198">
+  <w:style w:type="character" w:styleId="882">
     <w:name w:val="Placeholder Text"/>
-    <w:basedOn w:val="706"/>
+    <w:basedOn w:val="887"/>
     <w:uiPriority w:val="99"/>
     <w:semiHidden/>
     <w:pPr>
@@ -32137,7 +32420,7 @@
       <w:color w:val="666666"/>
     </w:rPr>
   </w:style>
-  <w:style w:type="paragraph" w:styleId="208">
+  <w:style w:type="paragraph" w:styleId="883">
     <w:name w:val="TOC Heading"/>
     <w:uiPriority w:val="39"/>
     <w:unhideWhenUsed/>
@@ -32147,10 +32430,10 @@
       <w:ind/>
     </w:pPr>
   </w:style>
-  <w:style w:type="paragraph" w:styleId="209">
+  <w:style w:type="paragraph" w:styleId="884">
     <w:name w:val="table of figures"/>
-    <w:basedOn w:val="704"/>
-    <w:next w:val="704"/>
+    <w:basedOn w:val="885"/>
+    <w:next w:val="885"/>
     <w:uiPriority w:val="99"/>
     <w:unhideWhenUsed/>
     <w:pPr>
@@ -32159,7 +32442,7 @@
       <w:ind/>
     </w:pPr>
   </w:style>
-  <w:style w:type="paragraph" w:styleId="704" w:default="1">
+  <w:style w:type="paragraph" w:styleId="885" w:default="1">
     <w:name w:val="Normal"/>
     <w:uiPriority w:val="1"/>
     <w:qFormat/>
@@ -32175,11 +32458,11 @@
       <w:lang w:val="pt-PT" w:eastAsia="zh-CN" w:bidi="hi-IN"/>
     </w:rPr>
   </w:style>
-  <w:style w:type="paragraph" w:styleId="705">
+  <w:style w:type="paragraph" w:styleId="886">
     <w:name w:val="Heading 1"/>
-    <w:basedOn w:val="704"/>
-    <w:next w:val="760"/>
-    <w:link w:val="709"/>
+    <w:basedOn w:val="885"/>
+    <w:next w:val="941"/>
+    <w:link w:val="890"/>
     <w:qFormat/>
     <w:pPr>
       <w:keepNext w:val="true"/>
@@ -32196,7 +32479,7 @@
       <w:lang w:val="pt-BR" w:eastAsia="en-US" w:bidi="ar-SA"/>
     </w:rPr>
   </w:style>
-  <w:style w:type="character" w:styleId="706" w:default="1">
+  <w:style w:type="character" w:styleId="887" w:default="1">
     <w:name w:val="Default Paragraph Font"/>
     <w:uiPriority w:val="1"/>
     <w:semiHidden/>
@@ -32207,7 +32490,7 @@
       <w:ind/>
     </w:pPr>
   </w:style>
-  <w:style w:type="table" w:styleId="707" w:default="1">
+  <w:style w:type="table" w:styleId="888" w:default="1">
     <w:name w:val="Normal Table"/>
     <w:uiPriority w:val="99"/>
     <w:semiHidden/>
@@ -32400,7 +32683,7 @@
       </w:tcPr>
     </w:tblStylePr>
   </w:style>
-  <w:style w:type="numbering" w:styleId="708" w:default="1">
+  <w:style w:type="numbering" w:styleId="889" w:default="1">
     <w:name w:val="No List"/>
     <w:uiPriority w:val="99"/>
     <w:semiHidden/>
@@ -32411,10 +32694,10 @@
       <w:ind/>
     </w:pPr>
   </w:style>
-  <w:style w:type="character" w:styleId="709" w:customStyle="1">
+  <w:style w:type="character" w:styleId="890" w:customStyle="1">
     <w:name w:val="Título 1 Char"/>
-    <w:basedOn w:val="706"/>
-    <w:link w:val="705"/>
+    <w:basedOn w:val="887"/>
+    <w:link w:val="886"/>
     <w:qFormat/>
     <w:pPr>
       <w:pBdr/>
@@ -32430,10 +32713,10 @@
       <w:lang w:eastAsia="pt-BR"/>
     </w:rPr>
   </w:style>
-  <w:style w:type="character" w:styleId="710" w:customStyle="1">
+  <w:style w:type="character" w:styleId="891" w:customStyle="1">
     <w:name w:val="Cabeçalho Char"/>
-    <w:basedOn w:val="706"/>
-    <w:link w:val="761"/>
+    <w:basedOn w:val="887"/>
+    <w:link w:val="942"/>
     <w:uiPriority w:val="99"/>
     <w:qFormat/>
     <w:pPr>
@@ -32442,10 +32725,10 @@
       <w:ind/>
     </w:pPr>
   </w:style>
-  <w:style w:type="character" w:styleId="711" w:customStyle="1">
+  <w:style w:type="character" w:styleId="892" w:customStyle="1">
     <w:name w:val="Rodapé Char"/>
-    <w:basedOn w:val="706"/>
-    <w:link w:val="762"/>
+    <w:basedOn w:val="887"/>
+    <w:link w:val="943"/>
     <w:uiPriority w:val="99"/>
     <w:qFormat/>
     <w:pPr>
@@ -32454,9 +32737,9 @@
       <w:ind/>
     </w:pPr>
   </w:style>
-  <w:style w:type="character" w:styleId="712">
+  <w:style w:type="character" w:styleId="893">
     <w:name w:val="annotation reference"/>
-    <w:basedOn w:val="706"/>
+    <w:basedOn w:val="887"/>
     <w:uiPriority w:val="99"/>
     <w:semiHidden/>
     <w:unhideWhenUsed/>
@@ -32471,10 +32754,10 @@
       <w:szCs w:val="16"/>
     </w:rPr>
   </w:style>
-  <w:style w:type="character" w:styleId="713" w:customStyle="1">
+  <w:style w:type="character" w:styleId="894" w:customStyle="1">
     <w:name w:val="Texto de comentário Char"/>
-    <w:basedOn w:val="706"/>
-    <w:link w:val="763"/>
+    <w:basedOn w:val="887"/>
+    <w:link w:val="944"/>
     <w:uiPriority w:val="99"/>
     <w:semiHidden/>
     <w:qFormat/>
@@ -32490,10 +32773,10 @@
       <w:lang w:val="pt-PT" w:eastAsia="zh-CN" w:bidi="hi-IN"/>
     </w:rPr>
   </w:style>
-  <w:style w:type="character" w:styleId="714" w:customStyle="1">
+  <w:style w:type="character" w:styleId="895" w:customStyle="1">
     <w:name w:val="Assunto do comentário Char"/>
-    <w:basedOn w:val="713"/>
-    <w:link w:val="764"/>
+    <w:basedOn w:val="894"/>
+    <w:link w:val="945"/>
     <w:uiPriority w:val="99"/>
     <w:semiHidden/>
     <w:qFormat/>
@@ -32511,10 +32794,10 @@
       <w:lang w:val="pt-PT" w:eastAsia="zh-CN" w:bidi="hi-IN"/>
     </w:rPr>
   </w:style>
-  <w:style w:type="character" w:styleId="715" w:customStyle="1">
+  <w:style w:type="character" w:styleId="896" w:customStyle="1">
     <w:name w:val="Texto de balão Char"/>
-    <w:basedOn w:val="706"/>
-    <w:link w:val="765"/>
+    <w:basedOn w:val="887"/>
+    <w:link w:val="946"/>
     <w:uiPriority w:val="99"/>
     <w:semiHidden/>
     <w:qFormat/>
@@ -32530,7 +32813,7 @@
       <w:lang w:val="pt-PT" w:eastAsia="zh-CN" w:bidi="hi-IN"/>
     </w:rPr>
   </w:style>
-  <w:style w:type="character" w:styleId="716" w:customStyle="1">
+  <w:style w:type="character" w:styleId="897" w:customStyle="1">
     <w:name w:val="ListLabel 1"/>
     <w:qFormat/>
     <w:pPr>
@@ -32542,7 +32825,7 @@
       <w:rFonts w:cs="Courier New"/>
     </w:rPr>
   </w:style>
-  <w:style w:type="character" w:styleId="717" w:customStyle="1">
+  <w:style w:type="character" w:styleId="898" w:customStyle="1">
     <w:name w:val="ListLabel 2"/>
     <w:qFormat/>
     <w:pPr>
@@ -32554,7 +32837,7 @@
       <w:rFonts w:cs="Courier New"/>
     </w:rPr>
   </w:style>
-  <w:style w:type="character" w:styleId="718" w:customStyle="1">
+  <w:style w:type="character" w:styleId="899" w:customStyle="1">
     <w:name w:val="ListLabel 3"/>
     <w:qFormat/>
     <w:pPr>
@@ -32566,7 +32849,7 @@
       <w:rFonts w:cs="Courier New"/>
     </w:rPr>
   </w:style>
-  <w:style w:type="character" w:styleId="719" w:customStyle="1">
+  <w:style w:type="character" w:styleId="900" w:customStyle="1">
     <w:name w:val="ListLabel 4"/>
     <w:qFormat/>
     <w:pPr>
@@ -32580,7 +32863,7 @@
       <w:szCs w:val="24"/>
     </w:rPr>
   </w:style>
-  <w:style w:type="character" w:styleId="720" w:customStyle="1">
+  <w:style w:type="character" w:styleId="901" w:customStyle="1">
     <w:name w:val="ListLabel 5"/>
     <w:qFormat/>
     <w:pPr>
@@ -32592,7 +32875,7 @@
       <w:rFonts w:cs="Noto Sans Symbols"/>
     </w:rPr>
   </w:style>
-  <w:style w:type="character" w:styleId="721" w:customStyle="1">
+  <w:style w:type="character" w:styleId="902" w:customStyle="1">
     <w:name w:val="ListLabel 6"/>
     <w:qFormat/>
     <w:pPr>
@@ -32604,7 +32887,7 @@
       <w:rFonts w:cs="Noto Sans Symbols"/>
     </w:rPr>
   </w:style>
-  <w:style w:type="character" w:styleId="722" w:customStyle="1">
+  <w:style w:type="character" w:styleId="903" w:customStyle="1">
     <w:name w:val="ListLabel 7"/>
     <w:qFormat/>
     <w:pPr>
@@ -32616,7 +32899,7 @@
       <w:rFonts w:cs="Noto Sans Symbols"/>
     </w:rPr>
   </w:style>
-  <w:style w:type="character" w:styleId="723" w:customStyle="1">
+  <w:style w:type="character" w:styleId="904" w:customStyle="1">
     <w:name w:val="ListLabel 8"/>
     <w:qFormat/>
     <w:pPr>
@@ -32628,7 +32911,7 @@
       <w:rFonts w:cs="Noto Sans Symbols"/>
     </w:rPr>
   </w:style>
-  <w:style w:type="character" w:styleId="724" w:customStyle="1">
+  <w:style w:type="character" w:styleId="905" w:customStyle="1">
     <w:name w:val="ListLabel 9"/>
     <w:qFormat/>
     <w:pPr>
@@ -32640,7 +32923,7 @@
       <w:rFonts w:cs="Noto Sans Symbols"/>
     </w:rPr>
   </w:style>
-  <w:style w:type="character" w:styleId="725" w:customStyle="1">
+  <w:style w:type="character" w:styleId="906" w:customStyle="1">
     <w:name w:val="ListLabel 10"/>
     <w:qFormat/>
     <w:pPr>
@@ -32652,7 +32935,7 @@
       <w:rFonts w:cs="Noto Sans Symbols"/>
     </w:rPr>
   </w:style>
-  <w:style w:type="character" w:styleId="726" w:customStyle="1">
+  <w:style w:type="character" w:styleId="907" w:customStyle="1">
     <w:name w:val="ListLabel 11"/>
     <w:qFormat/>
     <w:pPr>
@@ -32664,7 +32947,7 @@
       <w:rFonts w:cs="Noto Sans Symbols"/>
     </w:rPr>
   </w:style>
-  <w:style w:type="character" w:styleId="727" w:customStyle="1">
+  <w:style w:type="character" w:styleId="908" w:customStyle="1">
     <w:name w:val="ListLabel 12"/>
     <w:qFormat/>
     <w:pPr>
@@ -32676,7 +32959,7 @@
       <w:rFonts w:cs="Noto Sans Symbols"/>
     </w:rPr>
   </w:style>
-  <w:style w:type="character" w:styleId="728" w:customStyle="1">
+  <w:style w:type="character" w:styleId="909" w:customStyle="1">
     <w:name w:val="ListLabel 13"/>
     <w:qFormat/>
     <w:pPr>
@@ -32688,7 +32971,7 @@
       <w:rFonts w:cs="Symbol"/>
     </w:rPr>
   </w:style>
-  <w:style w:type="character" w:styleId="729" w:customStyle="1">
+  <w:style w:type="character" w:styleId="910" w:customStyle="1">
     <w:name w:val="ListLabel 14"/>
     <w:qFormat/>
     <w:pPr>
@@ -32700,7 +32983,7 @@
       <w:rFonts w:cs="Courier New"/>
     </w:rPr>
   </w:style>
-  <w:style w:type="character" w:styleId="730" w:customStyle="1">
+  <w:style w:type="character" w:styleId="911" w:customStyle="1">
     <w:name w:val="ListLabel 15"/>
     <w:qFormat/>
     <w:pPr>
@@ -32712,7 +32995,7 @@
       <w:rFonts w:cs="Wingdings"/>
     </w:rPr>
   </w:style>
-  <w:style w:type="character" w:styleId="731" w:customStyle="1">
+  <w:style w:type="character" w:styleId="912" w:customStyle="1">
     <w:name w:val="ListLabel 16"/>
     <w:qFormat/>
     <w:pPr>
@@ -32724,7 +33007,7 @@
       <w:rFonts w:cs="Symbol"/>
     </w:rPr>
   </w:style>
-  <w:style w:type="character" w:styleId="732" w:customStyle="1">
+  <w:style w:type="character" w:styleId="913" w:customStyle="1">
     <w:name w:val="ListLabel 17"/>
     <w:qFormat/>
     <w:pPr>
@@ -32736,7 +33019,7 @@
       <w:rFonts w:cs="Courier New"/>
     </w:rPr>
   </w:style>
-  <w:style w:type="character" w:styleId="733" w:customStyle="1">
+  <w:style w:type="character" w:styleId="914" w:customStyle="1">
     <w:name w:val="ListLabel 18"/>
     <w:qFormat/>
     <w:pPr>
@@ -32748,7 +33031,7 @@
       <w:rFonts w:cs="Wingdings"/>
     </w:rPr>
   </w:style>
-  <w:style w:type="character" w:styleId="734" w:customStyle="1">
+  <w:style w:type="character" w:styleId="915" w:customStyle="1">
     <w:name w:val="ListLabel 19"/>
     <w:qFormat/>
     <w:pPr>
@@ -32760,7 +33043,7 @@
       <w:rFonts w:cs="Symbol"/>
     </w:rPr>
   </w:style>
-  <w:style w:type="character" w:styleId="735" w:customStyle="1">
+  <w:style w:type="character" w:styleId="916" w:customStyle="1">
     <w:name w:val="ListLabel 20"/>
     <w:qFormat/>
     <w:pPr>
@@ -32772,7 +33055,7 @@
       <w:rFonts w:cs="Courier New"/>
     </w:rPr>
   </w:style>
-  <w:style w:type="character" w:styleId="736" w:customStyle="1">
+  <w:style w:type="character" w:styleId="917" w:customStyle="1">
     <w:name w:val="ListLabel 21"/>
     <w:qFormat/>
     <w:pPr>
@@ -32784,7 +33067,7 @@
       <w:rFonts w:cs="Wingdings"/>
     </w:rPr>
   </w:style>
-  <w:style w:type="character" w:styleId="737" w:customStyle="1">
+  <w:style w:type="character" w:styleId="918" w:customStyle="1">
     <w:name w:val="ListLabel 22"/>
     <w:qFormat/>
     <w:pPr>
@@ -32798,7 +33081,7 @@
       <w:szCs w:val="24"/>
     </w:rPr>
   </w:style>
-  <w:style w:type="character" w:styleId="738" w:customStyle="1">
+  <w:style w:type="character" w:styleId="919" w:customStyle="1">
     <w:name w:val="ListLabel 23"/>
     <w:qFormat/>
     <w:pPr>
@@ -32810,7 +33093,7 @@
       <w:rFonts w:cs="Noto Sans Symbols"/>
     </w:rPr>
   </w:style>
-  <w:style w:type="character" w:styleId="739" w:customStyle="1">
+  <w:style w:type="character" w:styleId="920" w:customStyle="1">
     <w:name w:val="ListLabel 24"/>
     <w:qFormat/>
     <w:pPr>
@@ -32822,7 +33105,7 @@
       <w:rFonts w:cs="Noto Sans Symbols"/>
     </w:rPr>
   </w:style>
-  <w:style w:type="character" w:styleId="740" w:customStyle="1">
+  <w:style w:type="character" w:styleId="921" w:customStyle="1">
     <w:name w:val="ListLabel 25"/>
     <w:qFormat/>
     <w:pPr>
@@ -32834,7 +33117,7 @@
       <w:rFonts w:cs="Noto Sans Symbols"/>
     </w:rPr>
   </w:style>
-  <w:style w:type="character" w:styleId="741" w:customStyle="1">
+  <w:style w:type="character" w:styleId="922" w:customStyle="1">
     <w:name w:val="ListLabel 26"/>
     <w:qFormat/>
     <w:pPr>
@@ -32846,7 +33129,7 @@
       <w:rFonts w:cs="Noto Sans Symbols"/>
     </w:rPr>
   </w:style>
-  <w:style w:type="character" w:styleId="742" w:customStyle="1">
+  <w:style w:type="character" w:styleId="923" w:customStyle="1">
     <w:name w:val="ListLabel 27"/>
     <w:qFormat/>
     <w:pPr>
@@ -32858,7 +33141,7 @@
       <w:rFonts w:cs="Noto Sans Symbols"/>
     </w:rPr>
   </w:style>
-  <w:style w:type="character" w:styleId="743" w:customStyle="1">
+  <w:style w:type="character" w:styleId="924" w:customStyle="1">
     <w:name w:val="ListLabel 28"/>
     <w:qFormat/>
     <w:pPr>
@@ -32870,7 +33153,7 @@
       <w:rFonts w:cs="Noto Sans Symbols"/>
     </w:rPr>
   </w:style>
-  <w:style w:type="character" w:styleId="744" w:customStyle="1">
+  <w:style w:type="character" w:styleId="925" w:customStyle="1">
     <w:name w:val="ListLabel 29"/>
     <w:qFormat/>
     <w:pPr>
@@ -32882,7 +33165,7 @@
       <w:rFonts w:cs="Noto Sans Symbols"/>
     </w:rPr>
   </w:style>
-  <w:style w:type="character" w:styleId="745" w:customStyle="1">
+  <w:style w:type="character" w:styleId="926" w:customStyle="1">
     <w:name w:val="ListLabel 30"/>
     <w:qFormat/>
     <w:pPr>
@@ -32894,7 +33177,7 @@
       <w:rFonts w:cs="Noto Sans Symbols"/>
     </w:rPr>
   </w:style>
-  <w:style w:type="character" w:styleId="746" w:customStyle="1">
+  <w:style w:type="character" w:styleId="927" w:customStyle="1">
     <w:name w:val="ListLabel 31"/>
     <w:qFormat/>
     <w:pPr>
@@ -32906,7 +33189,7 @@
       <w:rFonts w:cs="Symbol"/>
     </w:rPr>
   </w:style>
-  <w:style w:type="character" w:styleId="747" w:customStyle="1">
+  <w:style w:type="character" w:styleId="928" w:customStyle="1">
     <w:name w:val="ListLabel 32"/>
     <w:qFormat/>
     <w:pPr>
@@ -32918,7 +33201,7 @@
       <w:rFonts w:cs="Courier New"/>
     </w:rPr>
   </w:style>
-  <w:style w:type="character" w:styleId="748" w:customStyle="1">
+  <w:style w:type="character" w:styleId="929" w:customStyle="1">
     <w:name w:val="ListLabel 33"/>
     <w:qFormat/>
     <w:pPr>
@@ -32930,7 +33213,7 @@
       <w:rFonts w:cs="Wingdings"/>
     </w:rPr>
   </w:style>
-  <w:style w:type="character" w:styleId="749" w:customStyle="1">
+  <w:style w:type="character" w:styleId="930" w:customStyle="1">
     <w:name w:val="ListLabel 34"/>
     <w:qFormat/>
     <w:pPr>
@@ -32942,7 +33225,7 @@
       <w:rFonts w:cs="Symbol"/>
     </w:rPr>
   </w:style>
-  <w:style w:type="character" w:styleId="750" w:customStyle="1">
+  <w:style w:type="character" w:styleId="931" w:customStyle="1">
     <w:name w:val="ListLabel 35"/>
     <w:qFormat/>
     <w:pPr>
@@ -32954,7 +33237,7 @@
       <w:rFonts w:cs="Courier New"/>
     </w:rPr>
   </w:style>
-  <w:style w:type="character" w:styleId="751" w:customStyle="1">
+  <w:style w:type="character" w:styleId="932" w:customStyle="1">
     <w:name w:val="ListLabel 36"/>
     <w:qFormat/>
     <w:pPr>
@@ -32966,7 +33249,7 @@
       <w:rFonts w:cs="Wingdings"/>
     </w:rPr>
   </w:style>
-  <w:style w:type="character" w:styleId="752" w:customStyle="1">
+  <w:style w:type="character" w:styleId="933" w:customStyle="1">
     <w:name w:val="ListLabel 37"/>
     <w:qFormat/>
     <w:pPr>
@@ -32978,7 +33261,7 @@
       <w:rFonts w:cs="Symbol"/>
     </w:rPr>
   </w:style>
-  <w:style w:type="character" w:styleId="753" w:customStyle="1">
+  <w:style w:type="character" w:styleId="934" w:customStyle="1">
     <w:name w:val="ListLabel 38"/>
     <w:qFormat/>
     <w:pPr>
@@ -32990,7 +33273,7 @@
       <w:rFonts w:cs="Courier New"/>
     </w:rPr>
   </w:style>
-  <w:style w:type="character" w:styleId="754" w:customStyle="1">
+  <w:style w:type="character" w:styleId="935" w:customStyle="1">
     <w:name w:val="ListLabel 39"/>
     <w:qFormat/>
     <w:pPr>
@@ -33002,10 +33285,10 @@
       <w:rFonts w:cs="Wingdings"/>
     </w:rPr>
   </w:style>
-  <w:style w:type="paragraph" w:styleId="755">
+  <w:style w:type="paragraph" w:styleId="936">
     <w:name w:val="Title"/>
-    <w:basedOn w:val="704"/>
-    <w:next w:val="756"/>
+    <w:basedOn w:val="885"/>
+    <w:next w:val="937"/>
     <w:qFormat/>
     <w:pPr>
       <w:keepNext w:val="true"/>
@@ -33019,18 +33302,18 @@
       <w:szCs w:val="28"/>
     </w:rPr>
   </w:style>
-  <w:style w:type="paragraph" w:styleId="756">
+  <w:style w:type="paragraph" w:styleId="937">
     <w:name w:val="Body Text"/>
-    <w:basedOn w:val="704"/>
+    <w:basedOn w:val="885"/>
     <w:pPr>
       <w:pBdr/>
       <w:spacing w:after="140" w:line="276" w:lineRule="auto"/>
       <w:ind/>
     </w:pPr>
   </w:style>
-  <w:style w:type="paragraph" w:styleId="757">
+  <w:style w:type="paragraph" w:styleId="938">
     <w:name w:val="List"/>
-    <w:basedOn w:val="756"/>
+    <w:basedOn w:val="937"/>
     <w:pPr>
       <w:pBdr/>
       <w:spacing/>
@@ -33040,9 +33323,9 @@
       <w:rFonts w:cs="Arial"/>
     </w:rPr>
   </w:style>
-  <w:style w:type="paragraph" w:styleId="758">
+  <w:style w:type="paragraph" w:styleId="939">
     <w:name w:val="Caption"/>
-    <w:basedOn w:val="704"/>
+    <w:basedOn w:val="885"/>
     <w:qFormat/>
     <w:pPr>
       <w:suppressLineNumbers w:val="true"/>
@@ -33058,9 +33341,9 @@
       <w:szCs w:val="24"/>
     </w:rPr>
   </w:style>
-  <w:style w:type="paragraph" w:styleId="759" w:customStyle="1">
+  <w:style w:type="paragraph" w:styleId="940" w:customStyle="1">
     <w:name w:val="Índice"/>
-    <w:basedOn w:val="704"/>
+    <w:basedOn w:val="885"/>
     <w:qFormat/>
     <w:pPr>
       <w:suppressLineNumbers w:val="true"/>
@@ -33072,7 +33355,7 @@
       <w:rFonts w:cs="Arial"/>
     </w:rPr>
   </w:style>
-  <w:style w:type="paragraph" w:styleId="760" w:customStyle="1">
+  <w:style w:type="paragraph" w:styleId="941" w:customStyle="1">
     <w:name w:val="Standard"/>
     <w:qFormat/>
     <w:pPr>
@@ -33088,10 +33371,10 @@
       <w:lang w:eastAsia="pt-BR"/>
     </w:rPr>
   </w:style>
-  <w:style w:type="paragraph" w:styleId="761">
+  <w:style w:type="paragraph" w:styleId="942">
     <w:name w:val="Header"/>
-    <w:basedOn w:val="704"/>
-    <w:link w:val="710"/>
+    <w:basedOn w:val="885"/>
+    <w:link w:val="891"/>
     <w:uiPriority w:val="99"/>
     <w:unhideWhenUsed/>
     <w:pPr>
@@ -33104,10 +33387,10 @@
       <w:ind/>
     </w:pPr>
   </w:style>
-  <w:style w:type="paragraph" w:styleId="762">
+  <w:style w:type="paragraph" w:styleId="943">
     <w:name w:val="Footer"/>
-    <w:basedOn w:val="704"/>
-    <w:link w:val="711"/>
+    <w:basedOn w:val="885"/>
+    <w:link w:val="892"/>
     <w:uiPriority w:val="99"/>
     <w:unhideWhenUsed/>
     <w:pPr>
@@ -33120,10 +33403,10 @@
       <w:ind/>
     </w:pPr>
   </w:style>
-  <w:style w:type="paragraph" w:styleId="763">
+  <w:style w:type="paragraph" w:styleId="944">
     <w:name w:val="annotation text"/>
-    <w:basedOn w:val="704"/>
-    <w:link w:val="713"/>
+    <w:basedOn w:val="885"/>
+    <w:link w:val="894"/>
     <w:uiPriority w:val="99"/>
     <w:semiHidden/>
     <w:unhideWhenUsed/>
@@ -33139,11 +33422,11 @@
       <w:szCs w:val="18"/>
     </w:rPr>
   </w:style>
-  <w:style w:type="paragraph" w:styleId="764">
+  <w:style w:type="paragraph" w:styleId="945">
     <w:name w:val="annotation subject"/>
-    <w:basedOn w:val="763"/>
-    <w:next w:val="763"/>
-    <w:link w:val="714"/>
+    <w:basedOn w:val="944"/>
+    <w:next w:val="944"/>
+    <w:link w:val="895"/>
     <w:uiPriority w:val="99"/>
     <w:semiHidden/>
     <w:unhideWhenUsed/>
@@ -33158,10 +33441,10 @@
       <w:bCs/>
     </w:rPr>
   </w:style>
-  <w:style w:type="paragraph" w:styleId="765">
+  <w:style w:type="paragraph" w:styleId="946">
     <w:name w:val="Balloon Text"/>
-    <w:basedOn w:val="704"/>
-    <w:link w:val="715"/>
+    <w:basedOn w:val="885"/>
+    <w:link w:val="896"/>
     <w:uiPriority w:val="99"/>
     <w:semiHidden/>
     <w:unhideWhenUsed/>
@@ -33177,9 +33460,9 @@
       <w:szCs w:val="14"/>
     </w:rPr>
   </w:style>
-  <w:style w:type="table" w:styleId="766">
+  <w:style w:type="table" w:styleId="947">
     <w:name w:val="Table Grid"/>
-    <w:basedOn w:val="707"/>
+    <w:basedOn w:val="888"/>
     <w:uiPriority w:val="39"/>
     <w:pPr>
       <w:pBdr/>

--- a/GsdAutomatico/pdf/MODELO_RECONSIDERACAO.docx
+++ b/GsdAutomatico/pdf/MODELO_RECONSIDERACAO.docx
@@ -8,43 +8,47 @@
         <w:tabs>
           <w:tab w:val="left" w:leader="none" w:pos="7033"/>
         </w:tabs>
-        <w:spacing/>
+        <w:spacing w:after="28" w:afterAutospacing="0" w:before="0" w:beforeAutospacing="0" w:line="240" w:lineRule="auto"/>
         <w:ind/>
         <w:jc w:val="center"/>
         <w:rPr>
           <w:rFonts w:asciiTheme="minorHAnsi" w:hAnsiTheme="minorHAnsi" w:cstheme="minorBidi"/>
-          <w:b/>
-          <w:bCs/>
-          <w:color w:val="ff0000"/>
+          <w:b w:val="0"/>
+          <w:bCs w:val="0"/>
+          <w:color w:val="000000" w:themeColor="text1"/>
           <w:sz w:val="24"/>
-          <w:lang w:val="pt-BR" w:eastAsia="pt-BR" w:bidi="ar-SA"/>
+          <w:szCs w:val="24"/>
         </w:rPr>
       </w:pPr>
       <w:r>
         <w:rPr>
-          <w:b/>
-          <w:bCs/>
-          <w:color w:val="ff0000"/>
+          <w:b w:val="0"/>
+          <w:bCs w:val="0"/>
+          <w:color w:val="000000" w:themeColor="text1"/>
+          <w:sz w:val="24"/>
+          <w:szCs w:val="24"/>
         </w:rPr>
         <w:t xml:space="preserve">{nova_pagina}</w:t>
       </w:r>
       <w:r>
         <w:rPr>
           <w:rFonts w:asciiTheme="minorHAnsi" w:hAnsiTheme="minorHAnsi" w:cstheme="minorBidi"/>
-          <w:b/>
-          <w:bCs/>
-          <w:color w:val="ff0000"/>
+          <w:b w:val="0"/>
+          <w:bCs w:val="0"/>
+          <w:color w:val="000000" w:themeColor="text1"/>
           <w:sz w:val="24"/>
+          <w:szCs w:val="24"/>
           <w:lang w:val="pt-BR" w:eastAsia="pt-BR" w:bidi="ar-SA"/>
         </w:rPr>
       </w:r>
       <w:r>
         <w:rPr>
           <w:rFonts w:asciiTheme="minorHAnsi" w:hAnsiTheme="minorHAnsi" w:cstheme="minorBidi"/>
-          <w:b/>
-          <w:bCs/>
-          <w:color w:val="ff0000"/>
+          <w:b w:val="0"/>
+          <w:bCs w:val="0"/>
+          <w:color w:val="000000" w:themeColor="text1"/>
           <w:sz w:val="24"/>
+          <w:szCs w:val="24"/>
           <w:lang w:val="pt-BR" w:eastAsia="pt-BR" w:bidi="ar-SA"/>
         </w:rPr>
       </w:r>
@@ -53,36 +57,36 @@
       <w:pPr>
         <w:pStyle w:val="942"/>
         <w:pBdr/>
-        <w:spacing/>
+        <w:spacing w:after="28" w:afterAutospacing="0" w:before="0" w:beforeAutospacing="0" w:line="240" w:lineRule="auto"/>
         <w:ind/>
         <w:jc w:val="center"/>
         <w:rPr>
           <w:rFonts w:eastAsia="DejaVu Sans" w:cs="DejaVu Sans"/>
-          <w:sz w:val="28"/>
-          <w:szCs w:val="28"/>
+          <w:sz w:val="24"/>
+          <w:szCs w:val="24"/>
         </w:rPr>
       </w:pPr>
       <w:r>
         <w:rPr>
           <w:b/>
           <w:color w:val="ff0000"/>
-          <w:sz w:val="28"/>
-          <w:szCs w:val="28"/>
+          <w:sz w:val="24"/>
+          <w:szCs w:val="24"/>
         </w:rPr>
         <w:t xml:space="preserve">INFORMAÇÃO PESSOAL – ACESSO RESTRITO</w:t>
       </w:r>
       <w:r>
         <w:rPr>
           <w:rFonts w:eastAsia="DejaVu Sans" w:cs="DejaVu Sans"/>
-          <w:sz w:val="28"/>
-          <w:szCs w:val="28"/>
+          <w:sz w:val="24"/>
+          <w:szCs w:val="24"/>
         </w:rPr>
       </w:r>
       <w:r>
         <w:rPr>
           <w:rFonts w:eastAsia="DejaVu Sans" w:cs="DejaVu Sans"/>
-          <w:sz w:val="28"/>
-          <w:szCs w:val="28"/>
+          <w:sz w:val="24"/>
+          <w:szCs w:val="24"/>
         </w:rPr>
       </w:r>
     </w:p>
@@ -90,10 +94,219 @@
       <w:pPr>
         <w:pStyle w:val="942"/>
         <w:pBdr/>
-        <w:spacing/>
+        <w:spacing w:after="28" w:afterAutospacing="0" w:before="0" w:beforeAutospacing="0" w:line="240" w:lineRule="auto"/>
         <w:ind/>
         <w:jc w:val="center"/>
         <w:rPr>
+          <w:b w:val="0"/>
+          <w:bCs w:val="0"/>
+          <w:sz w:val="24"/>
+          <w:szCs w:val="24"/>
+        </w:rPr>
+      </w:pPr>
+      <w:r>
+        <w:rPr>
+          <w:b w:val="0"/>
+          <w:bCs w:val="0"/>
+          <w:color w:val="ff0000"/>
+          <w:sz w:val="24"/>
+          <w:szCs w:val="24"/>
+        </w:rPr>
+        <w:t xml:space="preserve">Art. 5º, Inciso X, da Constituição Federal do Brasil, de 1988</w:t>
+      </w:r>
+      <w:r>
+        <w:rPr>
+          <w:b w:val="0"/>
+          <w:bCs w:val="0"/>
+          <w:sz w:val="24"/>
+          <w:szCs w:val="24"/>
+        </w:rPr>
+      </w:r>
+      <w:r>
+        <w:rPr>
+          <w:b w:val="0"/>
+          <w:bCs w:val="0"/>
+          <w:sz w:val="24"/>
+          <w:szCs w:val="24"/>
+        </w:rPr>
+      </w:r>
+    </w:p>
+    <w:p>
+      <w:pPr>
+        <w:pStyle w:val="942"/>
+        <w:pBdr/>
+        <w:spacing w:after="28" w:afterAutospacing="0" w:before="0" w:beforeAutospacing="0" w:line="240" w:lineRule="auto"/>
+        <w:ind/>
+        <w:jc w:val="center"/>
+        <w:rPr>
+          <w:b w:val="0"/>
+          <w:bCs w:val="0"/>
+          <w:sz w:val="24"/>
+          <w:szCs w:val="24"/>
+        </w:rPr>
+      </w:pPr>
+      <w:r>
+        <w:rPr>
+          <w:b w:val="0"/>
+          <w:bCs w:val="0"/>
+          <w:color w:val="ff0000"/>
+          <w:sz w:val="24"/>
+          <w:szCs w:val="24"/>
+        </w:rPr>
+        <w:t xml:space="preserve">Art. 31 da Lei nº 12.527, de 2011</w:t>
+      </w:r>
+      <w:r>
+        <w:rPr>
+          <w:b w:val="0"/>
+          <w:bCs w:val="0"/>
+          <w:sz w:val="24"/>
+          <w:szCs w:val="24"/>
+        </w:rPr>
+      </w:r>
+      <w:r>
+        <w:rPr>
+          <w:b w:val="0"/>
+          <w:bCs w:val="0"/>
+          <w:sz w:val="24"/>
+          <w:szCs w:val="24"/>
+        </w:rPr>
+      </w:r>
+    </w:p>
+    <w:p>
+      <w:pPr>
+        <w:pStyle w:val="942"/>
+        <w:pBdr/>
+        <w:spacing w:after="28" w:afterAutospacing="0" w:before="0" w:beforeAutospacing="0" w:line="240" w:lineRule="auto"/>
+        <w:ind/>
+        <w:jc w:val="center"/>
+        <w:rPr>
+          <w:b w:val="0"/>
+          <w:bCs w:val="0"/>
+          <w:color w:val="ff0000"/>
+          <w:sz w:val="24"/>
+          <w:szCs w:val="24"/>
+        </w:rPr>
+      </w:pPr>
+      <w:r>
+        <w:rPr>
+          <w:b w:val="0"/>
+          <w:bCs w:val="0"/>
+          <w:color w:val="ff0000"/>
+          <w:sz w:val="24"/>
+          <w:szCs w:val="24"/>
+        </w:rPr>
+        <w:t xml:space="preserve">Arts. 55 a 62 do Decreto nº 7.724, de 2012</w:t>
+      </w:r>
+      <w:r>
+        <w:rPr>
+          <w:b w:val="0"/>
+          <w:bCs w:val="0"/>
+          <w:color w:val="ff0000"/>
+          <w:sz w:val="24"/>
+          <w:szCs w:val="24"/>
+        </w:rPr>
+      </w:r>
+      <w:r>
+        <w:rPr>
+          <w:b w:val="0"/>
+          <w:bCs w:val="0"/>
+          <w:color w:val="ff0000"/>
+          <w:sz w:val="24"/>
+          <w:szCs w:val="24"/>
+        </w:rPr>
+      </w:r>
+      <w:r>
+        <w:rPr>
+          <w:rFonts w:cs="Times New Roman"/>
+          <w:bCs/>
+          <w:color w:val="ff0000"/>
+          <w:sz w:val="24"/>
+          <w:szCs w:val="24"/>
+          <w:u w:val="single"/>
+        </w:rPr>
+      </w:r>
+      <w:r>
+        <w:rPr>
+          <w:rFonts w:cs="Times New Roman"/>
+          <w:bCs/>
+          <w:color w:val="ff0000"/>
+          <w:sz w:val="24"/>
+          <w:szCs w:val="24"/>
+          <w:u w:val="single"/>
+        </w:rPr>
+      </w:r>
+      <w:r>
+        <w:rPr>
+          <w:rFonts w:cs="Times New Roman"/>
+          <w:bCs/>
+          <w:color w:val="ff0000"/>
+          <w:sz w:val="24"/>
+          <w:szCs w:val="24"/>
+          <w:u w:val="single"/>
+        </w:rPr>
+      </w:r>
+      <w:r>
+        <w:rPr>
+          <w:b w:val="0"/>
+          <w:bCs w:val="0"/>
+          <w:color w:val="ff0000"/>
+          <w:sz w:val="24"/>
+          <w:szCs w:val="24"/>
+        </w:rPr>
+      </w:r>
+    </w:p>
+    <w:p>
+      <w:pPr>
+        <w:pStyle w:val="941"/>
+        <w:pBdr/>
+        <w:spacing w:after="28" w:afterAutospacing="0" w:before="0" w:beforeAutospacing="0" w:line="240" w:lineRule="auto"/>
+        <w:ind w:right="-286" w:hanging="142" w:left="-284"/>
+        <w:jc w:val="center"/>
+        <w:rPr>
+          <w:rFonts w:cs="Times New Roman"/>
+          <w:bCs/>
+          <w:sz w:val="24"/>
+          <w:szCs w:val="24"/>
+          <w:u w:val="single"/>
+        </w:rPr>
+      </w:pPr>
+      <w:r>
+        <w:rPr>
+          <w:rFonts w:cs="Times New Roman"/>
+          <w:bCs/>
+          <w:sz w:val="24"/>
+          <w:szCs w:val="24"/>
+          <w:u w:val="single"/>
+        </w:rPr>
+      </w:r>
+      <w:r>
+        <w:rPr>
+          <w:rFonts w:cs="Times New Roman"/>
+          <w:bCs/>
+          <w:sz w:val="24"/>
+          <w:szCs w:val="24"/>
+          <w:u w:val="single"/>
+        </w:rPr>
+      </w:r>
+      <w:r>
+        <w:rPr>
+          <w:rFonts w:cs="Times New Roman"/>
+          <w:bCs/>
+          <w:sz w:val="24"/>
+          <w:szCs w:val="24"/>
+          <w:u w:val="single"/>
+        </w:rPr>
+      </w:r>
+    </w:p>
+    <w:p>
+      <w:pPr>
+        <w:pStyle w:val="941"/>
+        <w:pBdr/>
+        <w:spacing w:after="28" w:afterAutospacing="0" w:before="0" w:beforeAutospacing="0" w:line="240" w:lineRule="auto"/>
+        <w:ind/>
+        <w:jc w:val="center"/>
+        <w:rPr>
+          <w:rFonts w:cs="Times New Roman"/>
           <w:b/>
           <w:bCs/>
           <w:sz w:val="24"/>
@@ -102,16 +315,17 @@
       </w:pPr>
       <w:r>
         <w:rPr>
+          <w:rFonts w:cs="Times New Roman"/>
           <w:b/>
           <w:bCs/>
-          <w:color w:val="ff0000"/>
-          <w:sz w:val="18"/>
-          <w:szCs w:val="18"/>
+          <w:sz w:val="24"/>
+          <w:szCs w:val="24"/>
         </w:rPr>
-        <w:t xml:space="preserve">Art. 5º, Inciso X, da Constituição Federal do Brasil, de 1988</w:t>
+        <w:t xml:space="preserve">PEDIDO DE RECONSIDERAÇÃO</w:t>
       </w:r>
       <w:r>
         <w:rPr>
+          <w:rFonts w:cs="Times New Roman"/>
           <w:b/>
           <w:bCs/>
           <w:sz w:val="24"/>
@@ -120,6 +334,7 @@
       </w:r>
       <w:r>
         <w:rPr>
+          <w:rFonts w:cs="Times New Roman"/>
           <w:b/>
           <w:bCs/>
           <w:sz w:val="24"/>
@@ -129,168 +344,17 @@
     </w:p>
     <w:p>
       <w:pPr>
-        <w:pStyle w:val="942"/>
-        <w:pBdr/>
-        <w:spacing/>
-        <w:ind/>
-        <w:jc w:val="center"/>
-        <w:rPr>
-          <w:b/>
-          <w:bCs/>
-        </w:rPr>
-      </w:pPr>
-      <w:r>
-        <w:rPr>
-          <w:b/>
-          <w:bCs/>
-          <w:color w:val="ff0000"/>
-          <w:sz w:val="18"/>
-          <w:szCs w:val="18"/>
-        </w:rPr>
-        <w:t xml:space="preserve">Art. 31 da Lei nº 12.527, de 2011</w:t>
-      </w:r>
-      <w:r>
-        <w:rPr>
-          <w:b/>
-          <w:bCs/>
-        </w:rPr>
-      </w:r>
-      <w:r>
-        <w:rPr>
-          <w:b/>
-          <w:bCs/>
-        </w:rPr>
-      </w:r>
-    </w:p>
-    <w:p>
-      <w:pPr>
-        <w:pStyle w:val="942"/>
-        <w:pBdr/>
-        <w:spacing/>
-        <w:ind/>
-        <w:jc w:val="center"/>
-        <w:rPr>
-          <w:b/>
-          <w:bCs/>
-          <w:color w:val="ff0000"/>
-          <w:sz w:val="18"/>
-          <w:szCs w:val="18"/>
-        </w:rPr>
-      </w:pPr>
-      <w:r>
-        <w:rPr>
-          <w:b/>
-          <w:bCs/>
-          <w:color w:val="ff0000"/>
-          <w:sz w:val="18"/>
-          <w:szCs w:val="18"/>
-        </w:rPr>
-        <w:t xml:space="preserve">Arts. 55 a 62 do Decreto nº 7.724, de 2012</w:t>
-      </w:r>
-      <w:r>
-        <w:rPr>
-          <w:b/>
-          <w:bCs/>
-          <w:color w:val="ff0000"/>
-          <w:sz w:val="18"/>
-          <w:szCs w:val="18"/>
-        </w:rPr>
-      </w:r>
-      <w:r>
-        <w:rPr>
-          <w:b/>
-          <w:bCs/>
-          <w:color w:val="ff0000"/>
-          <w:sz w:val="18"/>
-          <w:szCs w:val="18"/>
-        </w:rPr>
-      </w:r>
-    </w:p>
-    <w:p>
-      <w:pPr>
         <w:pStyle w:val="941"/>
         <w:pBdr/>
-        <w:spacing/>
-        <w:ind/>
-        <w:jc w:val="center"/>
-        <w:rPr>
-          <w:rFonts w:cs="Times New Roman"/>
-          <w:bCs/>
-          <w:color w:val="ff0000"/>
-          <w:u w:val="single"/>
-        </w:rPr>
-      </w:pPr>
-      <w:r>
-        <w:rPr>
-          <w:rFonts w:cs="Times New Roman"/>
-          <w:bCs/>
-          <w:color w:val="ff0000"/>
-          <w:u w:val="single"/>
-        </w:rPr>
-      </w:r>
-      <w:r>
-        <w:rPr>
-          <w:rFonts w:cs="Times New Roman"/>
-          <w:bCs/>
-          <w:color w:val="ff0000"/>
-          <w:u w:val="single"/>
-        </w:rPr>
-      </w:r>
-      <w:r>
-        <w:rPr>
-          <w:rFonts w:cs="Times New Roman"/>
-          <w:bCs/>
-          <w:color w:val="ff0000"/>
-          <w:u w:val="single"/>
-        </w:rPr>
-      </w:r>
-    </w:p>
-    <w:p>
-      <w:pPr>
-        <w:pStyle w:val="941"/>
-        <w:pBdr/>
-        <w:spacing/>
-        <w:ind w:right="-286" w:hanging="142" w:left="-284"/>
-        <w:jc w:val="center"/>
-        <w:rPr>
-          <w:rFonts w:cs="Times New Roman"/>
-          <w:bCs/>
-          <w:u w:val="single"/>
-        </w:rPr>
-      </w:pPr>
-      <w:r>
-        <w:rPr>
-          <w:rFonts w:cs="Times New Roman"/>
-          <w:bCs/>
-          <w:u w:val="single"/>
-        </w:rPr>
-      </w:r>
-      <w:r>
-        <w:rPr>
-          <w:rFonts w:cs="Times New Roman"/>
-          <w:bCs/>
-          <w:u w:val="single"/>
-        </w:rPr>
-      </w:r>
-      <w:r>
-        <w:rPr>
-          <w:rFonts w:cs="Times New Roman"/>
-          <w:bCs/>
-          <w:u w:val="single"/>
-        </w:rPr>
-      </w:r>
-    </w:p>
-    <w:p>
-      <w:pPr>
-        <w:pStyle w:val="941"/>
-        <w:pBdr/>
-        <w:spacing/>
+        <w:spacing w:after="28" w:afterAutospacing="0" w:before="0" w:beforeAutospacing="0" w:line="240" w:lineRule="auto"/>
         <w:ind/>
         <w:jc w:val="center"/>
         <w:rPr>
           <w:rFonts w:cs="Times New Roman"/>
           <w:b/>
           <w:bCs/>
+          <w:sz w:val="24"/>
+          <w:szCs w:val="24"/>
         </w:rPr>
       </w:pPr>
       <w:r>
@@ -298,14 +362,8 @@
           <w:rFonts w:cs="Times New Roman"/>
           <w:b/>
           <w:bCs/>
-        </w:rPr>
-        <w:t xml:space="preserve">PEDIDO DE RECONSIDERAÇÃO</w:t>
-      </w:r>
-      <w:r>
-        <w:rPr>
-          <w:rFonts w:cs="Times New Roman"/>
-          <w:b/>
-          <w:bCs/>
+          <w:sz w:val="24"/>
+          <w:szCs w:val="24"/>
         </w:rPr>
       </w:r>
       <w:r>
@@ -313,27 +371,8 @@
           <w:rFonts w:cs="Times New Roman"/>
           <w:b/>
           <w:bCs/>
-        </w:rPr>
-      </w:r>
-    </w:p>
-    <w:p>
-      <w:pPr>
-        <w:pStyle w:val="941"/>
-        <w:pBdr/>
-        <w:spacing/>
-        <w:ind/>
-        <w:jc w:val="center"/>
-        <w:rPr>
-          <w:rFonts w:cs="Times New Roman"/>
-          <w:b/>
-          <w:bCs/>
-        </w:rPr>
-      </w:pPr>
-      <w:r>
-        <w:rPr>
-          <w:rFonts w:cs="Times New Roman"/>
-          <w:b/>
-          <w:bCs/>
+          <w:sz w:val="24"/>
+          <w:szCs w:val="24"/>
         </w:rPr>
       </w:r>
       <w:r>
@@ -341,33 +380,32 @@
           <w:rFonts w:cs="Times New Roman"/>
           <w:b/>
           <w:bCs/>
-        </w:rPr>
-      </w:r>
-      <w:r>
-        <w:rPr>
-          <w:rFonts w:cs="Times New Roman"/>
-          <w:b/>
-          <w:bCs/>
+          <w:sz w:val="24"/>
+          <w:szCs w:val="24"/>
         </w:rPr>
       </w:r>
     </w:p>
     <w:p>
       <w:pPr>
         <w:pBdr/>
-        <w:spacing/>
+        <w:spacing w:after="28" w:afterAutospacing="0" w:before="0" w:beforeAutospacing="0" w:line="240" w:lineRule="auto"/>
         <w:ind/>
         <w:jc w:val="center"/>
         <w:rPr>
-          <w:sz w:val="20"/>
-          <w:szCs w:val="20"/>
+          <w:b/>
+          <w:bCs/>
+          <w:color w:val="000000" w:themeColor="text1"/>
+          <w:sz w:val="24"/>
+          <w:szCs w:val="24"/>
         </w:rPr>
       </w:pPr>
       <w:r>
         <w:rPr>
           <w:b/>
           <w:bCs/>
-          <w:sz w:val="20"/>
-          <w:szCs w:val="20"/>
+          <w:color w:val="000000" w:themeColor="text1"/>
+          <w:sz w:val="24"/>
+          <w:szCs w:val="24"/>
         </w:rPr>
         <w:t xml:space="preserve">Processo de</w:t>
       </w:r>
@@ -375,8 +413,9 @@
         <w:rPr>
           <w:b/>
           <w:bCs/>
-          <w:sz w:val="20"/>
-          <w:szCs w:val="20"/>
+          <w:color w:val="000000" w:themeColor="text1"/>
+          <w:sz w:val="24"/>
+          <w:szCs w:val="24"/>
         </w:rPr>
         <w:t xml:space="preserve"> </w:t>
       </w:r>
@@ -384,8 +423,9 @@
         <w:rPr>
           <w:b/>
           <w:bCs/>
-          <w:sz w:val="20"/>
-          <w:szCs w:val="20"/>
+          <w:color w:val="000000" w:themeColor="text1"/>
+          <w:sz w:val="24"/>
+          <w:szCs w:val="24"/>
         </w:rPr>
         <w:t xml:space="preserve">apuração de t</w:t>
       </w:r>
@@ -393,15 +433,46 @@
         <w:rPr>
           <w:b/>
           <w:bCs/>
-          <w:sz w:val="20"/>
-          <w:szCs w:val="20"/>
+          <w:color w:val="000000" w:themeColor="text1"/>
+          <w:sz w:val="24"/>
+          <w:szCs w:val="24"/>
         </w:rPr>
         <w:t xml:space="preserve">ransgressão disciplinar </w:t>
       </w:r>
       <w:r>
         <w:rPr>
+          <w:color w:val="000000" w:themeColor="text1"/>
+          <w:sz w:val="24"/>
+          <w:szCs w:val="24"/>
+        </w:rPr>
+      </w:r>
+    </w:p>
+    <w:p>
+      <w:pPr>
+        <w:pBdr/>
+        <w:spacing w:after="28" w:afterAutospacing="0" w:afterLines="0" w:before="0" w:beforeAutospacing="0" w:beforeLines="0" w:line="240" w:lineRule="auto"/>
+        <w:ind/>
+        <w:jc w:val="center"/>
+        <w:rPr>
+          <w:color w:val="000000" w:themeColor="text1"/>
+          <w:sz w:val="20"/>
+          <w:szCs w:val="20"/>
+        </w:rPr>
+      </w:pPr>
+      <w:r>
+        <w:rPr>
           <w:b/>
           <w:bCs/>
+          <w:color w:val="000000" w:themeColor="text1"/>
+          <w:sz w:val="20"/>
+          <w:szCs w:val="20"/>
+        </w:rPr>
+      </w:r>
+      <w:r>
+        <w:rPr>
+          <w:b/>
+          <w:bCs/>
+          <w:color w:val="000000" w:themeColor="text1"/>
           <w:sz w:val="20"/>
           <w:szCs w:val="20"/>
         </w:rPr>
@@ -416,13 +487,35 @@
           <w:szCs w:val="20"/>
           <w:lang w:val="en-US"/>
         </w:rPr>
-        <w:t xml:space="preserve">PATD} Nº</w:t>
+        <w:t xml:space="preserve">PATD</w:t>
       </w:r>
       <w:r>
         <w:rPr>
           <w:b/>
           <w:bCs/>
-          <w:color w:val="ff0000"/>
+          <w:color w:val="000000" w:themeColor="text1"/>
+          <w:sz w:val="20"/>
+          <w:szCs w:val="20"/>
+          <w:lang w:val="pt-BR"/>
+        </w:rPr>
+        <w:t xml:space="preserve">)</w:t>
+      </w:r>
+      <w:r>
+        <w:rPr>
+          <w:b/>
+          <w:bCs/>
+          <w:color w:val="000000" w:themeColor="text1"/>
+          <w:sz w:val="20"/>
+          <w:szCs w:val="20"/>
+          <w:lang w:val="en-US"/>
+        </w:rPr>
+        <w:t xml:space="preserve"> Nº</w:t>
+      </w:r>
+      <w:r>
+        <w:rPr>
+          <w:b/>
+          <w:bCs/>
+          <w:color w:val="000000" w:themeColor="text1"/>
           <w:sz w:val="20"/>
           <w:szCs w:val="20"/>
           <w:lang w:val="en-US"/>
@@ -433,7 +526,7 @@
         <w:rPr>
           <w:b/>
           <w:bCs/>
-          <w:color w:val="ff0000"/>
+          <w:color w:val="000000" w:themeColor="text1"/>
           <w:sz w:val="20"/>
           <w:szCs w:val="20"/>
           <w:lang w:val="en-US"/>
@@ -444,7 +537,7 @@
         <w:rPr>
           <w:b/>
           <w:bCs/>
-          <w:color w:val="ff0000"/>
+          <w:color w:val="000000" w:themeColor="text1"/>
           <w:sz w:val="20"/>
           <w:szCs w:val="20"/>
           <w:lang w:val="en-US"/>
@@ -453,6 +546,7 @@
       </w:r>
       <w:r>
         <w:rPr>
+          <w:color w:val="000000" w:themeColor="text1"/>
           <w:sz w:val="20"/>
           <w:szCs w:val="20"/>
         </w:rPr>
@@ -460,12 +554,14 @@
       </w:r>
       <w:r>
         <w:rPr>
+          <w:color w:val="000000" w:themeColor="text1"/>
           <w:sz w:val="20"/>
           <w:szCs w:val="20"/>
         </w:rPr>
       </w:r>
       <w:r>
         <w:rPr>
+          <w:color w:val="000000" w:themeColor="text1"/>
           <w:sz w:val="20"/>
           <w:szCs w:val="20"/>
         </w:rPr>
@@ -475,13 +571,15 @@
       <w:pPr>
         <w:pStyle w:val="941"/>
         <w:pBdr/>
-        <w:spacing/>
+        <w:spacing w:after="28" w:afterAutospacing="0" w:before="0" w:beforeAutospacing="0" w:line="240" w:lineRule="auto"/>
         <w:ind w:left="142"/>
         <w:rPr>
           <w:rFonts w:cs="Times New Roman"/>
           <w:b/>
           <w:bCs/>
-          <w:color w:val="ff0000"/>
+          <w:color w:val="000000" w:themeColor="text1"/>
+          <w:sz w:val="24"/>
+          <w:szCs w:val="24"/>
         </w:rPr>
       </w:pPr>
       <w:r>
@@ -489,7 +587,9 @@
           <w:rFonts w:cs="Times New Roman"/>
           <w:b/>
           <w:bCs/>
-          <w:color w:val="ff0000"/>
+          <w:color w:val="000000" w:themeColor="text1"/>
+          <w:sz w:val="24"/>
+          <w:szCs w:val="24"/>
         </w:rPr>
       </w:r>
       <w:r>
@@ -497,7 +597,9 @@
           <w:rFonts w:cs="Times New Roman"/>
           <w:b/>
           <w:bCs/>
-          <w:color w:val="ff0000"/>
+          <w:color w:val="000000" w:themeColor="text1"/>
+          <w:sz w:val="24"/>
+          <w:szCs w:val="24"/>
         </w:rPr>
       </w:r>
       <w:r>
@@ -505,7 +607,9 @@
           <w:rFonts w:cs="Times New Roman"/>
           <w:b/>
           <w:bCs/>
-          <w:color w:val="ff0000"/>
+          <w:color w:val="000000" w:themeColor="text1"/>
+          <w:sz w:val="24"/>
+          <w:szCs w:val="24"/>
         </w:rPr>
       </w:r>
     </w:p>
@@ -513,25 +617,37 @@
       <w:pPr>
         <w:pStyle w:val="941"/>
         <w:pBdr/>
-        <w:spacing/>
+        <w:spacing w:after="28" w:afterAutospacing="0" w:before="0" w:beforeAutospacing="0" w:line="240" w:lineRule="auto"/>
         <w:ind/>
         <w:rPr>
           <w:rFonts w:cs="Times New Roman"/>
+          <w:color w:val="000000" w:themeColor="text1"/>
+          <w:sz w:val="24"/>
+          <w:szCs w:val="24"/>
         </w:rPr>
       </w:pPr>
       <w:r>
         <w:rPr>
           <w:rFonts w:cs="Times New Roman"/>
+          <w:color w:val="000000" w:themeColor="text1"/>
+          <w:sz w:val="24"/>
+          <w:szCs w:val="24"/>
         </w:rPr>
       </w:r>
       <w:r>
         <w:rPr>
           <w:rFonts w:cs="Times New Roman"/>
+          <w:color w:val="000000" w:themeColor="text1"/>
+          <w:sz w:val="24"/>
+          <w:szCs w:val="24"/>
         </w:rPr>
       </w:r>
       <w:r>
         <w:rPr>
           <w:rFonts w:cs="Times New Roman"/>
+          <w:color w:val="000000" w:themeColor="text1"/>
+          <w:sz w:val="24"/>
+          <w:szCs w:val="24"/>
         </w:rPr>
       </w:r>
     </w:p>
@@ -539,103 +655,140 @@
       <w:pPr>
         <w:pStyle w:val="941"/>
         <w:pBdr/>
-        <w:spacing/>
+        <w:spacing w:after="28" w:afterAutospacing="0" w:before="0" w:beforeAutospacing="0" w:line="240" w:lineRule="auto"/>
         <w:ind/>
         <w:rPr>
           <w:rFonts w:cs="Times New Roman"/>
+          <w:color w:val="000000" w:themeColor="text1"/>
+          <w:sz w:val="24"/>
+          <w:szCs w:val="24"/>
         </w:rPr>
       </w:pPr>
       <w:r>
         <w:rPr>
           <w:rFonts w:cs="Times New Roman"/>
+          <w:color w:val="000000" w:themeColor="text1"/>
+          <w:sz w:val="24"/>
+          <w:szCs w:val="24"/>
         </w:rPr>
         <w:t xml:space="preserve">IDENTIFICAÇÃO DO MILITAR ARROLADO</w:t>
       </w:r>
       <w:r>
         <w:rPr>
           <w:rFonts w:cs="Times New Roman"/>
+          <w:color w:val="000000" w:themeColor="text1"/>
+          <w:sz w:val="24"/>
+          <w:szCs w:val="24"/>
         </w:rPr>
+        <w:t xml:space="preserve">:</w:t>
       </w:r>
       <w:r>
         <w:rPr>
           <w:rFonts w:cs="Times New Roman"/>
+          <w:color w:val="000000" w:themeColor="text1"/>
+          <w:sz w:val="24"/>
+          <w:szCs w:val="24"/>
         </w:rPr>
       </w:r>
     </w:p>
     <w:p>
       <w:pPr>
         <w:pBdr/>
-        <w:spacing/>
+        <w:spacing w:after="28" w:afterAutospacing="0" w:before="0" w:beforeAutospacing="0" w:line="240" w:lineRule="auto"/>
         <w:ind/>
         <w:rPr>
           <w:b/>
           <w:bCs/>
-          <w:color w:val="ff0000"/>
+          <w:color w:val="000000" w:themeColor="text1"/>
+          <w:sz w:val="24"/>
+          <w:szCs w:val="24"/>
         </w:rPr>
       </w:pPr>
       <w:r>
         <w:rPr>
-          <w:color w:val="ff0000"/>
+          <w:color w:val="000000" w:themeColor="text1"/>
+          <w:sz w:val="24"/>
+          <w:szCs w:val="24"/>
         </w:rPr>
         <w:t xml:space="preserve">N</w:t>
       </w:r>
       <w:r>
         <w:rPr>
-          <w:color w:val="ff0000"/>
+          <w:color w:val="000000" w:themeColor="text1"/>
+          <w:sz w:val="24"/>
+          <w:szCs w:val="24"/>
         </w:rPr>
         <w:t xml:space="preserve">ome </w:t>
       </w:r>
       <w:r>
         <w:rPr>
-          <w:color w:val="ff0000"/>
+          <w:color w:val="000000" w:themeColor="text1"/>
+          <w:sz w:val="24"/>
+          <w:szCs w:val="24"/>
         </w:rPr>
         <w:t xml:space="preserve">C</w:t>
       </w:r>
       <w:r>
         <w:rPr>
-          <w:color w:val="ff0000"/>
+          <w:color w:val="000000" w:themeColor="text1"/>
+          <w:sz w:val="24"/>
+          <w:szCs w:val="24"/>
         </w:rPr>
         <w:t xml:space="preserve">ompleto</w:t>
       </w:r>
       <w:r>
         <w:rPr>
-          <w:color w:val="ff0000"/>
+          <w:color w:val="000000" w:themeColor="text1"/>
+          <w:sz w:val="24"/>
+          <w:szCs w:val="24"/>
         </w:rPr>
         <w:t xml:space="preserve">/</w:t>
       </w:r>
       <w:r>
         <w:rPr>
-          <w:color w:val="ff0000"/>
+          <w:color w:val="000000" w:themeColor="text1"/>
+          <w:sz w:val="24"/>
+          <w:szCs w:val="24"/>
         </w:rPr>
         <w:t xml:space="preserve"> </w:t>
       </w:r>
       <w:r>
         <w:rPr>
-          <w:color w:val="ff0000"/>
+          <w:color w:val="000000" w:themeColor="text1"/>
+          <w:sz w:val="24"/>
+          <w:szCs w:val="24"/>
         </w:rPr>
         <w:t xml:space="preserve">P</w:t>
       </w:r>
       <w:r>
         <w:rPr>
-          <w:color w:val="ff0000"/>
+          <w:color w:val="000000" w:themeColor="text1"/>
+          <w:sz w:val="24"/>
+          <w:szCs w:val="24"/>
         </w:rPr>
         <w:t xml:space="preserve">osto/</w:t>
       </w:r>
       <w:r>
         <w:rPr>
-          <w:color w:val="ff0000"/>
+          <w:color w:val="000000" w:themeColor="text1"/>
+          <w:sz w:val="24"/>
+          <w:szCs w:val="24"/>
         </w:rPr>
         <w:t xml:space="preserve">G</w:t>
       </w:r>
       <w:r>
         <w:rPr>
-          <w:color w:val="ff0000"/>
+          <w:color w:val="000000" w:themeColor="text1"/>
+          <w:sz w:val="24"/>
+          <w:szCs w:val="24"/>
         </w:rPr>
         <w:t xml:space="preserve">rad</w:t>
       </w:r>
       <w:r>
         <w:rPr>
-          <w:color w:val="ff0000"/>
+          <w:color w:val="000000" w:themeColor="text1"/>
+          <w:sz w:val="24"/>
+          <w:szCs w:val="24"/>
         </w:rPr>
         <w:t xml:space="preserve">uação: </w:t>
       </w:r>
@@ -643,7 +796,9 @@
         <w:rPr>
           <w:b w:val="0"/>
           <w:bCs w:val="0"/>
-          <w:color w:val="ff0000"/>
+          <w:color w:val="000000" w:themeColor="text1"/>
+          <w:sz w:val="24"/>
+          <w:szCs w:val="24"/>
         </w:rPr>
         <w:t xml:space="preserve">{Militar Arrolado}</w:t>
       </w:r>
@@ -651,14 +806,18 @@
         <w:rPr>
           <w:b/>
           <w:bCs/>
-          <w:color w:val="ff0000"/>
+          <w:color w:val="000000" w:themeColor="text1"/>
+          <w:sz w:val="24"/>
+          <w:szCs w:val="24"/>
         </w:rPr>
       </w:r>
       <w:r>
         <w:rPr>
           <w:b/>
           <w:bCs/>
-          <w:color w:val="ff0000"/>
+          <w:color w:val="000000" w:themeColor="text1"/>
+          <w:sz w:val="24"/>
+          <w:szCs w:val="24"/>
         </w:rPr>
       </w:r>
     </w:p>
@@ -666,15 +825,21 @@
       <w:pPr>
         <w:pStyle w:val="941"/>
         <w:pBdr/>
-        <w:spacing/>
+        <w:spacing w:after="28" w:afterAutospacing="0" w:before="0" w:beforeAutospacing="0" w:line="240" w:lineRule="auto"/>
         <w:ind/>
         <w:rPr>
           <w:rFonts w:cs="Times New Roman"/>
+          <w:color w:val="000000" w:themeColor="text1"/>
+          <w:sz w:val="24"/>
+          <w:szCs w:val="24"/>
         </w:rPr>
       </w:pPr>
       <w:r>
         <w:rPr>
           <w:rFonts w:cs="Times New Roman"/>
+          <w:color w:val="000000" w:themeColor="text1"/>
+          <w:sz w:val="24"/>
+          <w:szCs w:val="24"/>
         </w:rPr>
         <w:t xml:space="preserve">SARAM: </w:t>
       </w:r>
@@ -683,8 +848,9 @@
           <w:rFonts w:cs="Times New Roman"/>
           <w:b w:val="0"/>
           <w:bCs w:val="0"/>
-          <w:sz w:val="20"/>
-          <w:szCs w:val="20"/>
+          <w:color w:val="000000" w:themeColor="text1"/>
+          <w:sz w:val="24"/>
+          <w:szCs w:val="24"/>
         </w:rPr>
         <w:t xml:space="preserve">{</w:t>
       </w:r>
@@ -692,238 +858,252 @@
         <w:rPr>
           <w:b w:val="0"/>
           <w:bCs w:val="0"/>
-          <w:sz w:val="20"/>
-          <w:szCs w:val="20"/>
+          <w:color w:val="000000" w:themeColor="text1"/>
+          <w:sz w:val="24"/>
+          <w:szCs w:val="24"/>
         </w:rPr>
         <w:t xml:space="preserve">Saram Militar Arrolado}</w:t>
       </w:r>
       <w:r>
         <w:rPr>
           <w:rFonts w:cs="Times New Roman"/>
-          <w:b w:val="0"/>
-          <w:bCs w:val="0"/>
-          <w:sz w:val="20"/>
-          <w:szCs w:val="20"/>
+          <w:color w:val="000000" w:themeColor="text1"/>
+          <w:sz w:val="24"/>
+          <w:szCs w:val="24"/>
+        </w:rPr>
+        <w:tab/>
+        <w:tab/>
+        <w:tab/>
+        <w:t xml:space="preserve">Seção/OM:</w:t>
+      </w:r>
+      <w:r>
+        <w:rPr>
+          <w:rFonts w:cs="Times New Roman"/>
+          <w:color w:val="000000" w:themeColor="text1"/>
+          <w:sz w:val="24"/>
+          <w:szCs w:val="24"/>
+        </w:rPr>
+        <w:t xml:space="preserve"> </w:t>
+      </w:r>
+      <w:r>
+        <w:rPr>
+          <w:rFonts w:eastAsia="Times New Roman"/>
+          <w:color w:val="000000" w:themeColor="text1"/>
+          <w:sz w:val="24"/>
+          <w:szCs w:val="24"/>
+        </w:rPr>
+        <w:t xml:space="preserve">{Setor Militar Arrolado}</w:t>
+      </w:r>
+      <w:r>
+        <w:rPr>
+          <w:rFonts w:eastAsia="Times New Roman"/>
+          <w:color w:val="000000" w:themeColor="text1"/>
+          <w:sz w:val="24"/>
+          <w:szCs w:val="24"/>
+        </w:rPr>
+      </w:r>
+      <w:r>
+        <w:rPr>
+          <w:rFonts w:cs="Times New Roman"/>
+          <w:color w:val="000000" w:themeColor="text1"/>
+          <w:sz w:val="24"/>
+          <w:szCs w:val="24"/>
+        </w:rPr>
+      </w:r>
+    </w:p>
+    <w:p>
+      <w:pPr>
+        <w:pStyle w:val="941"/>
+        <w:pBdr/>
+        <w:spacing w:after="28" w:afterAutospacing="0" w:before="0" w:beforeAutospacing="0" w:line="240" w:lineRule="auto"/>
+        <w:ind/>
+        <w:rPr>
+          <w:rFonts w:eastAsia="Times New Roman"/>
+          <w:color w:val="000000" w:themeColor="text1"/>
+          <w:sz w:val="24"/>
+          <w:szCs w:val="24"/>
+        </w:rPr>
+      </w:pPr>
+      <w:r>
+        <w:rPr>
+          <w:rFonts w:eastAsia="Times New Roman"/>
+          <w:color w:val="000000" w:themeColor="text1"/>
+          <w:sz w:val="24"/>
+          <w:szCs w:val="24"/>
+        </w:rPr>
+      </w:r>
+      <w:r>
+        <w:rPr>
+          <w:rFonts w:eastAsia="Times New Roman"/>
+          <w:color w:val="000000" w:themeColor="text1"/>
+          <w:sz w:val="24"/>
+          <w:szCs w:val="24"/>
+        </w:rPr>
+      </w:r>
+      <w:r>
+        <w:rPr>
+          <w:rFonts w:eastAsia="Times New Roman"/>
+          <w:color w:val="000000" w:themeColor="text1"/>
+          <w:sz w:val="24"/>
+          <w:szCs w:val="24"/>
+        </w:rPr>
+      </w:r>
+    </w:p>
+    <w:p>
+      <w:pPr>
+        <w:pStyle w:val="941"/>
+        <w:pBdr/>
+        <w:spacing w:after="28" w:afterAutospacing="0" w:before="0" w:beforeAutospacing="0" w:line="240" w:lineRule="auto"/>
+        <w:ind/>
+        <w:jc w:val="both"/>
+        <w:rPr>
+          <w:rFonts w:cs="Times New Roman"/>
+          <w:color w:val="000000" w:themeColor="text1"/>
+          <w:sz w:val="24"/>
+          <w:szCs w:val="24"/>
+        </w:rPr>
+      </w:pPr>
+      <w:r>
+        <w:rPr>
+          <w:rFonts w:cs="Times New Roman"/>
+          <w:color w:val="000000" w:themeColor="text1"/>
+          <w:sz w:val="24"/>
+          <w:szCs w:val="24"/>
+        </w:rPr>
+        <w:t xml:space="preserve">IDENTIFICAÇÃO DA AUTORIDADE QUE APLICOU A PUNIÇÃO DISCIPLINAR</w:t>
+      </w:r>
+      <w:r>
+        <w:rPr>
+          <w:rFonts w:cs="Times New Roman"/>
+          <w:color w:val="000000" w:themeColor="text1"/>
+          <w:sz w:val="24"/>
+          <w:szCs w:val="24"/>
+        </w:rPr>
+      </w:r>
+      <w:r>
+        <w:rPr>
+          <w:rFonts w:cs="Times New Roman"/>
+          <w:color w:val="000000" w:themeColor="text1"/>
+          <w:sz w:val="24"/>
+          <w:szCs w:val="24"/>
+        </w:rPr>
+      </w:r>
+    </w:p>
+    <w:p>
+      <w:pPr>
+        <w:pStyle w:val="941"/>
+        <w:pBdr/>
+        <w:spacing w:after="28" w:afterAutospacing="0" w:before="0" w:beforeAutospacing="0" w:line="240" w:lineRule="auto"/>
+        <w:ind/>
+        <w:rPr>
+          <w:color w:val="000000" w:themeColor="text1"/>
+          <w:sz w:val="24"/>
+          <w:szCs w:val="24"/>
+        </w:rPr>
+      </w:pPr>
+      <w:r>
+        <w:rPr>
+          <w:rFonts w:cs="Times New Roman"/>
+          <w:color w:val="000000" w:themeColor="text1"/>
+          <w:sz w:val="24"/>
+          <w:szCs w:val="24"/>
+        </w:rPr>
+        <w:t xml:space="preserve">N</w:t>
+      </w:r>
+      <w:r>
+        <w:rPr>
+          <w:rFonts w:cs="Times New Roman"/>
+          <w:color w:val="000000" w:themeColor="text1"/>
+          <w:sz w:val="24"/>
+          <w:szCs w:val="24"/>
+        </w:rPr>
+        <w:t xml:space="preserve">ome completo</w:t>
+      </w:r>
+      <w:r>
+        <w:rPr>
+          <w:rFonts w:cs="Times New Roman"/>
+          <w:color w:val="000000" w:themeColor="text1"/>
+          <w:sz w:val="24"/>
+          <w:szCs w:val="24"/>
+        </w:rPr>
+        <w:t xml:space="preserve">/</w:t>
+      </w:r>
+      <w:r>
+        <w:rPr>
+          <w:rFonts w:cs="Times New Roman"/>
+          <w:color w:val="000000" w:themeColor="text1"/>
+          <w:sz w:val="24"/>
+          <w:szCs w:val="24"/>
         </w:rPr>
         <w:t xml:space="preserve"> </w:t>
       </w:r>
       <w:r>
         <w:rPr>
           <w:rFonts w:cs="Times New Roman"/>
-          <w:b/>
-          <w:bCs/>
-          <w:sz w:val="20"/>
-          <w:szCs w:val="20"/>
-        </w:rPr>
-        <w:t xml:space="preserve">  </w:t>
-      </w:r>
-      <w:r>
-        <w:rPr>
-          <w:rFonts w:cs="Times New Roman"/>
-          <w:sz w:val="20"/>
-          <w:szCs w:val="20"/>
-        </w:rPr>
-        <w:t xml:space="preserve">                 </w:t>
-      </w:r>
-      <w:r>
-        <w:rPr>
-          <w:rFonts w:cs="Times New Roman"/>
-        </w:rPr>
-        <w:t xml:space="preserve">                                                       </w:t>
-      </w:r>
-      <w:r>
-        <w:rPr>
-          <w:rFonts w:cs="Times New Roman"/>
-        </w:rPr>
-      </w:r>
-      <w:r>
-        <w:rPr>
-          <w:rFonts w:cs="Times New Roman"/>
-        </w:rPr>
-      </w:r>
-    </w:p>
-    <w:p>
-      <w:pPr>
-        <w:pStyle w:val="941"/>
-        <w:pBdr/>
-        <w:spacing/>
-        <w:ind/>
-        <w:rPr>
-          <w:rFonts w:eastAsia="Times New Roman"/>
-        </w:rPr>
-      </w:pPr>
-      <w:r>
-        <w:rPr>
-          <w:rFonts w:cs="Times New Roman"/>
-        </w:rPr>
-        <w:t xml:space="preserve">Seção/OM:</w:t>
-      </w:r>
-      <w:r>
-        <w:rPr>
-          <w:rFonts w:cs="Times New Roman"/>
-        </w:rPr>
-        <w:t xml:space="preserve"> </w:t>
-      </w:r>
-      <w:r>
-        <w:rPr>
-          <w:rFonts w:eastAsia="Times New Roman"/>
-        </w:rPr>
-        <w:t xml:space="preserve">{Setor Militar Arrolado}</w:t>
-      </w:r>
-      <w:r>
-        <w:rPr>
-          <w:rFonts w:eastAsia="Times New Roman"/>
-        </w:rPr>
-      </w:r>
-      <w:r>
-        <w:rPr>
-          <w:rFonts w:eastAsia="Times New Roman"/>
-        </w:rPr>
-      </w:r>
-    </w:p>
-    <w:p>
-      <w:pPr>
-        <w:pStyle w:val="941"/>
-        <w:pBdr/>
-        <w:spacing/>
-        <w:ind/>
-        <w:rPr>
-          <w:rFonts w:eastAsia="Times New Roman"/>
-        </w:rPr>
-      </w:pPr>
-      <w:r>
-        <w:rPr>
-          <w:rFonts w:eastAsia="Times New Roman"/>
-        </w:rPr>
-      </w:r>
-      <w:r>
-        <w:rPr>
-          <w:rFonts w:eastAsia="Times New Roman"/>
-        </w:rPr>
-      </w:r>
-      <w:r>
-        <w:rPr>
-          <w:rFonts w:eastAsia="Times New Roman"/>
-        </w:rPr>
-      </w:r>
-    </w:p>
-    <w:p>
-      <w:pPr>
-        <w:pStyle w:val="941"/>
-        <w:pBdr/>
-        <w:spacing/>
-        <w:ind/>
-        <w:jc w:val="both"/>
-        <w:rPr>
-          <w:rFonts w:cs="Times New Roman"/>
-        </w:rPr>
-      </w:pPr>
-      <w:r>
-        <w:rPr>
-          <w:rFonts w:cs="Times New Roman"/>
-        </w:rPr>
-        <w:t xml:space="preserve">IDENTIFICAÇÃO DA AUTORIDADE QUE APLICOU A PUNIÇÃO DISCIPLINAR</w:t>
-      </w:r>
-      <w:r>
-        <w:rPr>
-          <w:rFonts w:cs="Times New Roman"/>
-        </w:rPr>
-      </w:r>
-      <w:r>
-        <w:rPr>
-          <w:rFonts w:cs="Times New Roman"/>
-        </w:rPr>
-      </w:r>
-    </w:p>
-    <w:p>
-      <w:pPr>
-        <w:pStyle w:val="941"/>
-        <w:pBdr/>
-        <w:spacing/>
-        <w:ind/>
-        <w:rPr>
-          <w:color w:val="ff0000"/>
-        </w:rPr>
-      </w:pPr>
-      <w:r>
-        <w:rPr>
-          <w:rFonts w:cs="Times New Roman"/>
-          <w:color w:val="ff0000"/>
-        </w:rPr>
-        <w:t xml:space="preserve">N</w:t>
-      </w:r>
-      <w:r>
-        <w:rPr>
-          <w:rFonts w:cs="Times New Roman"/>
-          <w:color w:val="ff0000"/>
-        </w:rPr>
-        <w:t xml:space="preserve">ome completo</w:t>
-      </w:r>
-      <w:r>
-        <w:rPr>
-          <w:rFonts w:cs="Times New Roman"/>
-          <w:color w:val="ff0000"/>
-        </w:rPr>
-        <w:t xml:space="preserve">/</w:t>
-      </w:r>
-      <w:r>
-        <w:rPr>
-          <w:rFonts w:cs="Times New Roman"/>
-          <w:color w:val="ff0000"/>
-        </w:rPr>
-        <w:t xml:space="preserve"> </w:t>
-      </w:r>
-      <w:r>
-        <w:rPr>
-          <w:rFonts w:cs="Times New Roman"/>
-          <w:color w:val="ff0000"/>
+          <w:color w:val="000000" w:themeColor="text1"/>
+          <w:sz w:val="24"/>
+          <w:szCs w:val="24"/>
         </w:rPr>
         <w:t xml:space="preserve">P</w:t>
       </w:r>
       <w:r>
         <w:rPr>
           <w:rFonts w:cs="Times New Roman"/>
-          <w:color w:val="ff0000"/>
+          <w:color w:val="000000" w:themeColor="text1"/>
+          <w:sz w:val="24"/>
+          <w:szCs w:val="24"/>
         </w:rPr>
         <w:t xml:space="preserve">osto/</w:t>
       </w:r>
       <w:r>
         <w:rPr>
           <w:rFonts w:cs="Times New Roman"/>
-          <w:color w:val="ff0000"/>
+          <w:color w:val="000000" w:themeColor="text1"/>
+          <w:sz w:val="24"/>
+          <w:szCs w:val="24"/>
         </w:rPr>
         <w:t xml:space="preserve">G</w:t>
       </w:r>
       <w:r>
         <w:rPr>
           <w:rFonts w:cs="Times New Roman"/>
-          <w:color w:val="ff0000"/>
+          <w:color w:val="000000" w:themeColor="text1"/>
+          <w:sz w:val="24"/>
+          <w:szCs w:val="24"/>
         </w:rPr>
         <w:t xml:space="preserve">rad</w:t>
       </w:r>
       <w:r>
         <w:rPr>
           <w:rFonts w:cs="Times New Roman"/>
-          <w:color w:val="ff0000"/>
+          <w:color w:val="000000" w:themeColor="text1"/>
+          <w:sz w:val="24"/>
+          <w:szCs w:val="24"/>
         </w:rPr>
         <w:t xml:space="preserve">uação: </w:t>
       </w:r>
       <w:bookmarkStart w:id="0" w:name="_Hlk207712763"/>
       <w:r>
         <w:rPr>
-          <w:color w:val="ff0000"/>
+          <w:color w:val="000000" w:themeColor="text1"/>
+          <w:sz w:val="24"/>
+          <w:szCs w:val="24"/>
         </w:rPr>
         <w:t xml:space="preserve">{Comandante /Posto/Especialização}</w:t>
       </w:r>
       <w:bookmarkEnd w:id="0"/>
       <w:r>
         <w:rPr>
-          <w:color w:val="ff0000"/>
+          <w:color w:val="000000" w:themeColor="text1"/>
+          <w:sz w:val="24"/>
+          <w:szCs w:val="24"/>
         </w:rPr>
       </w:r>
       <w:r>
         <w:rPr>
-          <w:color w:val="ff0000"/>
+          <w:color w:val="000000" w:themeColor="text1"/>
+          <w:sz w:val="24"/>
+          <w:szCs w:val="24"/>
         </w:rPr>
       </w:r>
     </w:p>
@@ -931,15 +1111,21 @@
       <w:pPr>
         <w:pStyle w:val="941"/>
         <w:pBdr/>
-        <w:spacing/>
+        <w:spacing w:after="28" w:afterAutospacing="0" w:before="0" w:beforeAutospacing="0" w:line="240" w:lineRule="auto"/>
         <w:ind/>
         <w:rPr>
           <w:rFonts w:cs="Times New Roman"/>
+          <w:color w:val="000000" w:themeColor="text1"/>
+          <w:sz w:val="24"/>
+          <w:szCs w:val="24"/>
         </w:rPr>
       </w:pPr>
       <w:r>
         <w:rPr>
           <w:rFonts w:cs="Times New Roman"/>
+          <w:color w:val="000000" w:themeColor="text1"/>
+          <w:sz w:val="24"/>
+          <w:szCs w:val="24"/>
         </w:rPr>
         <w:t xml:space="preserve">Seção/OM: </w:t>
       </w:r>
@@ -947,70 +1133,62 @@
         <w:rPr>
           <w:rFonts w:cs="Times New Roman"/>
           <w:b/>
+          <w:color w:val="000000" w:themeColor="text1"/>
+          <w:sz w:val="24"/>
+          <w:szCs w:val="24"/>
         </w:rPr>
         <w:t xml:space="preserve">COMANDO GSDGL</w:t>
       </w:r>
       <w:r>
         <w:rPr>
           <w:rFonts w:cs="Times New Roman"/>
-        </w:rPr>
-      </w:r>
-      <w:r>
-        <w:rPr>
-          <w:rFonts w:cs="Times New Roman"/>
-        </w:rPr>
-      </w:r>
-    </w:p>
-    <w:p>
-      <w:pPr>
-        <w:pStyle w:val="941"/>
-        <w:pBdr/>
-        <w:spacing/>
-        <w:ind/>
-        <w:rPr>
-          <w:rFonts w:cs="Times New Roman"/>
-        </w:rPr>
-      </w:pPr>
-      <w:r>
-        <w:rPr>
-          <w:rFonts w:cs="Times New Roman"/>
-        </w:rPr>
-      </w:r>
-      <w:r>
-        <w:rPr>
-          <w:rFonts w:cs="Times New Roman"/>
-        </w:rPr>
-      </w:r>
-      <w:r>
-        <w:rPr>
-          <w:rFonts w:cs="Times New Roman"/>
-        </w:rPr>
-      </w:r>
-    </w:p>
-    <w:p>
-      <w:pPr>
-        <w:pBdr/>
-        <w:spacing/>
-        <w:ind/>
-        <w:rPr>
-          <w:sz w:val="24"/>
-          <w:szCs w:val="24"/>
-        </w:rPr>
-      </w:pPr>
-      <w:r>
-        <w:rPr>
+          <w:color w:val="000000" w:themeColor="text1"/>
           <w:sz w:val="24"/>
           <w:szCs w:val="24"/>
         </w:rPr>
       </w:r>
       <w:r>
         <w:rPr>
+          <w:rFonts w:cs="Times New Roman"/>
+          <w:color w:val="000000" w:themeColor="text1"/>
+          <w:sz w:val="24"/>
+          <w:szCs w:val="24"/>
+        </w:rPr>
+      </w:r>
+    </w:p>
+    <w:p>
+      <w:pPr>
+        <w:pStyle w:val="941"/>
+        <w:pBdr/>
+        <w:spacing w:after="28" w:afterAutospacing="0" w:before="0" w:beforeAutospacing="0" w:line="240" w:lineRule="auto"/>
+        <w:ind/>
+        <w:rPr>
+          <w:rFonts w:cs="Times New Roman"/>
+          <w:color w:val="000000" w:themeColor="text1"/>
+          <w:sz w:val="24"/>
+          <w:szCs w:val="24"/>
+        </w:rPr>
+      </w:pPr>
+      <w:r>
+        <w:rPr>
+          <w:rFonts w:cs="Times New Roman"/>
+          <w:color w:val="000000" w:themeColor="text1"/>
           <w:sz w:val="24"/>
           <w:szCs w:val="24"/>
         </w:rPr>
       </w:r>
       <w:r>
         <w:rPr>
+          <w:rFonts w:cs="Times New Roman"/>
+          <w:color w:val="000000" w:themeColor="text1"/>
+          <w:sz w:val="24"/>
+          <w:szCs w:val="24"/>
+        </w:rPr>
+      </w:r>
+      <w:r>
+        <w:rPr>
+          <w:rFonts w:cs="Times New Roman"/>
+          <w:color w:val="000000" w:themeColor="text1"/>
           <w:sz w:val="24"/>
           <w:szCs w:val="24"/>
         </w:rPr>
@@ -1018,15 +1196,51 @@
     </w:p>
     <w:p>
       <w:pPr>
+        <w:pBdr/>
+        <w:spacing w:after="28" w:afterAutospacing="0" w:before="0" w:beforeAutospacing="0" w:line="240" w:lineRule="auto"/>
+        <w:ind/>
+        <w:rPr>
+          <w:color w:val="000000" w:themeColor="text1"/>
+          <w:sz w:val="24"/>
+          <w:szCs w:val="24"/>
+        </w:rPr>
+      </w:pPr>
+      <w:r>
+        <w:rPr>
+          <w:color w:val="000000" w:themeColor="text1"/>
+          <w:sz w:val="24"/>
+          <w:szCs w:val="24"/>
+        </w:rPr>
+      </w:r>
+      <w:r>
+        <w:rPr>
+          <w:color w:val="000000" w:themeColor="text1"/>
+          <w:sz w:val="24"/>
+          <w:szCs w:val="24"/>
+        </w:rPr>
+      </w:r>
+      <w:r>
+        <w:rPr>
+          <w:color w:val="000000" w:themeColor="text1"/>
+          <w:sz w:val="24"/>
+          <w:szCs w:val="24"/>
+        </w:rPr>
+      </w:r>
+    </w:p>
+    <w:p>
+      <w:pPr>
         <w:pStyle w:val="941"/>
         <w:pBdr/>
-        <w:spacing w:before="120"/>
+        <w:spacing w:after="28" w:afterAutospacing="0" w:before="0" w:beforeAutospacing="0" w:line="240" w:lineRule="auto"/>
         <w:ind w:left="142"/>
         <w:jc w:val="center"/>
         <w:rPr>
           <w:rFonts w:cs="Times New Roman"/>
           <w:b/>
           <w:bCs/>
+          <w:color w:val="000000" w:themeColor="text1"/>
+          <w:sz w:val="24"/>
+          <w:szCs w:val="24"/>
         </w:rPr>
       </w:pPr>
       <w:r>
@@ -1034,6 +1248,9 @@
           <w:rFonts w:cs="Times New Roman"/>
           <w:b/>
           <w:bCs/>
+          <w:color w:val="000000" w:themeColor="text1"/>
+          <w:sz w:val="24"/>
+          <w:szCs w:val="24"/>
         </w:rPr>
         <w:t xml:space="preserve">DAS RAZÕES DO PEDIDO DE RECONSIDERAÇÃO</w:t>
       </w:r>
@@ -1042,6 +1259,9 @@
           <w:rFonts w:cs="Times New Roman"/>
           <w:b/>
           <w:bCs/>
+          <w:color w:val="000000" w:themeColor="text1"/>
+          <w:sz w:val="24"/>
+          <w:szCs w:val="24"/>
         </w:rPr>
       </w:r>
       <w:r>
@@ -1049,6 +1269,9 @@
           <w:rFonts w:cs="Times New Roman"/>
           <w:b/>
           <w:bCs/>
+          <w:color w:val="000000" w:themeColor="text1"/>
+          <w:sz w:val="24"/>
+          <w:szCs w:val="24"/>
         </w:rPr>
       </w:r>
     </w:p>
@@ -1056,13 +1279,16 @@
       <w:pPr>
         <w:pStyle w:val="941"/>
         <w:pBdr/>
-        <w:spacing w:before="120"/>
+        <w:spacing w:after="28" w:afterAutospacing="0" w:before="0" w:beforeAutospacing="0" w:line="240" w:lineRule="auto"/>
         <w:ind w:left="142"/>
         <w:jc w:val="center"/>
         <w:rPr>
           <w:rFonts w:cs="Times New Roman"/>
           <w:b/>
           <w:bCs/>
+          <w:color w:val="000000" w:themeColor="text1"/>
+          <w:sz w:val="24"/>
+          <w:szCs w:val="24"/>
         </w:rPr>
       </w:pPr>
       <w:r>
@@ -1070,6 +1296,9 @@
           <w:rFonts w:cs="Times New Roman"/>
           <w:b/>
           <w:bCs/>
+          <w:color w:val="000000" w:themeColor="text1"/>
+          <w:sz w:val="24"/>
+          <w:szCs w:val="24"/>
         </w:rPr>
       </w:r>
       <w:r>
@@ -1077,6 +1306,9 @@
           <w:rFonts w:cs="Times New Roman"/>
           <w:b/>
           <w:bCs/>
+          <w:color w:val="000000" w:themeColor="text1"/>
+          <w:sz w:val="24"/>
+          <w:szCs w:val="24"/>
         </w:rPr>
       </w:r>
       <w:r>
@@ -1084,6 +1316,9 @@
           <w:rFonts w:cs="Times New Roman"/>
           <w:b/>
           <w:bCs/>
+          <w:color w:val="000000" w:themeColor="text1"/>
+          <w:sz w:val="24"/>
+          <w:szCs w:val="24"/>
         </w:rPr>
       </w:r>
     </w:p>
@@ -1091,31 +1326,39 @@
       <w:pPr>
         <w:pStyle w:val="941"/>
         <w:pBdr/>
-        <w:spacing w:before="120"/>
+        <w:spacing w:after="28" w:afterAutospacing="0" w:before="0" w:beforeAutospacing="0" w:line="240" w:lineRule="auto"/>
         <w:ind w:left="142"/>
         <w:jc w:val="both"/>
         <w:rPr>
           <w:rFonts w:cs="Times New Roman"/>
-          <w:color w:val="000000"/>
+          <w:color w:val="000000" w:themeColor="text1"/>
+          <w:sz w:val="24"/>
+          <w:szCs w:val="24"/>
         </w:rPr>
       </w:pPr>
       <w:r>
         <w:rPr>
           <w:rFonts w:cs="Times New Roman"/>
-          <w:color w:val="000000"/>
+          <w:color w:val="000000" w:themeColor="text1"/>
+          <w:sz w:val="24"/>
+          <w:szCs w:val="24"/>
         </w:rPr>
         <w:tab/>
       </w:r>
       <w:r>
         <w:rPr>
           <w:rFonts w:cs="Times New Roman"/>
-          <w:color w:val="000000"/>
+          <w:color w:val="000000" w:themeColor="text1"/>
+          <w:sz w:val="24"/>
+          <w:szCs w:val="24"/>
         </w:rPr>
       </w:r>
       <w:r>
         <w:rPr>
           <w:rFonts w:cs="Times New Roman"/>
-          <w:color w:val="000000"/>
+          <w:color w:val="000000" w:themeColor="text1"/>
+          <w:sz w:val="24"/>
+          <w:szCs w:val="24"/>
         </w:rPr>
       </w:r>
     </w:p>
@@ -1123,30 +1366,38 @@
       <w:pPr>
         <w:pStyle w:val="941"/>
         <w:pBdr/>
-        <w:spacing w:before="120"/>
+        <w:spacing w:after="28" w:afterAutospacing="0" w:before="0" w:beforeAutospacing="0" w:line="240" w:lineRule="auto"/>
         <w:ind w:left="142"/>
         <w:jc w:val="both"/>
         <w:rPr>
           <w:rFonts w:cs="Times New Roman"/>
-          <w:color w:val="000000"/>
+          <w:color w:val="000000" w:themeColor="text1"/>
+          <w:sz w:val="24"/>
+          <w:szCs w:val="24"/>
         </w:rPr>
       </w:pPr>
       <w:r>
         <w:rPr>
           <w:rFonts w:cs="Times New Roman"/>
-          <w:color w:val="000000"/>
+          <w:color w:val="000000" w:themeColor="text1"/>
+          <w:sz w:val="24"/>
+          <w:szCs w:val="24"/>
         </w:rPr>
       </w:r>
       <w:r>
         <w:rPr>
           <w:rFonts w:cs="Times New Roman"/>
-          <w:color w:val="000000"/>
+          <w:color w:val="000000" w:themeColor="text1"/>
+          <w:sz w:val="24"/>
+          <w:szCs w:val="24"/>
         </w:rPr>
       </w:r>
       <w:r>
         <w:rPr>
           <w:rFonts w:cs="Times New Roman"/>
-          <w:color w:val="000000"/>
+          <w:color w:val="000000" w:themeColor="text1"/>
+          <w:sz w:val="24"/>
+          <w:szCs w:val="24"/>
         </w:rPr>
       </w:r>
     </w:p>
@@ -1154,45 +1405,57 @@
       <w:pPr>
         <w:pStyle w:val="941"/>
         <w:pBdr/>
-        <w:spacing w:before="120"/>
+        <w:spacing w:after="28" w:afterAutospacing="0" w:before="0" w:beforeAutospacing="0" w:line="240" w:lineRule="auto"/>
         <w:ind w:left="142"/>
         <w:jc w:val="both"/>
         <w:rPr>
           <w:rFonts w:cs="Times New Roman"/>
-          <w:color w:val="000000"/>
+          <w:color w:val="000000" w:themeColor="text1"/>
+          <w:sz w:val="24"/>
+          <w:szCs w:val="24"/>
         </w:rPr>
       </w:pPr>
       <w:r>
         <w:rPr>
           <w:rFonts w:cs="Times New Roman"/>
-          <w:color w:val="000000"/>
+          <w:color w:val="000000" w:themeColor="text1"/>
+          <w:sz w:val="24"/>
+          <w:szCs w:val="24"/>
         </w:rPr>
         <w:t xml:space="preserve">{</w:t>
       </w:r>
       <w:r>
         <w:rPr>
           <w:rFonts w:cs="Times New Roman"/>
-          <w:color w:val="000000"/>
+          <w:color w:val="000000" w:themeColor="text1"/>
+          <w:sz w:val="24"/>
+          <w:szCs w:val="24"/>
         </w:rPr>
         <w:t xml:space="preserve">Texto_reconsideracao</w:t>
       </w:r>
       <w:r>
         <w:rPr>
           <w:rFonts w:cs="Times New Roman"/>
-          <w:color w:val="000000"/>
+          <w:color w:val="000000" w:themeColor="text1"/>
+          <w:sz w:val="24"/>
+          <w:szCs w:val="24"/>
         </w:rPr>
         <w:t xml:space="preserve">}</w:t>
       </w:r>
       <w:r>
         <w:rPr>
           <w:rFonts w:cs="Times New Roman"/>
-          <w:color w:val="000000"/>
+          <w:color w:val="000000" w:themeColor="text1"/>
+          <w:sz w:val="24"/>
+          <w:szCs w:val="24"/>
         </w:rPr>
       </w:r>
       <w:r>
         <w:rPr>
           <w:rFonts w:cs="Times New Roman"/>
-          <w:color w:val="000000"/>
+          <w:color w:val="000000" w:themeColor="text1"/>
+          <w:sz w:val="24"/>
+          <w:szCs w:val="24"/>
         </w:rPr>
       </w:r>
     </w:p>
@@ -1200,30 +1463,38 @@
       <w:pPr>
         <w:pStyle w:val="941"/>
         <w:pBdr/>
-        <w:spacing w:before="120"/>
+        <w:spacing w:after="28" w:afterAutospacing="0" w:before="0" w:beforeAutospacing="0" w:line="240" w:lineRule="auto"/>
         <w:ind w:left="142"/>
         <w:jc w:val="both"/>
         <w:rPr>
           <w:rFonts w:cs="Times New Roman"/>
-          <w:color w:val="000000"/>
+          <w:color w:val="000000" w:themeColor="text1"/>
+          <w:sz w:val="24"/>
+          <w:szCs w:val="24"/>
         </w:rPr>
       </w:pPr>
       <w:r>
         <w:rPr>
           <w:rFonts w:cs="Times New Roman"/>
-          <w:color w:val="000000"/>
+          <w:color w:val="000000" w:themeColor="text1"/>
+          <w:sz w:val="24"/>
+          <w:szCs w:val="24"/>
         </w:rPr>
       </w:r>
       <w:r>
         <w:rPr>
           <w:rFonts w:cs="Times New Roman"/>
-          <w:color w:val="000000"/>
+          <w:color w:val="000000" w:themeColor="text1"/>
+          <w:sz w:val="24"/>
+          <w:szCs w:val="24"/>
         </w:rPr>
       </w:r>
       <w:r>
         <w:rPr>
           <w:rFonts w:cs="Times New Roman"/>
-          <w:color w:val="000000"/>
+          <w:color w:val="000000" w:themeColor="text1"/>
+          <w:sz w:val="24"/>
+          <w:szCs w:val="24"/>
         </w:rPr>
       </w:r>
     </w:p>
@@ -1231,30 +1502,38 @@
       <w:pPr>
         <w:pStyle w:val="941"/>
         <w:pBdr/>
-        <w:spacing w:before="120"/>
+        <w:spacing w:after="28" w:afterAutospacing="0" w:before="0" w:beforeAutospacing="0" w:line="240" w:lineRule="auto"/>
         <w:ind w:left="142"/>
         <w:jc w:val="both"/>
         <w:rPr>
           <w:rFonts w:cs="Times New Roman"/>
-          <w:color w:val="000000"/>
+          <w:color w:val="000000" w:themeColor="text1"/>
+          <w:sz w:val="24"/>
+          <w:szCs w:val="24"/>
         </w:rPr>
       </w:pPr>
       <w:r>
         <w:rPr>
           <w:rFonts w:cs="Times New Roman"/>
-          <w:color w:val="000000"/>
+          <w:color w:val="000000" w:themeColor="text1"/>
+          <w:sz w:val="24"/>
+          <w:szCs w:val="24"/>
         </w:rPr>
       </w:r>
       <w:r>
         <w:rPr>
           <w:rFonts w:cs="Times New Roman"/>
-          <w:color w:val="000000"/>
+          <w:color w:val="000000" w:themeColor="text1"/>
+          <w:sz w:val="24"/>
+          <w:szCs w:val="24"/>
         </w:rPr>
       </w:r>
       <w:r>
         <w:rPr>
           <w:rFonts w:cs="Times New Roman"/>
-          <w:color w:val="000000"/>
+          <w:color w:val="000000" w:themeColor="text1"/>
+          <w:sz w:val="24"/>
+          <w:szCs w:val="24"/>
         </w:rPr>
       </w:r>
     </w:p>
@@ -1262,30 +1541,38 @@
       <w:pPr>
         <w:pStyle w:val="941"/>
         <w:pBdr/>
-        <w:spacing w:before="120"/>
+        <w:spacing w:after="28" w:afterAutospacing="0" w:before="0" w:beforeAutospacing="0" w:line="240" w:lineRule="auto"/>
         <w:ind w:left="142"/>
         <w:jc w:val="both"/>
         <w:rPr>
           <w:rFonts w:cs="Times New Roman"/>
-          <w:color w:val="000000"/>
+          <w:color w:val="000000" w:themeColor="text1"/>
+          <w:sz w:val="24"/>
+          <w:szCs w:val="24"/>
         </w:rPr>
       </w:pPr>
       <w:r>
         <w:rPr>
           <w:rFonts w:cs="Times New Roman"/>
-          <w:color w:val="000000"/>
+          <w:color w:val="000000" w:themeColor="text1"/>
+          <w:sz w:val="24"/>
+          <w:szCs w:val="24"/>
         </w:rPr>
       </w:r>
       <w:r>
         <w:rPr>
           <w:rFonts w:cs="Times New Roman"/>
-          <w:color w:val="000000"/>
+          <w:color w:val="000000" w:themeColor="text1"/>
+          <w:sz w:val="24"/>
+          <w:szCs w:val="24"/>
         </w:rPr>
       </w:r>
       <w:r>
         <w:rPr>
           <w:rFonts w:cs="Times New Roman"/>
-          <w:color w:val="000000"/>
+          <w:color w:val="000000" w:themeColor="text1"/>
+          <w:sz w:val="24"/>
+          <w:szCs w:val="24"/>
         </w:rPr>
       </w:r>
     </w:p>
@@ -1293,30 +1580,38 @@
       <w:pPr>
         <w:pStyle w:val="941"/>
         <w:pBdr/>
-        <w:spacing w:before="120"/>
+        <w:spacing w:after="28" w:afterAutospacing="0" w:before="0" w:beforeAutospacing="0" w:line="240" w:lineRule="auto"/>
         <w:ind w:left="142"/>
         <w:jc w:val="both"/>
         <w:rPr>
           <w:rFonts w:cs="Times New Roman"/>
-          <w:color w:val="000000"/>
+          <w:color w:val="000000" w:themeColor="text1"/>
+          <w:sz w:val="24"/>
+          <w:szCs w:val="24"/>
         </w:rPr>
       </w:pPr>
       <w:r>
         <w:rPr>
           <w:rFonts w:cs="Times New Roman"/>
-          <w:color w:val="000000"/>
+          <w:color w:val="000000" w:themeColor="text1"/>
+          <w:sz w:val="24"/>
+          <w:szCs w:val="24"/>
         </w:rPr>
       </w:r>
       <w:r>
         <w:rPr>
           <w:rFonts w:cs="Times New Roman"/>
-          <w:color w:val="000000"/>
+          <w:color w:val="000000" w:themeColor="text1"/>
+          <w:sz w:val="24"/>
+          <w:szCs w:val="24"/>
         </w:rPr>
       </w:r>
       <w:r>
         <w:rPr>
           <w:rFonts w:cs="Times New Roman"/>
-          <w:color w:val="000000"/>
+          <w:color w:val="000000" w:themeColor="text1"/>
+          <w:sz w:val="24"/>
+          <w:szCs w:val="24"/>
         </w:rPr>
       </w:r>
     </w:p>
@@ -1324,30 +1619,38 @@
       <w:pPr>
         <w:pStyle w:val="941"/>
         <w:pBdr/>
-        <w:spacing w:before="120"/>
+        <w:spacing w:after="28" w:afterAutospacing="0" w:before="0" w:beforeAutospacing="0" w:line="240" w:lineRule="auto"/>
         <w:ind w:left="142"/>
         <w:jc w:val="both"/>
         <w:rPr>
           <w:rFonts w:cs="Times New Roman"/>
-          <w:color w:val="000000"/>
+          <w:color w:val="000000" w:themeColor="text1"/>
+          <w:sz w:val="24"/>
+          <w:szCs w:val="24"/>
         </w:rPr>
       </w:pPr>
       <w:r>
         <w:rPr>
           <w:rFonts w:cs="Times New Roman"/>
-          <w:color w:val="000000"/>
+          <w:color w:val="000000" w:themeColor="text1"/>
+          <w:sz w:val="24"/>
+          <w:szCs w:val="24"/>
         </w:rPr>
       </w:r>
       <w:r>
         <w:rPr>
           <w:rFonts w:cs="Times New Roman"/>
-          <w:color w:val="000000"/>
+          <w:color w:val="000000" w:themeColor="text1"/>
+          <w:sz w:val="24"/>
+          <w:szCs w:val="24"/>
         </w:rPr>
       </w:r>
       <w:r>
         <w:rPr>
           <w:rFonts w:cs="Times New Roman"/>
-          <w:color w:val="000000"/>
+          <w:color w:val="000000" w:themeColor="text1"/>
+          <w:sz w:val="24"/>
+          <w:szCs w:val="24"/>
         </w:rPr>
       </w:r>
     </w:p>
@@ -1355,30 +1658,38 @@
       <w:pPr>
         <w:pStyle w:val="941"/>
         <w:pBdr/>
-        <w:spacing w:before="120"/>
+        <w:spacing w:after="28" w:afterAutospacing="0" w:before="0" w:beforeAutospacing="0" w:line="240" w:lineRule="auto"/>
         <w:ind w:left="142"/>
         <w:jc w:val="both"/>
         <w:rPr>
           <w:rFonts w:cs="Times New Roman"/>
-          <w:color w:val="000000"/>
+          <w:color w:val="000000" w:themeColor="text1"/>
+          <w:sz w:val="24"/>
+          <w:szCs w:val="24"/>
         </w:rPr>
       </w:pPr>
       <w:r>
         <w:rPr>
           <w:rFonts w:cs="Times New Roman"/>
-          <w:color w:val="000000"/>
+          <w:color w:val="000000" w:themeColor="text1"/>
+          <w:sz w:val="24"/>
+          <w:szCs w:val="24"/>
         </w:rPr>
       </w:r>
       <w:r>
         <w:rPr>
           <w:rFonts w:cs="Times New Roman"/>
-          <w:color w:val="000000"/>
+          <w:color w:val="000000" w:themeColor="text1"/>
+          <w:sz w:val="24"/>
+          <w:szCs w:val="24"/>
         </w:rPr>
       </w:r>
       <w:r>
         <w:rPr>
           <w:rFonts w:cs="Times New Roman"/>
-          <w:color w:val="000000"/>
+          <w:color w:val="000000" w:themeColor="text1"/>
+          <w:sz w:val="24"/>
+          <w:szCs w:val="24"/>
         </w:rPr>
       </w:r>
     </w:p>
@@ -1386,30 +1697,38 @@
       <w:pPr>
         <w:pStyle w:val="941"/>
         <w:pBdr/>
-        <w:spacing w:before="120"/>
+        <w:spacing w:after="28" w:afterAutospacing="0" w:before="0" w:beforeAutospacing="0" w:line="240" w:lineRule="auto"/>
         <w:ind/>
         <w:jc w:val="both"/>
         <w:rPr>
           <w:rFonts w:cs="Times New Roman"/>
-          <w:color w:val="000000"/>
+          <w:color w:val="000000" w:themeColor="text1"/>
+          <w:sz w:val="24"/>
+          <w:szCs w:val="24"/>
         </w:rPr>
       </w:pPr>
       <w:r>
         <w:rPr>
           <w:rFonts w:cs="Times New Roman"/>
-          <w:color w:val="000000"/>
+          <w:color w:val="000000" w:themeColor="text1"/>
+          <w:sz w:val="24"/>
+          <w:szCs w:val="24"/>
         </w:rPr>
       </w:r>
       <w:r>
         <w:rPr>
           <w:rFonts w:cs="Times New Roman"/>
-          <w:color w:val="000000"/>
+          <w:color w:val="000000" w:themeColor="text1"/>
+          <w:sz w:val="24"/>
+          <w:szCs w:val="24"/>
         </w:rPr>
       </w:r>
       <w:r>
         <w:rPr>
           <w:rFonts w:cs="Times New Roman"/>
-          <w:color w:val="000000"/>
+          <w:color w:val="000000" w:themeColor="text1"/>
+          <w:sz w:val="24"/>
+          <w:szCs w:val="24"/>
         </w:rPr>
       </w:r>
     </w:p>
@@ -1417,26 +1736,38 @@
       <w:pPr>
         <w:pStyle w:val="941"/>
         <w:pBdr/>
-        <w:spacing w:before="120"/>
+        <w:spacing w:after="28" w:afterAutospacing="0" w:before="0" w:beforeAutospacing="0" w:line="240" w:lineRule="auto"/>
         <w:ind w:left="142"/>
         <w:jc w:val="both"/>
         <w:rPr>
           <w:rFonts w:cs="Times New Roman"/>
+          <w:color w:val="000000" w:themeColor="text1"/>
+          <w:sz w:val="24"/>
+          <w:szCs w:val="24"/>
         </w:rPr>
       </w:pPr>
       <w:r>
         <w:rPr>
           <w:rFonts w:cs="Times New Roman"/>
+          <w:color w:val="000000" w:themeColor="text1"/>
+          <w:sz w:val="24"/>
+          <w:szCs w:val="24"/>
         </w:rPr>
       </w:r>
       <w:r>
         <w:rPr>
           <w:rFonts w:cs="Times New Roman"/>
+          <w:color w:val="000000" w:themeColor="text1"/>
+          <w:sz w:val="24"/>
+          <w:szCs w:val="24"/>
         </w:rPr>
       </w:r>
       <w:r>
         <w:rPr>
           <w:rFonts w:cs="Times New Roman"/>
+          <w:color w:val="000000" w:themeColor="text1"/>
+          <w:sz w:val="24"/>
+          <w:szCs w:val="24"/>
         </w:rPr>
       </w:r>
     </w:p>
@@ -1444,54 +1775,73 @@
       <w:pPr>
         <w:pStyle w:val="941"/>
         <w:pBdr/>
-        <w:spacing w:before="120"/>
+        <w:spacing w:after="28" w:afterAutospacing="0" w:before="0" w:beforeAutospacing="0" w:line="240" w:lineRule="auto"/>
         <w:ind w:left="142"/>
         <w:jc w:val="both"/>
         <w:rPr>
           <w:rFonts w:cs="Times New Roman"/>
-          <w:color w:val="000000"/>
+          <w:color w:val="000000" w:themeColor="text1"/>
+          <w:sz w:val="24"/>
+          <w:szCs w:val="24"/>
         </w:rPr>
       </w:pPr>
       <w:r>
         <w:rPr>
           <w:rFonts w:cs="Times New Roman"/>
-          <w:color w:val="000000"/>
+          <w:color w:val="000000" w:themeColor="text1"/>
+          <w:sz w:val="24"/>
+          <w:szCs w:val="24"/>
         </w:rPr>
       </w:r>
       <w:r>
         <w:rPr>
           <w:rFonts w:cs="Times New Roman"/>
-          <w:color w:val="000000"/>
+          <w:color w:val="000000" w:themeColor="text1"/>
+          <w:sz w:val="24"/>
+          <w:szCs w:val="24"/>
         </w:rPr>
       </w:r>
       <w:r>
         <w:rPr>
           <w:rFonts w:cs="Times New Roman"/>
-          <w:color w:val="000000"/>
+          <w:color w:val="000000" w:themeColor="text1"/>
+          <w:sz w:val="24"/>
+          <w:szCs w:val="24"/>
         </w:rPr>
       </w:r>
     </w:p>
     <w:p>
       <w:pPr>
         <w:pBdr/>
-        <w:spacing w:line="203" w:lineRule="exact"/>
+        <w:spacing w:after="28" w:afterAutospacing="0" w:before="0" w:beforeAutospacing="0" w:line="240" w:lineRule="auto"/>
         <w:ind/>
         <w:jc w:val="right"/>
         <w:rPr>
+          <w:color w:val="000000" w:themeColor="text1"/>
           <w:sz w:val="24"/>
           <w:szCs w:val="24"/>
         </w:rPr>
       </w:pPr>
       <w:r>
+        <w:rPr>
+          <w:color w:val="000000" w:themeColor="text1"/>
+          <w:sz w:val="24"/>
+          <w:szCs w:val="24"/>
+        </w:rPr>
         <w:tab/>
       </w:r>
       <w:r>
+        <w:rPr>
+          <w:color w:val="000000" w:themeColor="text1"/>
+          <w:sz w:val="24"/>
+          <w:szCs w:val="24"/>
+        </w:rPr>
         <w:tab/>
       </w:r>
       <w:bookmarkStart w:id="1" w:name="_Hlk207712308"/>
       <w:r>
         <w:rPr>
-          <w:color w:val="ff0000"/>
+          <w:color w:val="000000" w:themeColor="text1"/>
           <w:sz w:val="24"/>
           <w:szCs w:val="24"/>
         </w:rPr>
@@ -1499,6 +1849,7 @@
       </w:r>
       <w:r>
         <w:rPr>
+          <w:color w:val="000000" w:themeColor="text1"/>
           <w:sz w:val="24"/>
           <w:szCs w:val="24"/>
         </w:rPr>
@@ -1507,12 +1858,14 @@
       <w:bookmarkEnd w:id="1"/>
       <w:r>
         <w:rPr>
+          <w:color w:val="000000" w:themeColor="text1"/>
           <w:sz w:val="24"/>
           <w:szCs w:val="24"/>
         </w:rPr>
       </w:r>
       <w:r>
         <w:rPr>
+          <w:color w:val="000000" w:themeColor="text1"/>
           <w:sz w:val="24"/>
           <w:szCs w:val="24"/>
         </w:rPr>
@@ -1522,26 +1875,38 @@
       <w:pPr>
         <w:pStyle w:val="941"/>
         <w:pBdr/>
-        <w:spacing/>
+        <w:spacing w:after="28" w:afterAutospacing="0" w:before="0" w:beforeAutospacing="0" w:line="240" w:lineRule="auto"/>
         <w:ind/>
         <w:jc w:val="center"/>
         <w:rPr>
           <w:rFonts w:cs="Times New Roman"/>
+          <w:color w:val="000000" w:themeColor="text1"/>
+          <w:sz w:val="24"/>
+          <w:szCs w:val="24"/>
         </w:rPr>
       </w:pPr>
       <w:r>
         <w:rPr>
           <w:rFonts w:cs="Times New Roman"/>
+          <w:color w:val="000000" w:themeColor="text1"/>
+          <w:sz w:val="24"/>
+          <w:szCs w:val="24"/>
         </w:rPr>
       </w:r>
       <w:r>
         <w:rPr>
           <w:rFonts w:cs="Times New Roman"/>
+          <w:color w:val="000000" w:themeColor="text1"/>
+          <w:sz w:val="24"/>
+          <w:szCs w:val="24"/>
         </w:rPr>
       </w:r>
       <w:r>
         <w:rPr>
           <w:rFonts w:cs="Times New Roman"/>
+          <w:color w:val="000000" w:themeColor="text1"/>
+          <w:sz w:val="24"/>
+          <w:szCs w:val="24"/>
         </w:rPr>
       </w:r>
     </w:p>
@@ -1549,27 +1914,46 @@
       <w:pPr>
         <w:pStyle w:val="941"/>
         <w:pBdr/>
-        <w:spacing/>
+        <w:spacing w:after="28" w:afterAutospacing="0" w:before="0" w:beforeAutospacing="0" w:line="240" w:lineRule="auto"/>
         <w:ind/>
         <w:jc w:val="center"/>
         <w:rPr>
           <w:rFonts w:cs="Times New Roman"/>
+          <w:color w:val="000000" w:themeColor="text1"/>
+          <w:sz w:val="24"/>
+          <w:szCs w:val="24"/>
         </w:rPr>
       </w:pPr>
       <w:r>
+        <w:rPr>
+          <w:color w:val="000000" w:themeColor="text1"/>
+          <w:sz w:val="24"/>
+          <w:szCs w:val="24"/>
+        </w:rPr>
         <w:t xml:space="preserve">{Assinatura Militar Arrolado</w:t>
       </w:r>
       <w:r>
+        <w:rPr>
+          <w:color w:val="000000" w:themeColor="text1"/>
+          <w:sz w:val="24"/>
+          <w:szCs w:val="24"/>
+        </w:rPr>
         <w:t xml:space="preserve">}</w:t>
       </w:r>
       <w:r>
         <w:rPr>
           <w:rFonts w:cs="Times New Roman"/>
+          <w:color w:val="000000" w:themeColor="text1"/>
+          <w:sz w:val="24"/>
+          <w:szCs w:val="24"/>
         </w:rPr>
       </w:r>
       <w:r>
         <w:rPr>
           <w:rFonts w:cs="Times New Roman"/>
+          <w:color w:val="000000" w:themeColor="text1"/>
+          <w:sz w:val="24"/>
+          <w:szCs w:val="24"/>
         </w:rPr>
       </w:r>
     </w:p>
@@ -1577,19 +1961,25 @@
       <w:pPr>
         <w:pStyle w:val="941"/>
         <w:pBdr/>
-        <w:spacing/>
+        <w:spacing w:after="28" w:afterAutospacing="0" w:before="0" w:beforeAutospacing="0" w:line="240" w:lineRule="auto"/>
         <w:ind/>
         <w:contextualSpacing w:val="true"/>
         <w:jc w:val="center"/>
         <w:rPr>
           <w:rFonts w:cs="Times New Roman"/>
           <w:b/>
+          <w:color w:val="000000" w:themeColor="text1"/>
+          <w:sz w:val="24"/>
+          <w:szCs w:val="24"/>
         </w:rPr>
       </w:pPr>
       <w:r>
         <w:rPr>
           <w:rFonts w:cs="Times New Roman"/>
           <w:b/>
+          <w:color w:val="000000" w:themeColor="text1"/>
+          <w:sz w:val="24"/>
+          <w:szCs w:val="24"/>
         </w:rPr>
         <w:t xml:space="preserve">____________________________________________________</w:t>
       </w:r>
@@ -1597,32 +1987,42 @@
         <w:rPr>
           <w:rFonts w:cs="Times New Roman"/>
           <w:b/>
+          <w:color w:val="000000" w:themeColor="text1"/>
+          <w:sz w:val="24"/>
+          <w:szCs w:val="24"/>
         </w:rPr>
       </w:r>
       <w:r>
         <w:rPr>
           <w:rFonts w:cs="Times New Roman"/>
           <w:b/>
+          <w:color w:val="000000" w:themeColor="text1"/>
+          <w:sz w:val="24"/>
+          <w:szCs w:val="24"/>
         </w:rPr>
       </w:r>
     </w:p>
     <w:p>
       <w:pPr>
         <w:pBdr/>
-        <w:spacing/>
+        <w:spacing w:after="28" w:afterAutospacing="0" w:before="0" w:beforeAutospacing="0" w:line="240" w:lineRule="auto"/>
         <w:ind/>
         <w:jc w:val="center"/>
         <w:rPr>
           <w:b w:val="0"/>
           <w:bCs w:val="0"/>
-          <w:color w:val="ff0000"/>
+          <w:color w:val="000000" w:themeColor="text1"/>
+          <w:sz w:val="24"/>
+          <w:szCs w:val="24"/>
         </w:rPr>
       </w:pPr>
       <w:r>
         <w:rPr>
           <w:b w:val="0"/>
           <w:bCs w:val="0"/>
-          <w:color w:val="ff0000"/>
+          <w:color w:val="000000" w:themeColor="text1"/>
+          <w:sz w:val="24"/>
+          <w:szCs w:val="24"/>
         </w:rPr>
         <w:t xml:space="preserve">{Militar Arrolado}</w:t>
       </w:r>
@@ -1630,14 +2030,18 @@
         <w:rPr>
           <w:b w:val="0"/>
           <w:bCs w:val="0"/>
-          <w:color w:val="ff0000"/>
+          <w:color w:val="000000" w:themeColor="text1"/>
+          <w:sz w:val="24"/>
+          <w:szCs w:val="24"/>
         </w:rPr>
       </w:r>
       <w:r>
         <w:rPr>
           <w:b w:val="0"/>
           <w:bCs w:val="0"/>
-          <w:color w:val="ff0000"/>
+          <w:color w:val="000000" w:themeColor="text1"/>
+          <w:sz w:val="24"/>
+          <w:szCs w:val="24"/>
         </w:rPr>
       </w:r>
     </w:p>
@@ -1645,25 +2049,37 @@
       <w:pPr>
         <w:pStyle w:val="941"/>
         <w:pBdr/>
-        <w:spacing/>
+        <w:spacing w:after="28" w:afterAutospacing="0" w:before="0" w:beforeAutospacing="0" w:line="240" w:lineRule="auto"/>
         <w:ind/>
         <w:rPr>
           <w:rFonts w:cs="Times New Roman"/>
+          <w:color w:val="000000" w:themeColor="text1"/>
+          <w:sz w:val="24"/>
+          <w:szCs w:val="24"/>
         </w:rPr>
       </w:pPr>
       <w:r>
         <w:rPr>
           <w:rFonts w:cs="Times New Roman"/>
+          <w:color w:val="000000" w:themeColor="text1"/>
+          <w:sz w:val="24"/>
+          <w:szCs w:val="24"/>
         </w:rPr>
       </w:r>
       <w:r>
         <w:rPr>
           <w:rFonts w:cs="Times New Roman"/>
+          <w:color w:val="000000" w:themeColor="text1"/>
+          <w:sz w:val="24"/>
+          <w:szCs w:val="24"/>
         </w:rPr>
       </w:r>
       <w:r>
         <w:rPr>
           <w:rFonts w:cs="Times New Roman"/>
+          <w:color w:val="000000" w:themeColor="text1"/>
+          <w:sz w:val="24"/>
+          <w:szCs w:val="24"/>
         </w:rPr>
       </w:r>
     </w:p>
@@ -1671,26 +2087,38 @@
       <w:pPr>
         <w:pStyle w:val="941"/>
         <w:pBdr/>
-        <w:spacing/>
+        <w:spacing w:after="28" w:afterAutospacing="0" w:before="0" w:beforeAutospacing="0" w:line="240" w:lineRule="auto"/>
         <w:ind/>
         <w:jc w:val="center"/>
         <w:rPr>
           <w:rFonts w:cs="Times New Roman"/>
+          <w:color w:val="000000" w:themeColor="text1"/>
+          <w:sz w:val="24"/>
+          <w:szCs w:val="24"/>
         </w:rPr>
       </w:pPr>
       <w:r>
         <w:rPr>
           <w:rFonts w:cs="Times New Roman"/>
+          <w:color w:val="000000" w:themeColor="text1"/>
+          <w:sz w:val="24"/>
+          <w:szCs w:val="24"/>
         </w:rPr>
       </w:r>
       <w:r>
         <w:rPr>
           <w:rFonts w:cs="Times New Roman"/>
+          <w:color w:val="000000" w:themeColor="text1"/>
+          <w:sz w:val="24"/>
+          <w:szCs w:val="24"/>
         </w:rPr>
       </w:r>
       <w:r>
         <w:rPr>
           <w:rFonts w:cs="Times New Roman"/>
+          <w:color w:val="000000" w:themeColor="text1"/>
+          <w:sz w:val="24"/>
+          <w:szCs w:val="24"/>
         </w:rPr>
       </w:r>
     </w:p>
@@ -1698,52 +2126,106 @@
       <w:pPr>
         <w:pStyle w:val="941"/>
         <w:pBdr/>
-        <w:spacing/>
+        <w:spacing w:after="28" w:afterAutospacing="0" w:before="0" w:beforeAutospacing="0" w:line="240" w:lineRule="auto"/>
         <w:ind/>
         <w:jc w:val="center"/>
-        <w:rPr/>
+        <w:rPr>
+          <w:color w:val="000000" w:themeColor="text1"/>
+          <w:sz w:val="24"/>
+          <w:szCs w:val="24"/>
+        </w:rPr>
       </w:pPr>
       <w:r>
+        <w:rPr>
+          <w:color w:val="000000" w:themeColor="text1"/>
+          <w:sz w:val="24"/>
+          <w:szCs w:val="24"/>
+        </w:rPr>
         <w:t xml:space="preserve">Recebido em</w:t>
       </w:r>
       <w:r>
+        <w:rPr>
+          <w:color w:val="000000" w:themeColor="text1"/>
+          <w:sz w:val="24"/>
+          <w:szCs w:val="24"/>
+        </w:rPr>
         <w:t xml:space="preserve">: {</w:t>
       </w:r>
       <w:r>
+        <w:rPr>
+          <w:color w:val="000000" w:themeColor="text1"/>
+          <w:sz w:val="24"/>
+          <w:szCs w:val="24"/>
+        </w:rPr>
         <w:t xml:space="preserve">Data_reconsideracao</w:t>
       </w:r>
       <w:r>
-        <w:t xml:space="preserve">}</w:t>
-      </w:r>
-      <w:r/>
-    </w:p>
-    <w:p>
-      <w:pPr>
-        <w:pStyle w:val="941"/>
-        <w:pBdr/>
-        <w:spacing/>
-        <w:ind/>
-        <w:jc w:val="center"/>
-        <w:rPr/>
-      </w:pPr>
-      <w:r/>
-      <w:r/>
-    </w:p>
-    <w:p>
-      <w:pPr>
-        <w:pBdr/>
-        <w:spacing/>
-        <w:ind/>
-        <w:jc w:val="center"/>
         <w:rPr>
+          <w:color w:val="000000" w:themeColor="text1"/>
           <w:sz w:val="24"/>
           <w:szCs w:val="24"/>
         </w:rPr>
-      </w:pPr>
-      <w:r/>
+        <w:t xml:space="preserve">}</w:t>
+      </w:r>
+      <w:r>
+        <w:rPr>
+          <w:color w:val="000000" w:themeColor="text1"/>
+          <w:sz w:val="24"/>
+          <w:szCs w:val="24"/>
+        </w:rPr>
+      </w:r>
+    </w:p>
+    <w:p>
+      <w:pPr>
+        <w:pStyle w:val="941"/>
+        <w:pBdr/>
+        <w:spacing w:after="28" w:afterAutospacing="0" w:before="0" w:beforeAutospacing="0" w:line="240" w:lineRule="auto"/>
+        <w:ind/>
+        <w:jc w:val="center"/>
+        <w:rPr>
+          <w:color w:val="000000" w:themeColor="text1"/>
+          <w:sz w:val="24"/>
+          <w:szCs w:val="24"/>
+        </w:rPr>
+      </w:pPr>
+      <w:r>
+        <w:rPr>
+          <w:color w:val="000000" w:themeColor="text1"/>
+          <w:sz w:val="24"/>
+          <w:szCs w:val="24"/>
+        </w:rPr>
+      </w:r>
+      <w:r>
+        <w:rPr>
+          <w:color w:val="000000" w:themeColor="text1"/>
+          <w:sz w:val="24"/>
+          <w:szCs w:val="24"/>
+        </w:rPr>
+      </w:r>
+    </w:p>
+    <w:p>
+      <w:pPr>
+        <w:pBdr/>
+        <w:spacing w:after="28" w:afterAutospacing="0" w:before="0" w:beforeAutospacing="0" w:line="240" w:lineRule="auto"/>
+        <w:ind/>
+        <w:jc w:val="center"/>
+        <w:rPr>
+          <w:color w:val="000000" w:themeColor="text1"/>
+          <w:sz w:val="24"/>
+          <w:szCs w:val="24"/>
+        </w:rPr>
+      </w:pPr>
+      <w:r>
+        <w:rPr>
+          <w:color w:val="000000" w:themeColor="text1"/>
+          <w:sz w:val="24"/>
+          <w:szCs w:val="24"/>
+        </w:rPr>
+      </w:r>
       <w:bookmarkStart w:id="2" w:name="_Hlk207712332"/>
       <w:r>
         <w:rPr>
+          <w:color w:val="000000" w:themeColor="text1"/>
           <w:sz w:val="24"/>
           <w:szCs w:val="24"/>
         </w:rPr>
@@ -1752,12 +2234,14 @@
       <w:bookmarkEnd w:id="2"/>
       <w:r>
         <w:rPr>
+          <w:color w:val="000000" w:themeColor="text1"/>
           <w:sz w:val="24"/>
           <w:szCs w:val="24"/>
         </w:rPr>
       </w:r>
       <w:r>
         <w:rPr>
+          <w:color w:val="000000" w:themeColor="text1"/>
           <w:sz w:val="24"/>
           <w:szCs w:val="24"/>
         </w:rPr>
@@ -1767,38 +2251,67 @@
       <w:pPr>
         <w:pStyle w:val="941"/>
         <w:pBdr/>
-        <w:spacing/>
+        <w:spacing w:after="28" w:afterAutospacing="0" w:before="0" w:beforeAutospacing="0" w:line="240" w:lineRule="auto"/>
         <w:ind/>
         <w:jc w:val="center"/>
-        <w:rPr/>
+        <w:rPr>
+          <w:color w:val="000000" w:themeColor="text1"/>
+          <w:sz w:val="24"/>
+          <w:szCs w:val="24"/>
+        </w:rPr>
       </w:pPr>
       <w:r>
+        <w:rPr>
+          <w:color w:val="000000" w:themeColor="text1"/>
+          <w:sz w:val="24"/>
+          <w:szCs w:val="24"/>
+        </w:rPr>
         <w:t xml:space="preserve">______________________________________</w:t>
       </w:r>
-      <w:r/>
+      <w:r>
+        <w:rPr>
+          <w:color w:val="000000" w:themeColor="text1"/>
+          <w:sz w:val="24"/>
+          <w:szCs w:val="24"/>
+        </w:rPr>
+      </w:r>
     </w:p>
     <w:p>
       <w:pPr>
         <w:pStyle w:val="941"/>
         <w:pBdr/>
-        <w:spacing/>
+        <w:spacing w:after="28" w:afterAutospacing="0" w:before="0" w:beforeAutospacing="0" w:line="240" w:lineRule="auto"/>
         <w:ind/>
         <w:jc w:val="center"/>
         <w:rPr>
           <w:rFonts w:cs="Times New Roman"/>
+          <w:color w:val="000000" w:themeColor="text1"/>
+          <w:sz w:val="24"/>
+          <w:szCs w:val="24"/>
         </w:rPr>
       </w:pPr>
       <w:r>
+        <w:rPr>
+          <w:color w:val="000000" w:themeColor="text1"/>
+          <w:sz w:val="24"/>
+          <w:szCs w:val="24"/>
+        </w:rPr>
         <w:t xml:space="preserve">Assinatura e carimbo do oficial apurador</w:t>
       </w:r>
       <w:r>
         <w:rPr>
           <w:rFonts w:cs="Times New Roman"/>
+          <w:color w:val="000000" w:themeColor="text1"/>
+          <w:sz w:val="24"/>
+          <w:szCs w:val="24"/>
         </w:rPr>
       </w:r>
       <w:r>
         <w:rPr>
           <w:rFonts w:cs="Times New Roman"/>
+          <w:color w:val="000000" w:themeColor="text1"/>
+          <w:sz w:val="24"/>
+          <w:szCs w:val="24"/>
         </w:rPr>
       </w:r>
     </w:p>
